--- a/Year-3/Semester-1/Compilers/RGR1/Специфікація мови Krok — Степаненко Н.Ю., ТВ-43.docx
+++ b/Year-3/Semester-1/Compilers/RGR1/Специфікація мови Krok — Степаненко Н.Ю., ТВ-43.docx
@@ -759,7 +759,7 @@
       <w:r>
         <w:fldChar w:fldCharType="separate"/>
       </w:r>
-      <w:hyperlink w:anchor="_Toc240827713" w:history="1">
+      <w:hyperlink w:anchor="_Toc240835861" w:history="1">
         <w:r>
           <w:rPr>
             <w:rStyle w:val="Hyperlink"/>
@@ -786,7 +786,7 @@
             <w:noProof/>
             <w:webHidden/>
           </w:rPr>
-          <w:instrText xml:space="preserve"> PAGEREF _Toc240827713 \h </w:instrText>
+          <w:instrText xml:space="preserve"> PAGEREF _Toc240835861 \h </w:instrText>
         </w:r>
         <w:r>
           <w:rPr>
@@ -834,7 +834,7 @@
           <w14:ligatures w14:val="standardContextual"/>
         </w:rPr>
       </w:pPr>
-      <w:hyperlink w:anchor="_Toc240827714" w:history="1">
+      <w:hyperlink w:anchor="_Toc240835862" w:history="1">
         <w:r>
           <w:rPr>
             <w:rStyle w:val="Hyperlink"/>
@@ -861,7 +861,7 @@
             <w:noProof/>
             <w:webHidden/>
           </w:rPr>
-          <w:instrText xml:space="preserve"> PAGEREF _Toc240827714 \h </w:instrText>
+          <w:instrText xml:space="preserve"> PAGEREF _Toc240835862 \h </w:instrText>
         </w:r>
         <w:r>
           <w:rPr>
@@ -909,7 +909,7 @@
           <w14:ligatures w14:val="standardContextual"/>
         </w:rPr>
       </w:pPr>
-      <w:hyperlink w:anchor="_Toc240827715" w:history="1">
+      <w:hyperlink w:anchor="_Toc240835863" w:history="1">
         <w:r>
           <w:rPr>
             <w:rStyle w:val="Hyperlink"/>
@@ -936,7 +936,7 @@
             <w:noProof/>
             <w:webHidden/>
           </w:rPr>
-          <w:instrText xml:space="preserve"> PAGEREF _Toc240827715 \h </w:instrText>
+          <w:instrText xml:space="preserve"> PAGEREF _Toc240835863 \h </w:instrText>
         </w:r>
         <w:r>
           <w:rPr>
@@ -984,7 +984,7 @@
           <w14:ligatures w14:val="standardContextual"/>
         </w:rPr>
       </w:pPr>
-      <w:hyperlink w:anchor="_Toc240827716" w:history="1">
+      <w:hyperlink w:anchor="_Toc240835864" w:history="1">
         <w:r>
           <w:rPr>
             <w:rStyle w:val="Hyperlink"/>
@@ -1011,7 +1011,7 @@
             <w:noProof/>
             <w:webHidden/>
           </w:rPr>
-          <w:instrText xml:space="preserve"> PAGEREF _Toc240827716 \h </w:instrText>
+          <w:instrText xml:space="preserve"> PAGEREF _Toc240835864 \h </w:instrText>
         </w:r>
         <w:r>
           <w:rPr>
@@ -1059,7 +1059,7 @@
           <w14:ligatures w14:val="standardContextual"/>
         </w:rPr>
       </w:pPr>
-      <w:hyperlink w:anchor="_Toc240827717" w:history="1">
+      <w:hyperlink w:anchor="_Toc240835865" w:history="1">
         <w:r>
           <w:rPr>
             <w:rStyle w:val="Hyperlink"/>
@@ -1086,7 +1086,7 @@
             <w:noProof/>
             <w:webHidden/>
           </w:rPr>
-          <w:instrText xml:space="preserve"> PAGEREF _Toc240827717 \h </w:instrText>
+          <w:instrText xml:space="preserve"> PAGEREF _Toc240835865 \h </w:instrText>
         </w:r>
         <w:r>
           <w:rPr>
@@ -1134,7 +1134,7 @@
           <w14:ligatures w14:val="standardContextual"/>
         </w:rPr>
       </w:pPr>
-      <w:hyperlink w:anchor="_Toc240827718" w:history="1">
+      <w:hyperlink w:anchor="_Toc240835866" w:history="1">
         <w:r>
           <w:rPr>
             <w:rStyle w:val="Hyperlink"/>
@@ -1161,7 +1161,7 @@
             <w:noProof/>
             <w:webHidden/>
           </w:rPr>
-          <w:instrText xml:space="preserve"> PAGEREF _Toc240827718 \h </w:instrText>
+          <w:instrText xml:space="preserve"> PAGEREF _Toc240835866 \h </w:instrText>
         </w:r>
         <w:r>
           <w:rPr>
@@ -1209,7 +1209,7 @@
           <w14:ligatures w14:val="standardContextual"/>
         </w:rPr>
       </w:pPr>
-      <w:hyperlink w:anchor="_Toc240827719" w:history="1">
+      <w:hyperlink w:anchor="_Toc240835867" w:history="1">
         <w:r>
           <w:rPr>
             <w:rStyle w:val="Hyperlink"/>
@@ -1236,7 +1236,7 @@
             <w:noProof/>
             <w:webHidden/>
           </w:rPr>
-          <w:instrText xml:space="preserve"> PAGEREF _Toc240827719 \h </w:instrText>
+          <w:instrText xml:space="preserve"> PAGEREF _Toc240835867 \h </w:instrText>
         </w:r>
         <w:r>
           <w:rPr>
@@ -1284,7 +1284,7 @@
           <w14:ligatures w14:val="standardContextual"/>
         </w:rPr>
       </w:pPr>
-      <w:hyperlink w:anchor="_Toc240827720" w:history="1">
+      <w:hyperlink w:anchor="_Toc240835868" w:history="1">
         <w:r>
           <w:rPr>
             <w:rStyle w:val="Hyperlink"/>
@@ -1311,7 +1311,7 @@
             <w:noProof/>
             <w:webHidden/>
           </w:rPr>
-          <w:instrText xml:space="preserve"> PAGEREF _Toc240827720 \h </w:instrText>
+          <w:instrText xml:space="preserve"> PAGEREF _Toc240835868 \h </w:instrText>
         </w:r>
         <w:r>
           <w:rPr>
@@ -1359,7 +1359,7 @@
           <w14:ligatures w14:val="standardContextual"/>
         </w:rPr>
       </w:pPr>
-      <w:hyperlink w:anchor="_Toc240827721" w:history="1">
+      <w:hyperlink w:anchor="_Toc240835869" w:history="1">
         <w:r>
           <w:rPr>
             <w:rStyle w:val="Hyperlink"/>
@@ -1386,7 +1386,7 @@
             <w:noProof/>
             <w:webHidden/>
           </w:rPr>
-          <w:instrText xml:space="preserve"> PAGEREF _Toc240827721 \h </w:instrText>
+          <w:instrText xml:space="preserve"> PAGEREF _Toc240835869 \h </w:instrText>
         </w:r>
         <w:r>
           <w:rPr>
@@ -1419,7 +1419,7 @@
     </w:p>
     <w:p>
       <w:pPr>
-        <w:pStyle w:val="TOC2"/>
+        <w:pStyle w:val="TOC3"/>
         <w:tabs>
           <w:tab w:val="right" w:leader="dot" w:pos="9629"/>
         </w:tabs>
@@ -1434,13 +1434,13 @@
           <w14:ligatures w14:val="standardContextual"/>
         </w:rPr>
       </w:pPr>
-      <w:hyperlink w:anchor="_Toc240827722" w:history="1">
+      <w:hyperlink w:anchor="_Toc240835870" w:history="1">
         <w:r>
           <w:rPr>
             <w:rStyle w:val="Hyperlink"/>
             <w:noProof/>
           </w:rPr>
-          <w:t>1.6 Відповідність вимогам завдання</w:t>
+          <w:t>1.5.4 Представлення семантики</w:t>
         </w:r>
         <w:r>
           <w:rPr>
@@ -1461,7 +1461,7 @@
             <w:noProof/>
             <w:webHidden/>
           </w:rPr>
-          <w:instrText xml:space="preserve"> PAGEREF _Toc240827722 \h </w:instrText>
+          <w:instrText xml:space="preserve"> PAGEREF _Toc240835870 \h </w:instrText>
         </w:r>
         <w:r>
           <w:rPr>
@@ -1481,7 +1481,7 @@
             <w:noProof/>
             <w:webHidden/>
           </w:rPr>
-          <w:t>10</w:t>
+          <w:t>11</w:t>
         </w:r>
         <w:r>
           <w:rPr>
@@ -1494,7 +1494,7 @@
     </w:p>
     <w:p>
       <w:pPr>
-        <w:pStyle w:val="TOC1"/>
+        <w:pStyle w:val="TOC2"/>
         <w:tabs>
           <w:tab w:val="right" w:leader="dot" w:pos="9629"/>
         </w:tabs>
@@ -1509,13 +1509,13 @@
           <w14:ligatures w14:val="standardContextual"/>
         </w:rPr>
       </w:pPr>
-      <w:hyperlink w:anchor="_Toc240827723" w:history="1">
+      <w:hyperlink w:anchor="_Toc240835871" w:history="1">
         <w:r>
           <w:rPr>
             <w:rStyle w:val="Hyperlink"/>
             <w:noProof/>
           </w:rPr>
-          <w:t>2 Лексична структура</w:t>
+          <w:t>1.6 Відповідність вимогам завдання</w:t>
         </w:r>
         <w:r>
           <w:rPr>
@@ -1536,7 +1536,7 @@
             <w:noProof/>
             <w:webHidden/>
           </w:rPr>
-          <w:instrText xml:space="preserve"> PAGEREF _Toc240827723 \h </w:instrText>
+          <w:instrText xml:space="preserve"> PAGEREF _Toc240835871 \h </w:instrText>
         </w:r>
         <w:r>
           <w:rPr>
@@ -1556,7 +1556,7 @@
             <w:noProof/>
             <w:webHidden/>
           </w:rPr>
-          <w:t>12</w:t>
+          <w:t>11</w:t>
         </w:r>
         <w:r>
           <w:rPr>
@@ -1569,7 +1569,7 @@
     </w:p>
     <w:p>
       <w:pPr>
-        <w:pStyle w:val="TOC2"/>
+        <w:pStyle w:val="TOC1"/>
         <w:tabs>
           <w:tab w:val="right" w:leader="dot" w:pos="9629"/>
         </w:tabs>
@@ -1584,13 +1584,13 @@
           <w14:ligatures w14:val="standardContextual"/>
         </w:rPr>
       </w:pPr>
-      <w:hyperlink w:anchor="_Toc240827724" w:history="1">
+      <w:hyperlink w:anchor="_Toc240835872" w:history="1">
         <w:r>
           <w:rPr>
             <w:rStyle w:val="Hyperlink"/>
             <w:noProof/>
           </w:rPr>
-          <w:t>2.1 Алфавіт</w:t>
+          <w:t>2 Лексична структура</w:t>
         </w:r>
         <w:r>
           <w:rPr>
@@ -1611,7 +1611,7 @@
             <w:noProof/>
             <w:webHidden/>
           </w:rPr>
-          <w:instrText xml:space="preserve"> PAGEREF _Toc240827724 \h </w:instrText>
+          <w:instrText xml:space="preserve"> PAGEREF _Toc240835872 \h </w:instrText>
         </w:r>
         <w:r>
           <w:rPr>
@@ -1631,7 +1631,7 @@
             <w:noProof/>
             <w:webHidden/>
           </w:rPr>
-          <w:t>12</w:t>
+          <w:t>13</w:t>
         </w:r>
         <w:r>
           <w:rPr>
@@ -1659,13 +1659,13 @@
           <w14:ligatures w14:val="standardContextual"/>
         </w:rPr>
       </w:pPr>
-      <w:hyperlink w:anchor="_Toc240827725" w:history="1">
+      <w:hyperlink w:anchor="_Toc240835873" w:history="1">
         <w:r>
           <w:rPr>
             <w:rStyle w:val="Hyperlink"/>
             <w:noProof/>
           </w:rPr>
-          <w:t>2.2 Роздільники рядків та пробільні символи</w:t>
+          <w:t>2.1 Алфавіт</w:t>
         </w:r>
         <w:r>
           <w:rPr>
@@ -1686,7 +1686,7 @@
             <w:noProof/>
             <w:webHidden/>
           </w:rPr>
-          <w:instrText xml:space="preserve"> PAGEREF _Toc240827725 \h </w:instrText>
+          <w:instrText xml:space="preserve"> PAGEREF _Toc240835873 \h </w:instrText>
         </w:r>
         <w:r>
           <w:rPr>
@@ -1706,7 +1706,7 @@
             <w:noProof/>
             <w:webHidden/>
           </w:rPr>
-          <w:t>18</w:t>
+          <w:t>13</w:t>
         </w:r>
         <w:r>
           <w:rPr>
@@ -1734,13 +1734,13 @@
           <w14:ligatures w14:val="standardContextual"/>
         </w:rPr>
       </w:pPr>
-      <w:hyperlink w:anchor="_Toc240827726" w:history="1">
+      <w:hyperlink w:anchor="_Toc240835874" w:history="1">
         <w:r>
           <w:rPr>
             <w:rStyle w:val="Hyperlink"/>
             <w:noProof/>
           </w:rPr>
-          <w:t>2.3 Коментарі</w:t>
+          <w:t>2.2 Роздільники рядків та пробільні символи</w:t>
         </w:r>
         <w:r>
           <w:rPr>
@@ -1761,7 +1761,7 @@
             <w:noProof/>
             <w:webHidden/>
           </w:rPr>
-          <w:instrText xml:space="preserve"> PAGEREF _Toc240827726 \h </w:instrText>
+          <w:instrText xml:space="preserve"> PAGEREF _Toc240835874 \h </w:instrText>
         </w:r>
         <w:r>
           <w:rPr>
@@ -1781,7 +1781,7 @@
             <w:noProof/>
             <w:webHidden/>
           </w:rPr>
-          <w:t>18</w:t>
+          <w:t>19</w:t>
         </w:r>
         <w:r>
           <w:rPr>
@@ -1809,13 +1809,13 @@
           <w14:ligatures w14:val="standardContextual"/>
         </w:rPr>
       </w:pPr>
-      <w:hyperlink w:anchor="_Toc240827727" w:history="1">
+      <w:hyperlink w:anchor="_Toc240835875" w:history="1">
         <w:r>
           <w:rPr>
             <w:rStyle w:val="Hyperlink"/>
             <w:noProof/>
           </w:rPr>
-          <w:t>2.4 Лексеми і токени</w:t>
+          <w:t>2.3 Коментарі</w:t>
         </w:r>
         <w:r>
           <w:rPr>
@@ -1836,7 +1836,7 @@
             <w:noProof/>
             <w:webHidden/>
           </w:rPr>
-          <w:instrText xml:space="preserve"> PAGEREF _Toc240827727 \h </w:instrText>
+          <w:instrText xml:space="preserve"> PAGEREF _Toc240835875 \h </w:instrText>
         </w:r>
         <w:r>
           <w:rPr>
@@ -1884,13 +1884,13 @@
           <w14:ligatures w14:val="standardContextual"/>
         </w:rPr>
       </w:pPr>
-      <w:hyperlink w:anchor="_Toc240827728" w:history="1">
+      <w:hyperlink w:anchor="_Toc240835876" w:history="1">
         <w:r>
           <w:rPr>
             <w:rStyle w:val="Hyperlink"/>
             <w:noProof/>
           </w:rPr>
-          <w:t>2.5 Ідентифікатори</w:t>
+          <w:t>2.4 Лексеми і токени</w:t>
         </w:r>
         <w:r>
           <w:rPr>
@@ -1911,7 +1911,7 @@
             <w:noProof/>
             <w:webHidden/>
           </w:rPr>
-          <w:instrText xml:space="preserve"> PAGEREF _Toc240827728 \h </w:instrText>
+          <w:instrText xml:space="preserve"> PAGEREF _Toc240835876 \h </w:instrText>
         </w:r>
         <w:r>
           <w:rPr>
@@ -1959,13 +1959,13 @@
           <w14:ligatures w14:val="standardContextual"/>
         </w:rPr>
       </w:pPr>
-      <w:hyperlink w:anchor="_Toc240827729" w:history="1">
+      <w:hyperlink w:anchor="_Toc240835877" w:history="1">
         <w:r>
           <w:rPr>
             <w:rStyle w:val="Hyperlink"/>
             <w:noProof/>
           </w:rPr>
-          <w:t>2.6 Ключові слова</w:t>
+          <w:t>2.5 Ідентифікатори</w:t>
         </w:r>
         <w:r>
           <w:rPr>
@@ -1986,7 +1986,7 @@
             <w:noProof/>
             <w:webHidden/>
           </w:rPr>
-          <w:instrText xml:space="preserve"> PAGEREF _Toc240827729 \h </w:instrText>
+          <w:instrText xml:space="preserve"> PAGEREF _Toc240835877 \h </w:instrText>
         </w:r>
         <w:r>
           <w:rPr>
@@ -2034,13 +2034,13 @@
           <w14:ligatures w14:val="standardContextual"/>
         </w:rPr>
       </w:pPr>
-      <w:hyperlink w:anchor="_Toc240827730" w:history="1">
+      <w:hyperlink w:anchor="_Toc240835878" w:history="1">
         <w:r>
           <w:rPr>
             <w:rStyle w:val="Hyperlink"/>
             <w:noProof/>
           </w:rPr>
-          <w:t>2.7 Літерали</w:t>
+          <w:t>2.6 Ключові слова</w:t>
         </w:r>
         <w:r>
           <w:rPr>
@@ -2061,7 +2061,7 @@
             <w:noProof/>
             <w:webHidden/>
           </w:rPr>
-          <w:instrText xml:space="preserve"> PAGEREF _Toc240827730 \h </w:instrText>
+          <w:instrText xml:space="preserve"> PAGEREF _Toc240835878 \h </w:instrText>
         </w:r>
         <w:r>
           <w:rPr>
@@ -2094,7 +2094,7 @@
     </w:p>
     <w:p>
       <w:pPr>
-        <w:pStyle w:val="TOC3"/>
+        <w:pStyle w:val="TOC2"/>
         <w:tabs>
           <w:tab w:val="right" w:leader="dot" w:pos="9629"/>
         </w:tabs>
@@ -2109,13 +2109,13 @@
           <w14:ligatures w14:val="standardContextual"/>
         </w:rPr>
       </w:pPr>
-      <w:hyperlink w:anchor="_Toc240827731" w:history="1">
+      <w:hyperlink w:anchor="_Toc240835879" w:history="1">
         <w:r>
           <w:rPr>
             <w:rStyle w:val="Hyperlink"/>
             <w:noProof/>
           </w:rPr>
-          <w:t>2.7.1 Цілі літерали</w:t>
+          <w:t>2.7 Літерали</w:t>
         </w:r>
         <w:r>
           <w:rPr>
@@ -2136,7 +2136,7 @@
             <w:noProof/>
             <w:webHidden/>
           </w:rPr>
-          <w:instrText xml:space="preserve"> PAGEREF _Toc240827731 \h </w:instrText>
+          <w:instrText xml:space="preserve"> PAGEREF _Toc240835879 \h </w:instrText>
         </w:r>
         <w:r>
           <w:rPr>
@@ -2184,13 +2184,13 @@
           <w14:ligatures w14:val="standardContextual"/>
         </w:rPr>
       </w:pPr>
-      <w:hyperlink w:anchor="_Toc240827732" w:history="1">
+      <w:hyperlink w:anchor="_Toc240835880" w:history="1">
         <w:r>
           <w:rPr>
             <w:rStyle w:val="Hyperlink"/>
             <w:noProof/>
           </w:rPr>
-          <w:t>2.7.2 Дійсні літерали</w:t>
+          <w:t>2.7.1 Цілі літерали</w:t>
         </w:r>
         <w:r>
           <w:rPr>
@@ -2211,7 +2211,7 @@
             <w:noProof/>
             <w:webHidden/>
           </w:rPr>
-          <w:instrText xml:space="preserve"> PAGEREF _Toc240827732 \h </w:instrText>
+          <w:instrText xml:space="preserve"> PAGEREF _Toc240835880 \h </w:instrText>
         </w:r>
         <w:r>
           <w:rPr>
@@ -2231,7 +2231,7 @@
             <w:noProof/>
             <w:webHidden/>
           </w:rPr>
-          <w:t>23</w:t>
+          <w:t>24</w:t>
         </w:r>
         <w:r>
           <w:rPr>
@@ -2259,13 +2259,13 @@
           <w14:ligatures w14:val="standardContextual"/>
         </w:rPr>
       </w:pPr>
-      <w:hyperlink w:anchor="_Toc240827733" w:history="1">
+      <w:hyperlink w:anchor="_Toc240835881" w:history="1">
         <w:r>
           <w:rPr>
             <w:rStyle w:val="Hyperlink"/>
             <w:noProof/>
           </w:rPr>
-          <w:t>2.7.3 Рядкові літерали</w:t>
+          <w:t>2.7.2 Дійсні літерали</w:t>
         </w:r>
         <w:r>
           <w:rPr>
@@ -2286,7 +2286,7 @@
             <w:noProof/>
             <w:webHidden/>
           </w:rPr>
-          <w:instrText xml:space="preserve"> PAGEREF _Toc240827733 \h </w:instrText>
+          <w:instrText xml:space="preserve"> PAGEREF _Toc240835881 \h </w:instrText>
         </w:r>
         <w:r>
           <w:rPr>
@@ -2334,13 +2334,13 @@
           <w14:ligatures w14:val="standardContextual"/>
         </w:rPr>
       </w:pPr>
-      <w:hyperlink w:anchor="_Toc240827734" w:history="1">
+      <w:hyperlink w:anchor="_Toc240835882" w:history="1">
         <w:r>
           <w:rPr>
             <w:rStyle w:val="Hyperlink"/>
             <w:noProof/>
           </w:rPr>
-          <w:t>2.7.4 Логічні літерали</w:t>
+          <w:t>2.7.3 Рядкові літерали</w:t>
         </w:r>
         <w:r>
           <w:rPr>
@@ -2361,7 +2361,7 @@
             <w:noProof/>
             <w:webHidden/>
           </w:rPr>
-          <w:instrText xml:space="preserve"> PAGEREF _Toc240827734 \h </w:instrText>
+          <w:instrText xml:space="preserve"> PAGEREF _Toc240835882 \h </w:instrText>
         </w:r>
         <w:r>
           <w:rPr>
@@ -2394,7 +2394,7 @@
     </w:p>
     <w:p>
       <w:pPr>
-        <w:pStyle w:val="TOC2"/>
+        <w:pStyle w:val="TOC3"/>
         <w:tabs>
           <w:tab w:val="right" w:leader="dot" w:pos="9629"/>
         </w:tabs>
@@ -2409,13 +2409,13 @@
           <w14:ligatures w14:val="standardContextual"/>
         </w:rPr>
       </w:pPr>
-      <w:hyperlink w:anchor="_Toc240827735" w:history="1">
+      <w:hyperlink w:anchor="_Toc240835883" w:history="1">
         <w:r>
           <w:rPr>
             <w:rStyle w:val="Hyperlink"/>
             <w:noProof/>
           </w:rPr>
-          <w:t>2.8 Оператори та роздільники</w:t>
+          <w:t>2.7.4 Логічні літерали</w:t>
         </w:r>
         <w:r>
           <w:rPr>
@@ -2436,7 +2436,7 @@
             <w:noProof/>
             <w:webHidden/>
           </w:rPr>
-          <w:instrText xml:space="preserve"> PAGEREF _Toc240827735 \h </w:instrText>
+          <w:instrText xml:space="preserve"> PAGEREF _Toc240835883 \h </w:instrText>
         </w:r>
         <w:r>
           <w:rPr>
@@ -2484,13 +2484,13 @@
           <w14:ligatures w14:val="standardContextual"/>
         </w:rPr>
       </w:pPr>
-      <w:hyperlink w:anchor="_Toc240827736" w:history="1">
+      <w:hyperlink w:anchor="_Toc240835884" w:history="1">
         <w:r>
           <w:rPr>
             <w:rStyle w:val="Hyperlink"/>
             <w:noProof/>
           </w:rPr>
-          <w:t>2.9 Автоматична вставка крапки з комою</w:t>
+          <w:t>2.8 Оператори та роздільники</w:t>
         </w:r>
         <w:r>
           <w:rPr>
@@ -2511,7 +2511,7 @@
             <w:noProof/>
             <w:webHidden/>
           </w:rPr>
-          <w:instrText xml:space="preserve"> PAGEREF _Toc240827736 \h </w:instrText>
+          <w:instrText xml:space="preserve"> PAGEREF _Toc240835884 \h </w:instrText>
         </w:r>
         <w:r>
           <w:rPr>
@@ -2531,7 +2531,7 @@
             <w:noProof/>
             <w:webHidden/>
           </w:rPr>
-          <w:t>29</w:t>
+          <w:t>27</w:t>
         </w:r>
         <w:r>
           <w:rPr>
@@ -2559,13 +2559,13 @@
           <w14:ligatures w14:val="standardContextual"/>
         </w:rPr>
       </w:pPr>
-      <w:hyperlink w:anchor="_Toc240827737" w:history="1">
+      <w:hyperlink w:anchor="_Toc240835885" w:history="1">
         <w:r>
           <w:rPr>
             <w:rStyle w:val="Hyperlink"/>
             <w:noProof/>
           </w:rPr>
-          <w:t>2.10 Таблиця токенів</w:t>
+          <w:t>2.9 Автоматична вставка крапки з комою</w:t>
         </w:r>
         <w:r>
           <w:rPr>
@@ -2586,7 +2586,7 @@
             <w:noProof/>
             <w:webHidden/>
           </w:rPr>
-          <w:instrText xml:space="preserve"> PAGEREF _Toc240827737 \h </w:instrText>
+          <w:instrText xml:space="preserve"> PAGEREF _Toc240835885 \h </w:instrText>
         </w:r>
         <w:r>
           <w:rPr>
@@ -2619,7 +2619,7 @@
     </w:p>
     <w:p>
       <w:pPr>
-        <w:pStyle w:val="TOC1"/>
+        <w:pStyle w:val="TOC2"/>
         <w:tabs>
           <w:tab w:val="right" w:leader="dot" w:pos="9629"/>
         </w:tabs>
@@ -2634,13 +2634,13 @@
           <w14:ligatures w14:val="standardContextual"/>
         </w:rPr>
       </w:pPr>
-      <w:hyperlink w:anchor="_Toc240827738" w:history="1">
+      <w:hyperlink w:anchor="_Toc240835886" w:history="1">
         <w:r>
           <w:rPr>
             <w:rStyle w:val="Hyperlink"/>
             <w:noProof/>
           </w:rPr>
-          <w:t>3 Типи даних і змінні</w:t>
+          <w:t>2.10 Таблиця токенів</w:t>
         </w:r>
         <w:r>
           <w:rPr>
@@ -2661,7 +2661,7 @@
             <w:noProof/>
             <w:webHidden/>
           </w:rPr>
-          <w:instrText xml:space="preserve"> PAGEREF _Toc240827738 \h </w:instrText>
+          <w:instrText xml:space="preserve"> PAGEREF _Toc240835886 \h </w:instrText>
         </w:r>
         <w:r>
           <w:rPr>
@@ -2681,7 +2681,7 @@
             <w:noProof/>
             <w:webHidden/>
           </w:rPr>
-          <w:t>32</w:t>
+          <w:t>31</w:t>
         </w:r>
         <w:r>
           <w:rPr>
@@ -2694,7 +2694,7 @@
     </w:p>
     <w:p>
       <w:pPr>
-        <w:pStyle w:val="TOC2"/>
+        <w:pStyle w:val="TOC1"/>
         <w:tabs>
           <w:tab w:val="right" w:leader="dot" w:pos="9629"/>
         </w:tabs>
@@ -2709,13 +2709,13 @@
           <w14:ligatures w14:val="standardContextual"/>
         </w:rPr>
       </w:pPr>
-      <w:hyperlink w:anchor="_Toc240827739" w:history="1">
+      <w:hyperlink w:anchor="_Toc240835887" w:history="1">
         <w:r>
           <w:rPr>
             <w:rStyle w:val="Hyperlink"/>
             <w:noProof/>
           </w:rPr>
-          <w:t>3.1 Значення, змінні та категорії змінних</w:t>
+          <w:t>3 Типи даних і змінні</w:t>
         </w:r>
         <w:r>
           <w:rPr>
@@ -2736,7 +2736,7 @@
             <w:noProof/>
             <w:webHidden/>
           </w:rPr>
-          <w:instrText xml:space="preserve"> PAGEREF _Toc240827739 \h </w:instrText>
+          <w:instrText xml:space="preserve"> PAGEREF _Toc240835887 \h </w:instrText>
         </w:r>
         <w:r>
           <w:rPr>
@@ -2756,7 +2756,7 @@
             <w:noProof/>
             <w:webHidden/>
           </w:rPr>
-          <w:t>32</w:t>
+          <w:t>33</w:t>
         </w:r>
         <w:r>
           <w:rPr>
@@ -2784,13 +2784,13 @@
           <w14:ligatures w14:val="standardContextual"/>
         </w:rPr>
       </w:pPr>
-      <w:hyperlink w:anchor="_Toc240827740" w:history="1">
+      <w:hyperlink w:anchor="_Toc240835888" w:history="1">
         <w:r>
           <w:rPr>
             <w:rStyle w:val="Hyperlink"/>
             <w:noProof/>
           </w:rPr>
-          <w:t>3.2 Класифікація типів</w:t>
+          <w:t>3.1 Значення, змінні та категорії змінних</w:t>
         </w:r>
         <w:r>
           <w:rPr>
@@ -2811,7 +2811,7 @@
             <w:noProof/>
             <w:webHidden/>
           </w:rPr>
-          <w:instrText xml:space="preserve"> PAGEREF _Toc240827740 \h </w:instrText>
+          <w:instrText xml:space="preserve"> PAGEREF _Toc240835888 \h </w:instrText>
         </w:r>
         <w:r>
           <w:rPr>
@@ -2859,13 +2859,13 @@
           <w14:ligatures w14:val="standardContextual"/>
         </w:rPr>
       </w:pPr>
-      <w:hyperlink w:anchor="_Toc240827741" w:history="1">
+      <w:hyperlink w:anchor="_Toc240835889" w:history="1">
         <w:r>
           <w:rPr>
             <w:rStyle w:val="Hyperlink"/>
             <w:noProof/>
           </w:rPr>
-          <w:t>3.3 Користувацькі скалярні типи</w:t>
+          <w:t>3.2 Класифікація типів</w:t>
         </w:r>
         <w:r>
           <w:rPr>
@@ -2886,7 +2886,7 @@
             <w:noProof/>
             <w:webHidden/>
           </w:rPr>
-          <w:instrText xml:space="preserve"> PAGEREF _Toc240827741 \h </w:instrText>
+          <w:instrText xml:space="preserve"> PAGEREF _Toc240835889 \h </w:instrText>
         </w:r>
         <w:r>
           <w:rPr>
@@ -2934,13 +2934,13 @@
           <w14:ligatures w14:val="standardContextual"/>
         </w:rPr>
       </w:pPr>
-      <w:hyperlink w:anchor="_Toc240827742" w:history="1">
+      <w:hyperlink w:anchor="_Toc240835890" w:history="1">
         <w:r>
           <w:rPr>
             <w:rStyle w:val="Hyperlink"/>
             <w:noProof/>
           </w:rPr>
-          <w:t>3.4 Сконструйовані типи</w:t>
+          <w:t>3.3 Користувацькі скалярні типи</w:t>
         </w:r>
         <w:r>
           <w:rPr>
@@ -2961,7 +2961,7 @@
             <w:noProof/>
             <w:webHidden/>
           </w:rPr>
-          <w:instrText xml:space="preserve"> PAGEREF _Toc240827742 \h </w:instrText>
+          <w:instrText xml:space="preserve"> PAGEREF _Toc240835890 \h </w:instrText>
         </w:r>
         <w:r>
           <w:rPr>
@@ -2981,7 +2981,7 @@
             <w:noProof/>
             <w:webHidden/>
           </w:rPr>
-          <w:t>34</w:t>
+          <w:t>35</w:t>
         </w:r>
         <w:r>
           <w:rPr>
@@ -2994,7 +2994,7 @@
     </w:p>
     <w:p>
       <w:pPr>
-        <w:pStyle w:val="TOC3"/>
+        <w:pStyle w:val="TOC2"/>
         <w:tabs>
           <w:tab w:val="right" w:leader="dot" w:pos="9629"/>
         </w:tabs>
@@ -3009,13 +3009,13 @@
           <w14:ligatures w14:val="standardContextual"/>
         </w:rPr>
       </w:pPr>
-      <w:hyperlink w:anchor="_Toc240827743" w:history="1">
+      <w:hyperlink w:anchor="_Toc240835891" w:history="1">
         <w:r>
           <w:rPr>
             <w:rStyle w:val="Hyperlink"/>
             <w:noProof/>
           </w:rPr>
-          <w:t>3.4.1 Масиви</w:t>
+          <w:t>3.4 Сконструйовані типи</w:t>
         </w:r>
         <w:r>
           <w:rPr>
@@ -3036,7 +3036,7 @@
             <w:noProof/>
             <w:webHidden/>
           </w:rPr>
-          <w:instrText xml:space="preserve"> PAGEREF _Toc240827743 \h </w:instrText>
+          <w:instrText xml:space="preserve"> PAGEREF _Toc240835891 \h </w:instrText>
         </w:r>
         <w:r>
           <w:rPr>
@@ -3084,13 +3084,13 @@
           <w14:ligatures w14:val="standardContextual"/>
         </w:rPr>
       </w:pPr>
-      <w:hyperlink w:anchor="_Toc240827744" w:history="1">
+      <w:hyperlink w:anchor="_Toc240835892" w:history="1">
         <w:r>
           <w:rPr>
             <w:rStyle w:val="Hyperlink"/>
             <w:noProof/>
           </w:rPr>
-          <w:t>3.4.2 Структури</w:t>
+          <w:t>3.4.1 Масиви</w:t>
         </w:r>
         <w:r>
           <w:rPr>
@@ -3111,7 +3111,7 @@
             <w:noProof/>
             <w:webHidden/>
           </w:rPr>
-          <w:instrText xml:space="preserve"> PAGEREF _Toc240827744 \h </w:instrText>
+          <w:instrText xml:space="preserve"> PAGEREF _Toc240835892 \h </w:instrText>
         </w:r>
         <w:r>
           <w:rPr>
@@ -3159,13 +3159,13 @@
           <w14:ligatures w14:val="standardContextual"/>
         </w:rPr>
       </w:pPr>
-      <w:hyperlink w:anchor="_Toc240827745" w:history="1">
+      <w:hyperlink w:anchor="_Toc240835893" w:history="1">
         <w:r>
           <w:rPr>
             <w:rStyle w:val="Hyperlink"/>
             <w:noProof/>
           </w:rPr>
-          <w:t>3.4.3 Параметри-вказівники</w:t>
+          <w:t>3.4.2 Структури</w:t>
         </w:r>
         <w:r>
           <w:rPr>
@@ -3186,7 +3186,7 @@
             <w:noProof/>
             <w:webHidden/>
           </w:rPr>
-          <w:instrText xml:space="preserve"> PAGEREF _Toc240827745 \h </w:instrText>
+          <w:instrText xml:space="preserve"> PAGEREF _Toc240835893 \h </w:instrText>
         </w:r>
         <w:r>
           <w:rPr>
@@ -3219,7 +3219,7 @@
     </w:p>
     <w:p>
       <w:pPr>
-        <w:pStyle w:val="TOC2"/>
+        <w:pStyle w:val="TOC3"/>
         <w:tabs>
           <w:tab w:val="right" w:leader="dot" w:pos="9629"/>
         </w:tabs>
@@ -3234,13 +3234,13 @@
           <w14:ligatures w14:val="standardContextual"/>
         </w:rPr>
       </w:pPr>
-      <w:hyperlink w:anchor="_Toc240827746" w:history="1">
+      <w:hyperlink w:anchor="_Toc240835894" w:history="1">
         <w:r>
           <w:rPr>
             <w:rStyle w:val="Hyperlink"/>
             <w:noProof/>
           </w:rPr>
-          <w:t>3.5 Еквівалентність та сумісність типів</w:t>
+          <w:t>3.4.3 Параметри-вказівники</w:t>
         </w:r>
         <w:r>
           <w:rPr>
@@ -3261,7 +3261,7 @@
             <w:noProof/>
             <w:webHidden/>
           </w:rPr>
-          <w:instrText xml:space="preserve"> PAGEREF _Toc240827746 \h </w:instrText>
+          <w:instrText xml:space="preserve"> PAGEREF _Toc240835894 \h </w:instrText>
         </w:r>
         <w:r>
           <w:rPr>
@@ -3281,7 +3281,7 @@
             <w:noProof/>
             <w:webHidden/>
           </w:rPr>
-          <w:t>37</w:t>
+          <w:t>38</w:t>
         </w:r>
         <w:r>
           <w:rPr>
@@ -3309,13 +3309,13 @@
           <w14:ligatures w14:val="standardContextual"/>
         </w:rPr>
       </w:pPr>
-      <w:hyperlink w:anchor="_Toc240827747" w:history="1">
+      <w:hyperlink w:anchor="_Toc240835895" w:history="1">
         <w:r>
           <w:rPr>
             <w:rStyle w:val="Hyperlink"/>
             <w:noProof/>
           </w:rPr>
-          <w:t>3.6 Приведення типів</w:t>
+          <w:t>3.5 Еквівалентність та сумісність типів</w:t>
         </w:r>
         <w:r>
           <w:rPr>
@@ -3336,7 +3336,7 @@
             <w:noProof/>
             <w:webHidden/>
           </w:rPr>
-          <w:instrText xml:space="preserve"> PAGEREF _Toc240827747 \h </w:instrText>
+          <w:instrText xml:space="preserve"> PAGEREF _Toc240835895 \h </w:instrText>
         </w:r>
         <w:r>
           <w:rPr>
@@ -3369,7 +3369,7 @@
     </w:p>
     <w:p>
       <w:pPr>
-        <w:pStyle w:val="TOC3"/>
+        <w:pStyle w:val="TOC2"/>
         <w:tabs>
           <w:tab w:val="right" w:leader="dot" w:pos="9629"/>
         </w:tabs>
@@ -3384,13 +3384,13 @@
           <w14:ligatures w14:val="standardContextual"/>
         </w:rPr>
       </w:pPr>
-      <w:hyperlink w:anchor="_Toc240827748" w:history="1">
+      <w:hyperlink w:anchor="_Toc240835896" w:history="1">
         <w:r>
           <w:rPr>
             <w:rStyle w:val="Hyperlink"/>
             <w:noProof/>
           </w:rPr>
-          <w:t>3.6.1 Неявне приведення</w:t>
+          <w:t>3.6 Приведення типів</w:t>
         </w:r>
         <w:r>
           <w:rPr>
@@ -3411,7 +3411,7 @@
             <w:noProof/>
             <w:webHidden/>
           </w:rPr>
-          <w:instrText xml:space="preserve"> PAGEREF _Toc240827748 \h </w:instrText>
+          <w:instrText xml:space="preserve"> PAGEREF _Toc240835896 \h </w:instrText>
         </w:r>
         <w:r>
           <w:rPr>
@@ -3431,7 +3431,7 @@
             <w:noProof/>
             <w:webHidden/>
           </w:rPr>
-          <w:t>38</w:t>
+          <w:t>39</w:t>
         </w:r>
         <w:r>
           <w:rPr>
@@ -3459,13 +3459,13 @@
           <w14:ligatures w14:val="standardContextual"/>
         </w:rPr>
       </w:pPr>
-      <w:hyperlink w:anchor="_Toc240827749" w:history="1">
+      <w:hyperlink w:anchor="_Toc240835897" w:history="1">
         <w:r>
           <w:rPr>
             <w:rStyle w:val="Hyperlink"/>
             <w:noProof/>
           </w:rPr>
-          <w:t>3.6.2 Явне приведення</w:t>
+          <w:t>3.6.1 Неявне приведення</w:t>
         </w:r>
         <w:r>
           <w:rPr>
@@ -3486,7 +3486,7 @@
             <w:noProof/>
             <w:webHidden/>
           </w:rPr>
-          <w:instrText xml:space="preserve"> PAGEREF _Toc240827749 \h </w:instrText>
+          <w:instrText xml:space="preserve"> PAGEREF _Toc240835897 \h </w:instrText>
         </w:r>
         <w:r>
           <w:rPr>
@@ -3519,7 +3519,7 @@
     </w:p>
     <w:p>
       <w:pPr>
-        <w:pStyle w:val="TOC1"/>
+        <w:pStyle w:val="TOC3"/>
         <w:tabs>
           <w:tab w:val="right" w:leader="dot" w:pos="9629"/>
         </w:tabs>
@@ -3534,13 +3534,13 @@
           <w14:ligatures w14:val="standardContextual"/>
         </w:rPr>
       </w:pPr>
-      <w:hyperlink w:anchor="_Toc240827750" w:history="1">
+      <w:hyperlink w:anchor="_Toc240835898" w:history="1">
         <w:r>
           <w:rPr>
             <w:rStyle w:val="Hyperlink"/>
             <w:noProof/>
           </w:rPr>
-          <w:t>4 Вирази</w:t>
+          <w:t>3.6.2 Явне приведення</w:t>
         </w:r>
         <w:r>
           <w:rPr>
@@ -3561,7 +3561,7 @@
             <w:noProof/>
             <w:webHidden/>
           </w:rPr>
-          <w:instrText xml:space="preserve"> PAGEREF _Toc240827750 \h </w:instrText>
+          <w:instrText xml:space="preserve"> PAGEREF _Toc240835898 \h </w:instrText>
         </w:r>
         <w:r>
           <w:rPr>
@@ -3594,7 +3594,7 @@
     </w:p>
     <w:p>
       <w:pPr>
-        <w:pStyle w:val="TOC2"/>
+        <w:pStyle w:val="TOC1"/>
         <w:tabs>
           <w:tab w:val="right" w:leader="dot" w:pos="9629"/>
         </w:tabs>
@@ -3609,13 +3609,13 @@
           <w14:ligatures w14:val="standardContextual"/>
         </w:rPr>
       </w:pPr>
-      <w:hyperlink w:anchor="_Toc240827751" w:history="1">
+      <w:hyperlink w:anchor="_Toc240835899" w:history="1">
         <w:r>
           <w:rPr>
             <w:rStyle w:val="Hyperlink"/>
             <w:noProof/>
           </w:rPr>
-          <w:t>4.1 Класифікація виразів</w:t>
+          <w:t>4 Вирази</w:t>
         </w:r>
         <w:r>
           <w:rPr>
@@ -3636,7 +3636,7 @@
             <w:noProof/>
             <w:webHidden/>
           </w:rPr>
-          <w:instrText xml:space="preserve"> PAGEREF _Toc240827751 \h </w:instrText>
+          <w:instrText xml:space="preserve"> PAGEREF _Toc240835899 \h </w:instrText>
         </w:r>
         <w:r>
           <w:rPr>
@@ -3656,7 +3656,7 @@
             <w:noProof/>
             <w:webHidden/>
           </w:rPr>
-          <w:t>40</w:t>
+          <w:t>41</w:t>
         </w:r>
         <w:r>
           <w:rPr>
@@ -3684,13 +3684,13 @@
           <w14:ligatures w14:val="standardContextual"/>
         </w:rPr>
       </w:pPr>
-      <w:hyperlink w:anchor="_Toc240827752" w:history="1">
+      <w:hyperlink w:anchor="_Toc240835900" w:history="1">
         <w:r>
           <w:rPr>
             <w:rStyle w:val="Hyperlink"/>
             <w:noProof/>
           </w:rPr>
-          <w:t>4.2 Синтаксис виразів</w:t>
+          <w:t>4.1 Класифікація виразів</w:t>
         </w:r>
         <w:r>
           <w:rPr>
@@ -3711,7 +3711,7 @@
             <w:noProof/>
             <w:webHidden/>
           </w:rPr>
-          <w:instrText xml:space="preserve"> PAGEREF _Toc240827752 \h </w:instrText>
+          <w:instrText xml:space="preserve"> PAGEREF _Toc240835900 \h </w:instrText>
         </w:r>
         <w:r>
           <w:rPr>
@@ -3731,7 +3731,7 @@
             <w:noProof/>
             <w:webHidden/>
           </w:rPr>
-          <w:t>40</w:t>
+          <w:t>41</w:t>
         </w:r>
         <w:r>
           <w:rPr>
@@ -3759,13 +3759,13 @@
           <w14:ligatures w14:val="standardContextual"/>
         </w:rPr>
       </w:pPr>
-      <w:hyperlink w:anchor="_Toc240827753" w:history="1">
+      <w:hyperlink w:anchor="_Toc240835901" w:history="1">
         <w:r>
           <w:rPr>
             <w:rStyle w:val="Hyperlink"/>
             <w:noProof/>
           </w:rPr>
-          <w:t>4.3 Обчислення виразів</w:t>
+          <w:t>4.2 Синтаксис виразів</w:t>
         </w:r>
         <w:r>
           <w:rPr>
@@ -3786,7 +3786,7 @@
             <w:noProof/>
             <w:webHidden/>
           </w:rPr>
-          <w:instrText xml:space="preserve"> PAGEREF _Toc240827753 \h </w:instrText>
+          <w:instrText xml:space="preserve"> PAGEREF _Toc240835901 \h </w:instrText>
         </w:r>
         <w:r>
           <w:rPr>
@@ -3806,7 +3806,7 @@
             <w:noProof/>
             <w:webHidden/>
           </w:rPr>
-          <w:t>45</w:t>
+          <w:t>41</w:t>
         </w:r>
         <w:r>
           <w:rPr>
@@ -3834,13 +3834,13 @@
           <w14:ligatures w14:val="standardContextual"/>
         </w:rPr>
       </w:pPr>
-      <w:hyperlink w:anchor="_Toc240827754" w:history="1">
+      <w:hyperlink w:anchor="_Toc240835902" w:history="1">
         <w:r>
           <w:rPr>
             <w:rStyle w:val="Hyperlink"/>
             <w:noProof/>
           </w:rPr>
-          <w:t>4.4 Оператори: пріоритет, асоціативність, типи операндів і результату</w:t>
+          <w:t>4.3 Обчислення виразів</w:t>
         </w:r>
         <w:r>
           <w:rPr>
@@ -3861,7 +3861,7 @@
             <w:noProof/>
             <w:webHidden/>
           </w:rPr>
-          <w:instrText xml:space="preserve"> PAGEREF _Toc240827754 \h </w:instrText>
+          <w:instrText xml:space="preserve"> PAGEREF _Toc240835902 \h </w:instrText>
         </w:r>
         <w:r>
           <w:rPr>
@@ -3894,7 +3894,7 @@
     </w:p>
     <w:p>
       <w:pPr>
-        <w:pStyle w:val="TOC3"/>
+        <w:pStyle w:val="TOC2"/>
         <w:tabs>
           <w:tab w:val="right" w:leader="dot" w:pos="9629"/>
         </w:tabs>
@@ -3909,13 +3909,13 @@
           <w14:ligatures w14:val="standardContextual"/>
         </w:rPr>
       </w:pPr>
-      <w:hyperlink w:anchor="_Toc240827755" w:history="1">
+      <w:hyperlink w:anchor="_Toc240835903" w:history="1">
         <w:r>
           <w:rPr>
             <w:rStyle w:val="Hyperlink"/>
             <w:noProof/>
           </w:rPr>
-          <w:t>4.4.1 Арифметичні оператори</w:t>
+          <w:t>4.4 Оператори: пріоритет, асоціативність, типи операндів і результату</w:t>
         </w:r>
         <w:r>
           <w:rPr>
@@ -3936,7 +3936,7 @@
             <w:noProof/>
             <w:webHidden/>
           </w:rPr>
-          <w:instrText xml:space="preserve"> PAGEREF _Toc240827755 \h </w:instrText>
+          <w:instrText xml:space="preserve"> PAGEREF _Toc240835903 \h </w:instrText>
         </w:r>
         <w:r>
           <w:rPr>
@@ -3956,7 +3956,7 @@
             <w:noProof/>
             <w:webHidden/>
           </w:rPr>
-          <w:t>46</w:t>
+          <w:t>47</w:t>
         </w:r>
         <w:r>
           <w:rPr>
@@ -3984,13 +3984,13 @@
           <w14:ligatures w14:val="standardContextual"/>
         </w:rPr>
       </w:pPr>
-      <w:hyperlink w:anchor="_Toc240827756" w:history="1">
+      <w:hyperlink w:anchor="_Toc240835904" w:history="1">
         <w:r>
           <w:rPr>
             <w:rStyle w:val="Hyperlink"/>
             <w:noProof/>
           </w:rPr>
-          <w:t>4.4.2 Оператори порівняння</w:t>
+          <w:t>4.4.1 Арифметичні оператори</w:t>
         </w:r>
         <w:r>
           <w:rPr>
@@ -4011,7 +4011,7 @@
             <w:noProof/>
             <w:webHidden/>
           </w:rPr>
-          <w:instrText xml:space="preserve"> PAGEREF _Toc240827756 \h </w:instrText>
+          <w:instrText xml:space="preserve"> PAGEREF _Toc240835904 \h </w:instrText>
         </w:r>
         <w:r>
           <w:rPr>
@@ -4059,13 +4059,13 @@
           <w14:ligatures w14:val="standardContextual"/>
         </w:rPr>
       </w:pPr>
-      <w:hyperlink w:anchor="_Toc240827757" w:history="1">
+      <w:hyperlink w:anchor="_Toc240835905" w:history="1">
         <w:r>
           <w:rPr>
             <w:rStyle w:val="Hyperlink"/>
             <w:noProof/>
           </w:rPr>
-          <w:t>4.4.3 Логічні оператори</w:t>
+          <w:t>4.4.2 Оператори порівняння</w:t>
         </w:r>
         <w:r>
           <w:rPr>
@@ -4086,7 +4086,7 @@
             <w:noProof/>
             <w:webHidden/>
           </w:rPr>
-          <w:instrText xml:space="preserve"> PAGEREF _Toc240827757 \h </w:instrText>
+          <w:instrText xml:space="preserve"> PAGEREF _Toc240835905 \h </w:instrText>
         </w:r>
         <w:r>
           <w:rPr>
@@ -4134,13 +4134,13 @@
           <w14:ligatures w14:val="standardContextual"/>
         </w:rPr>
       </w:pPr>
-      <w:hyperlink w:anchor="_Toc240827758" w:history="1">
+      <w:hyperlink w:anchor="_Toc240835906" w:history="1">
         <w:r>
           <w:rPr>
             <w:rStyle w:val="Hyperlink"/>
             <w:noProof/>
           </w:rPr>
-          <w:t>4.4.4 Операції над рядками</w:t>
+          <w:t>4.4.3 Логічні оператори</w:t>
         </w:r>
         <w:r>
           <w:rPr>
@@ -4161,7 +4161,7 @@
             <w:noProof/>
             <w:webHidden/>
           </w:rPr>
-          <w:instrText xml:space="preserve"> PAGEREF _Toc240827758 \h </w:instrText>
+          <w:instrText xml:space="preserve"> PAGEREF _Toc240835906 \h </w:instrText>
         </w:r>
         <w:r>
           <w:rPr>
@@ -4181,7 +4181,7 @@
             <w:noProof/>
             <w:webHidden/>
           </w:rPr>
-          <w:t>48</w:t>
+          <w:t>49</w:t>
         </w:r>
         <w:r>
           <w:rPr>
@@ -4194,7 +4194,7 @@
     </w:p>
     <w:p>
       <w:pPr>
-        <w:pStyle w:val="TOC2"/>
+        <w:pStyle w:val="TOC3"/>
         <w:tabs>
           <w:tab w:val="right" w:leader="dot" w:pos="9629"/>
         </w:tabs>
@@ -4209,13 +4209,13 @@
           <w14:ligatures w14:val="standardContextual"/>
         </w:rPr>
       </w:pPr>
-      <w:hyperlink w:anchor="_Toc240827759" w:history="1">
+      <w:hyperlink w:anchor="_Toc240835907" w:history="1">
         <w:r>
           <w:rPr>
             <w:rStyle w:val="Hyperlink"/>
             <w:noProof/>
           </w:rPr>
-          <w:t>4.5 L-значення</w:t>
+          <w:t>4.4.4 Операції над рядками</w:t>
         </w:r>
         <w:r>
           <w:rPr>
@@ -4236,7 +4236,7 @@
             <w:noProof/>
             <w:webHidden/>
           </w:rPr>
-          <w:instrText xml:space="preserve"> PAGEREF _Toc240827759 \h </w:instrText>
+          <w:instrText xml:space="preserve"> PAGEREF _Toc240835907 \h </w:instrText>
         </w:r>
         <w:r>
           <w:rPr>
@@ -4256,7 +4256,7 @@
             <w:noProof/>
             <w:webHidden/>
           </w:rPr>
-          <w:t>48</w:t>
+          <w:t>49</w:t>
         </w:r>
         <w:r>
           <w:rPr>
@@ -4284,13 +4284,13 @@
           <w14:ligatures w14:val="standardContextual"/>
         </w:rPr>
       </w:pPr>
-      <w:hyperlink w:anchor="_Toc240827760" w:history="1">
+      <w:hyperlink w:anchor="_Toc240835908" w:history="1">
         <w:r>
           <w:rPr>
             <w:rStyle w:val="Hyperlink"/>
             <w:noProof/>
           </w:rPr>
-          <w:t>4.6 Константні вирази</w:t>
+          <w:t>4.5 L-значення</w:t>
         </w:r>
         <w:r>
           <w:rPr>
@@ -4311,7 +4311,7 @@
             <w:noProof/>
             <w:webHidden/>
           </w:rPr>
-          <w:instrText xml:space="preserve"> PAGEREF _Toc240827760 \h </w:instrText>
+          <w:instrText xml:space="preserve"> PAGEREF _Toc240835908 \h </w:instrText>
         </w:r>
         <w:r>
           <w:rPr>
@@ -4344,7 +4344,7 @@
     </w:p>
     <w:p>
       <w:pPr>
-        <w:pStyle w:val="TOC1"/>
+        <w:pStyle w:val="TOC2"/>
         <w:tabs>
           <w:tab w:val="right" w:leader="dot" w:pos="9629"/>
         </w:tabs>
@@ -4359,13 +4359,13 @@
           <w14:ligatures w14:val="standardContextual"/>
         </w:rPr>
       </w:pPr>
-      <w:hyperlink w:anchor="_Toc240827761" w:history="1">
+      <w:hyperlink w:anchor="_Toc240835909" w:history="1">
         <w:r>
           <w:rPr>
             <w:rStyle w:val="Hyperlink"/>
             <w:noProof/>
           </w:rPr>
-          <w:t>5 Інструкції</w:t>
+          <w:t>4.6 Константні вирази</w:t>
         </w:r>
         <w:r>
           <w:rPr>
@@ -4386,7 +4386,7 @@
             <w:noProof/>
             <w:webHidden/>
           </w:rPr>
-          <w:instrText xml:space="preserve"> PAGEREF _Toc240827761 \h </w:instrText>
+          <w:instrText xml:space="preserve"> PAGEREF _Toc240835909 \h </w:instrText>
         </w:r>
         <w:r>
           <w:rPr>
@@ -4419,7 +4419,7 @@
     </w:p>
     <w:p>
       <w:pPr>
-        <w:pStyle w:val="TOC2"/>
+        <w:pStyle w:val="TOC1"/>
         <w:tabs>
           <w:tab w:val="right" w:leader="dot" w:pos="9629"/>
         </w:tabs>
@@ -4434,13 +4434,13 @@
           <w14:ligatures w14:val="standardContextual"/>
         </w:rPr>
       </w:pPr>
-      <w:hyperlink w:anchor="_Toc240827762" w:history="1">
+      <w:hyperlink w:anchor="_Toc240835910" w:history="1">
         <w:r>
           <w:rPr>
             <w:rStyle w:val="Hyperlink"/>
             <w:noProof/>
           </w:rPr>
-          <w:t>5.1 Блок і список інструкцій</w:t>
+          <w:t>5 Інструкції</w:t>
         </w:r>
         <w:r>
           <w:rPr>
@@ -4461,7 +4461,7 @@
             <w:noProof/>
             <w:webHidden/>
           </w:rPr>
-          <w:instrText xml:space="preserve"> PAGEREF _Toc240827762 \h </w:instrText>
+          <w:instrText xml:space="preserve"> PAGEREF _Toc240835910 \h </w:instrText>
         </w:r>
         <w:r>
           <w:rPr>
@@ -4481,7 +4481,7 @@
             <w:noProof/>
             <w:webHidden/>
           </w:rPr>
-          <w:t>50</w:t>
+          <w:t>51</w:t>
         </w:r>
         <w:r>
           <w:rPr>
@@ -4509,13 +4509,13 @@
           <w14:ligatures w14:val="standardContextual"/>
         </w:rPr>
       </w:pPr>
-      <w:hyperlink w:anchor="_Toc240827763" w:history="1">
+      <w:hyperlink w:anchor="_Toc240835911" w:history="1">
         <w:r>
           <w:rPr>
             <w:rStyle w:val="Hyperlink"/>
             <w:noProof/>
           </w:rPr>
-          <w:t>5.2 Присвоювання значення</w:t>
+          <w:t>5.1 Блок і список інструкцій</w:t>
         </w:r>
         <w:r>
           <w:rPr>
@@ -4536,7 +4536,7 @@
             <w:noProof/>
             <w:webHidden/>
           </w:rPr>
-          <w:instrText xml:space="preserve"> PAGEREF _Toc240827763 \h </w:instrText>
+          <w:instrText xml:space="preserve"> PAGEREF _Toc240835911 \h </w:instrText>
         </w:r>
         <w:r>
           <w:rPr>
@@ -4584,13 +4584,13 @@
           <w14:ligatures w14:val="standardContextual"/>
         </w:rPr>
       </w:pPr>
-      <w:hyperlink w:anchor="_Toc240827764" w:history="1">
+      <w:hyperlink w:anchor="_Toc240835912" w:history="1">
         <w:r>
           <w:rPr>
             <w:rStyle w:val="Hyperlink"/>
             <w:noProof/>
           </w:rPr>
-          <w:t>5.3 Інструкція розгалуження</w:t>
+          <w:t>5.2 Присвоювання значення</w:t>
         </w:r>
         <w:r>
           <w:rPr>
@@ -4611,7 +4611,7 @@
             <w:noProof/>
             <w:webHidden/>
           </w:rPr>
-          <w:instrText xml:space="preserve"> PAGEREF _Toc240827764 \h </w:instrText>
+          <w:instrText xml:space="preserve"> PAGEREF _Toc240835912 \h </w:instrText>
         </w:r>
         <w:r>
           <w:rPr>
@@ -4659,13 +4659,13 @@
           <w14:ligatures w14:val="standardContextual"/>
         </w:rPr>
       </w:pPr>
-      <w:hyperlink w:anchor="_Toc240827765" w:history="1">
+      <w:hyperlink w:anchor="_Toc240835913" w:history="1">
         <w:r>
           <w:rPr>
             <w:rStyle w:val="Hyperlink"/>
             <w:noProof/>
           </w:rPr>
-          <w:t>5.4 Інструкція повторення</w:t>
+          <w:t>5.3 Інструкція розгалуження</w:t>
         </w:r>
         <w:r>
           <w:rPr>
@@ -4686,7 +4686,7 @@
             <w:noProof/>
             <w:webHidden/>
           </w:rPr>
-          <w:instrText xml:space="preserve"> PAGEREF _Toc240827765 \h </w:instrText>
+          <w:instrText xml:space="preserve"> PAGEREF _Toc240835913 \h </w:instrText>
         </w:r>
         <w:r>
           <w:rPr>
@@ -4706,7 +4706,7 @@
             <w:noProof/>
             <w:webHidden/>
           </w:rPr>
-          <w:t>52</w:t>
+          <w:t>53</w:t>
         </w:r>
         <w:r>
           <w:rPr>
@@ -4734,13 +4734,13 @@
           <w14:ligatures w14:val="standardContextual"/>
         </w:rPr>
       </w:pPr>
-      <w:hyperlink w:anchor="_Toc240827766" w:history="1">
+      <w:hyperlink w:anchor="_Toc240835914" w:history="1">
         <w:r>
           <w:rPr>
             <w:rStyle w:val="Hyperlink"/>
             <w:noProof/>
           </w:rPr>
-          <w:t>5.5 Інструкції введення та виведення</w:t>
+          <w:t>5.4 Інструкція повторення</w:t>
         </w:r>
         <w:r>
           <w:rPr>
@@ -4761,7 +4761,7 @@
             <w:noProof/>
             <w:webHidden/>
           </w:rPr>
-          <w:instrText xml:space="preserve"> PAGEREF _Toc240827766 \h </w:instrText>
+          <w:instrText xml:space="preserve"> PAGEREF _Toc240835914 \h </w:instrText>
         </w:r>
         <w:r>
           <w:rPr>
@@ -4781,7 +4781,7 @@
             <w:noProof/>
             <w:webHidden/>
           </w:rPr>
-          <w:t>54</w:t>
+          <w:t>53</w:t>
         </w:r>
         <w:r>
           <w:rPr>
@@ -4809,13 +4809,13 @@
           <w14:ligatures w14:val="standardContextual"/>
         </w:rPr>
       </w:pPr>
-      <w:hyperlink w:anchor="_Toc240827767" w:history="1">
+      <w:hyperlink w:anchor="_Toc240835915" w:history="1">
         <w:r>
           <w:rPr>
             <w:rStyle w:val="Hyperlink"/>
             <w:noProof/>
           </w:rPr>
-          <w:t>5.6 Інструкція повернення з функції</w:t>
+          <w:t>5.5 Інструкції введення та виведення</w:t>
         </w:r>
         <w:r>
           <w:rPr>
@@ -4836,7 +4836,7 @@
             <w:noProof/>
             <w:webHidden/>
           </w:rPr>
-          <w:instrText xml:space="preserve"> PAGEREF _Toc240827767 \h </w:instrText>
+          <w:instrText xml:space="preserve"> PAGEREF _Toc240835915 \h </w:instrText>
         </w:r>
         <w:r>
           <w:rPr>
@@ -4856,7 +4856,7 @@
             <w:noProof/>
             <w:webHidden/>
           </w:rPr>
-          <w:t>56</w:t>
+          <w:t>55</w:t>
         </w:r>
         <w:r>
           <w:rPr>
@@ -4869,7 +4869,7 @@
     </w:p>
     <w:p>
       <w:pPr>
-        <w:pStyle w:val="TOC1"/>
+        <w:pStyle w:val="TOC2"/>
         <w:tabs>
           <w:tab w:val="right" w:leader="dot" w:pos="9629"/>
         </w:tabs>
@@ -4884,13 +4884,13 @@
           <w14:ligatures w14:val="standardContextual"/>
         </w:rPr>
       </w:pPr>
-      <w:hyperlink w:anchor="_Toc240827768" w:history="1">
+      <w:hyperlink w:anchor="_Toc240835916" w:history="1">
         <w:r>
           <w:rPr>
             <w:rStyle w:val="Hyperlink"/>
             <w:noProof/>
           </w:rPr>
-          <w:t>6 Декларації</w:t>
+          <w:t>5.6 Інструкція повернення з функції</w:t>
         </w:r>
         <w:r>
           <w:rPr>
@@ -4911,7 +4911,7 @@
             <w:noProof/>
             <w:webHidden/>
           </w:rPr>
-          <w:instrText xml:space="preserve"> PAGEREF _Toc240827768 \h </w:instrText>
+          <w:instrText xml:space="preserve"> PAGEREF _Toc240835916 \h </w:instrText>
         </w:r>
         <w:r>
           <w:rPr>
@@ -4944,7 +4944,7 @@
     </w:p>
     <w:p>
       <w:pPr>
-        <w:pStyle w:val="TOC2"/>
+        <w:pStyle w:val="TOC1"/>
         <w:tabs>
           <w:tab w:val="right" w:leader="dot" w:pos="9629"/>
         </w:tabs>
@@ -4959,13 +4959,13 @@
           <w14:ligatures w14:val="standardContextual"/>
         </w:rPr>
       </w:pPr>
-      <w:hyperlink w:anchor="_Toc240827769" w:history="1">
+      <w:hyperlink w:anchor="_Toc240835917" w:history="1">
         <w:r>
           <w:rPr>
             <w:rStyle w:val="Hyperlink"/>
             <w:noProof/>
           </w:rPr>
-          <w:t>6.1 Оголошення змінних</w:t>
+          <w:t>6 Декларації</w:t>
         </w:r>
         <w:r>
           <w:rPr>
@@ -4986,7 +4986,7 @@
             <w:noProof/>
             <w:webHidden/>
           </w:rPr>
-          <w:instrText xml:space="preserve"> PAGEREF _Toc240827769 \h </w:instrText>
+          <w:instrText xml:space="preserve"> PAGEREF _Toc240835917 \h </w:instrText>
         </w:r>
         <w:r>
           <w:rPr>
@@ -5006,7 +5006,7 @@
             <w:noProof/>
             <w:webHidden/>
           </w:rPr>
-          <w:t>57</w:t>
+          <w:t>58</w:t>
         </w:r>
         <w:r>
           <w:rPr>
@@ -5034,13 +5034,13 @@
           <w14:ligatures w14:val="standardContextual"/>
         </w:rPr>
       </w:pPr>
-      <w:hyperlink w:anchor="_Toc240827770" w:history="1">
+      <w:hyperlink w:anchor="_Toc240835918" w:history="1">
         <w:r>
           <w:rPr>
             <w:rStyle w:val="Hyperlink"/>
             <w:noProof/>
           </w:rPr>
-          <w:t>6.2 Іменовані константи</w:t>
+          <w:t>6.1 Оголошення змінних</w:t>
         </w:r>
         <w:r>
           <w:rPr>
@@ -5061,7 +5061,7 @@
             <w:noProof/>
             <w:webHidden/>
           </w:rPr>
-          <w:instrText xml:space="preserve"> PAGEREF _Toc240827770 \h </w:instrText>
+          <w:instrText xml:space="preserve"> PAGEREF _Toc240835918 \h </w:instrText>
         </w:r>
         <w:r>
           <w:rPr>
@@ -5109,13 +5109,13 @@
           <w14:ligatures w14:val="standardContextual"/>
         </w:rPr>
       </w:pPr>
-      <w:hyperlink w:anchor="_Toc240827771" w:history="1">
+      <w:hyperlink w:anchor="_Toc240835919" w:history="1">
         <w:r>
           <w:rPr>
             <w:rStyle w:val="Hyperlink"/>
             <w:noProof/>
           </w:rPr>
-          <w:t>6.3 Оголошення типів</w:t>
+          <w:t>6.2 Іменовані константи</w:t>
         </w:r>
         <w:r>
           <w:rPr>
@@ -5136,7 +5136,7 @@
             <w:noProof/>
             <w:webHidden/>
           </w:rPr>
-          <w:instrText xml:space="preserve"> PAGEREF _Toc240827771 \h </w:instrText>
+          <w:instrText xml:space="preserve"> PAGEREF _Toc240835919 \h </w:instrText>
         </w:r>
         <w:r>
           <w:rPr>
@@ -5184,13 +5184,13 @@
           <w14:ligatures w14:val="standardContextual"/>
         </w:rPr>
       </w:pPr>
-      <w:hyperlink w:anchor="_Toc240827772" w:history="1">
+      <w:hyperlink w:anchor="_Toc240835920" w:history="1">
         <w:r>
           <w:rPr>
             <w:rStyle w:val="Hyperlink"/>
             <w:noProof/>
           </w:rPr>
-          <w:t>6.4 Оголошення функцій</w:t>
+          <w:t>6.3 Оголошення типів</w:t>
         </w:r>
         <w:r>
           <w:rPr>
@@ -5211,7 +5211,7 @@
             <w:noProof/>
             <w:webHidden/>
           </w:rPr>
-          <w:instrText xml:space="preserve"> PAGEREF _Toc240827772 \h </w:instrText>
+          <w:instrText xml:space="preserve"> PAGEREF _Toc240835920 \h </w:instrText>
         </w:r>
         <w:r>
           <w:rPr>
@@ -5231,7 +5231,7 @@
             <w:noProof/>
             <w:webHidden/>
           </w:rPr>
-          <w:t>59</w:t>
+          <w:t>60</w:t>
         </w:r>
         <w:r>
           <w:rPr>
@@ -5259,13 +5259,13 @@
           <w14:ligatures w14:val="standardContextual"/>
         </w:rPr>
       </w:pPr>
-      <w:hyperlink w:anchor="_Toc240827773" w:history="1">
+      <w:hyperlink w:anchor="_Toc240835921" w:history="1">
         <w:r>
           <w:rPr>
             <w:rStyle w:val="Hyperlink"/>
             <w:noProof/>
           </w:rPr>
-          <w:t>6.5 Області видимості</w:t>
+          <w:t>6.4 Оголошення функцій</w:t>
         </w:r>
         <w:r>
           <w:rPr>
@@ -5286,7 +5286,7 @@
             <w:noProof/>
             <w:webHidden/>
           </w:rPr>
-          <w:instrText xml:space="preserve"> PAGEREF _Toc240827773 \h </w:instrText>
+          <w:instrText xml:space="preserve"> PAGEREF _Toc240835921 \h </w:instrText>
         </w:r>
         <w:r>
           <w:rPr>
@@ -5306,7 +5306,7 @@
             <w:noProof/>
             <w:webHidden/>
           </w:rPr>
-          <w:t>61</w:t>
+          <w:t>60</w:t>
         </w:r>
         <w:r>
           <w:rPr>
@@ -5334,13 +5334,13 @@
           <w14:ligatures w14:val="standardContextual"/>
         </w:rPr>
       </w:pPr>
-      <w:hyperlink w:anchor="_Toc240827774" w:history="1">
+      <w:hyperlink w:anchor="_Toc240835922" w:history="1">
         <w:r>
           <w:rPr>
             <w:rStyle w:val="Hyperlink"/>
             <w:noProof/>
           </w:rPr>
-          <w:t>6.6 Час життя та керування пам'яттю</w:t>
+          <w:t>6.5 Області видимості</w:t>
         </w:r>
         <w:r>
           <w:rPr>
@@ -5361,7 +5361,7 @@
             <w:noProof/>
             <w:webHidden/>
           </w:rPr>
-          <w:instrText xml:space="preserve"> PAGEREF _Toc240827774 \h </w:instrText>
+          <w:instrText xml:space="preserve"> PAGEREF _Toc240835922 \h </w:instrText>
         </w:r>
         <w:r>
           <w:rPr>
@@ -5394,7 +5394,7 @@
     </w:p>
     <w:p>
       <w:pPr>
-        <w:pStyle w:val="TOC1"/>
+        <w:pStyle w:val="TOC2"/>
         <w:tabs>
           <w:tab w:val="right" w:leader="dot" w:pos="9629"/>
         </w:tabs>
@@ -5409,13 +5409,13 @@
           <w14:ligatures w14:val="standardContextual"/>
         </w:rPr>
       </w:pPr>
-      <w:hyperlink w:anchor="_Toc240827775" w:history="1">
+      <w:hyperlink w:anchor="_Toc240835923" w:history="1">
         <w:r>
           <w:rPr>
             <w:rStyle w:val="Hyperlink"/>
             <w:noProof/>
           </w:rPr>
-          <w:t>7 Структура програми</w:t>
+          <w:t>6.6 Час життя та керування пам'яттю</w:t>
         </w:r>
         <w:r>
           <w:rPr>
@@ -5436,7 +5436,7 @@
             <w:noProof/>
             <w:webHidden/>
           </w:rPr>
-          <w:instrText xml:space="preserve"> PAGEREF _Toc240827775 \h </w:instrText>
+          <w:instrText xml:space="preserve"> PAGEREF _Toc240835923 \h </w:instrText>
         </w:r>
         <w:r>
           <w:rPr>
@@ -5469,7 +5469,7 @@
     </w:p>
     <w:p>
       <w:pPr>
-        <w:pStyle w:val="TOC2"/>
+        <w:pStyle w:val="TOC1"/>
         <w:tabs>
           <w:tab w:val="right" w:leader="dot" w:pos="9629"/>
         </w:tabs>
@@ -5484,13 +5484,13 @@
           <w14:ligatures w14:val="standardContextual"/>
         </w:rPr>
       </w:pPr>
-      <w:hyperlink w:anchor="_Toc240827776" w:history="1">
+      <w:hyperlink w:anchor="_Toc240835924" w:history="1">
         <w:r>
           <w:rPr>
             <w:rStyle w:val="Hyperlink"/>
             <w:noProof/>
           </w:rPr>
-          <w:t>7.1 Файл програми, пакет та імпорт</w:t>
+          <w:t>7 Структура програми</w:t>
         </w:r>
         <w:r>
           <w:rPr>
@@ -5511,7 +5511,7 @@
             <w:noProof/>
             <w:webHidden/>
           </w:rPr>
-          <w:instrText xml:space="preserve"> PAGEREF _Toc240827776 \h </w:instrText>
+          <w:instrText xml:space="preserve"> PAGEREF _Toc240835924 \h </w:instrText>
         </w:r>
         <w:r>
           <w:rPr>
@@ -5531,7 +5531,7 @@
             <w:noProof/>
             <w:webHidden/>
           </w:rPr>
-          <w:t>63</w:t>
+          <w:t>64</w:t>
         </w:r>
         <w:r>
           <w:rPr>
@@ -5559,13 +5559,13 @@
           <w14:ligatures w14:val="standardContextual"/>
         </w:rPr>
       </w:pPr>
-      <w:hyperlink w:anchor="_Toc240827777" w:history="1">
+      <w:hyperlink w:anchor="_Toc240835925" w:history="1">
         <w:r>
           <w:rPr>
             <w:rStyle w:val="Hyperlink"/>
             <w:noProof/>
           </w:rPr>
-          <w:t>7.2 Функція main і модель виконання</w:t>
+          <w:t>7.1 Файл програми, пакет та імпорт</w:t>
         </w:r>
         <w:r>
           <w:rPr>
@@ -5586,7 +5586,7 @@
             <w:noProof/>
             <w:webHidden/>
           </w:rPr>
-          <w:instrText xml:space="preserve"> PAGEREF _Toc240827777 \h </w:instrText>
+          <w:instrText xml:space="preserve"> PAGEREF _Toc240835925 \h </w:instrText>
         </w:r>
         <w:r>
           <w:rPr>
@@ -5634,13 +5634,13 @@
           <w14:ligatures w14:val="standardContextual"/>
         </w:rPr>
       </w:pPr>
-      <w:hyperlink w:anchor="_Toc240827778" w:history="1">
+      <w:hyperlink w:anchor="_Toc240835926" w:history="1">
         <w:r>
           <w:rPr>
             <w:rStyle w:val="Hyperlink"/>
             <w:noProof/>
           </w:rPr>
-          <w:t>7.3 Помилки трансляції</w:t>
+          <w:t>7.2 Функція main і модель виконання</w:t>
         </w:r>
         <w:r>
           <w:rPr>
@@ -5661,7 +5661,7 @@
             <w:noProof/>
             <w:webHidden/>
           </w:rPr>
-          <w:instrText xml:space="preserve"> PAGEREF _Toc240827778 \h </w:instrText>
+          <w:instrText xml:space="preserve"> PAGEREF _Toc240835926 \h </w:instrText>
         </w:r>
         <w:r>
           <w:rPr>
@@ -5681,7 +5681,7 @@
             <w:noProof/>
             <w:webHidden/>
           </w:rPr>
-          <w:t>64</w:t>
+          <w:t>65</w:t>
         </w:r>
         <w:r>
           <w:rPr>
@@ -5709,13 +5709,13 @@
           <w14:ligatures w14:val="standardContextual"/>
         </w:rPr>
       </w:pPr>
-      <w:hyperlink w:anchor="_Toc240827779" w:history="1">
+      <w:hyperlink w:anchor="_Toc240835927" w:history="1">
         <w:r>
           <w:rPr>
             <w:rStyle w:val="Hyperlink"/>
             <w:noProof/>
           </w:rPr>
-          <w:t>7.4 Помилки часу виконання</w:t>
+          <w:t>7.3 Помилки трансляції</w:t>
         </w:r>
         <w:r>
           <w:rPr>
@@ -5736,7 +5736,7 @@
             <w:noProof/>
             <w:webHidden/>
           </w:rPr>
-          <w:instrText xml:space="preserve"> PAGEREF _Toc240827779 \h </w:instrText>
+          <w:instrText xml:space="preserve"> PAGEREF _Toc240835927 \h </w:instrText>
         </w:r>
         <w:r>
           <w:rPr>
@@ -5769,7 +5769,7 @@
     </w:p>
     <w:p>
       <w:pPr>
-        <w:pStyle w:val="TOC1"/>
+        <w:pStyle w:val="TOC2"/>
         <w:tabs>
           <w:tab w:val="right" w:leader="dot" w:pos="9629"/>
         </w:tabs>
@@ -5784,13 +5784,13 @@
           <w14:ligatures w14:val="standardContextual"/>
         </w:rPr>
       </w:pPr>
-      <w:hyperlink w:anchor="_Toc240827780" w:history="1">
+      <w:hyperlink w:anchor="_Toc240835928" w:history="1">
         <w:r>
           <w:rPr>
             <w:rStyle w:val="Hyperlink"/>
             <w:noProof/>
           </w:rPr>
-          <w:t>8 Властивості граматики</w:t>
+          <w:t>7.4 Помилки часу виконання</w:t>
         </w:r>
         <w:r>
           <w:rPr>
@@ -5811,7 +5811,7 @@
             <w:noProof/>
             <w:webHidden/>
           </w:rPr>
-          <w:instrText xml:space="preserve"> PAGEREF _Toc240827780 \h </w:instrText>
+          <w:instrText xml:space="preserve"> PAGEREF _Toc240835928 \h </w:instrText>
         </w:r>
         <w:r>
           <w:rPr>
@@ -5844,7 +5844,7 @@
     </w:p>
     <w:p>
       <w:pPr>
-        <w:pStyle w:val="TOC2"/>
+        <w:pStyle w:val="TOC1"/>
         <w:tabs>
           <w:tab w:val="right" w:leader="dot" w:pos="9629"/>
         </w:tabs>
@@ -5859,13 +5859,13 @@
           <w14:ligatures w14:val="standardContextual"/>
         </w:rPr>
       </w:pPr>
-      <w:hyperlink w:anchor="_Toc240827781" w:history="1">
+      <w:hyperlink w:anchor="_Toc240835929" w:history="1">
         <w:r>
           <w:rPr>
             <w:rStyle w:val="Hyperlink"/>
             <w:noProof/>
           </w:rPr>
-          <w:t>8.1 Кількісні характеристики</w:t>
+          <w:t>8 Властивості граматики</w:t>
         </w:r>
         <w:r>
           <w:rPr>
@@ -5886,7 +5886,7 @@
             <w:noProof/>
             <w:webHidden/>
           </w:rPr>
-          <w:instrText xml:space="preserve"> PAGEREF _Toc240827781 \h </w:instrText>
+          <w:instrText xml:space="preserve"> PAGEREF _Toc240835929 \h </w:instrText>
         </w:r>
         <w:r>
           <w:rPr>
@@ -5906,7 +5906,7 @@
             <w:noProof/>
             <w:webHidden/>
           </w:rPr>
-          <w:t>67</w:t>
+          <w:t>68</w:t>
         </w:r>
         <w:r>
           <w:rPr>
@@ -5934,13 +5934,13 @@
           <w14:ligatures w14:val="standardContextual"/>
         </w:rPr>
       </w:pPr>
-      <w:hyperlink w:anchor="_Toc240827782" w:history="1">
+      <w:hyperlink w:anchor="_Toc240835930" w:history="1">
         <w:r>
           <w:rPr>
             <w:rStyle w:val="Hyperlink"/>
             <w:noProof/>
           </w:rPr>
-          <w:t>8.2 Трансформація граматики</w:t>
+          <w:t>8.1 Кількісні характеристики</w:t>
         </w:r>
         <w:r>
           <w:rPr>
@@ -5961,7 +5961,7 @@
             <w:noProof/>
             <w:webHidden/>
           </w:rPr>
-          <w:instrText xml:space="preserve"> PAGEREF _Toc240827782 \h </w:instrText>
+          <w:instrText xml:space="preserve"> PAGEREF _Toc240835930 \h </w:instrText>
         </w:r>
         <w:r>
           <w:rPr>
@@ -5981,7 +5981,7 @@
             <w:noProof/>
             <w:webHidden/>
           </w:rPr>
-          <w:t>67</w:t>
+          <w:t>68</w:t>
         </w:r>
         <w:r>
           <w:rPr>
@@ -6009,13 +6009,13 @@
           <w14:ligatures w14:val="standardContextual"/>
         </w:rPr>
       </w:pPr>
-      <w:hyperlink w:anchor="_Toc240827783" w:history="1">
+      <w:hyperlink w:anchor="_Toc240835931" w:history="1">
         <w:r>
           <w:rPr>
             <w:rStyle w:val="Hyperlink"/>
             <w:noProof/>
           </w:rPr>
-          <w:t>8.3 Автоматична перевірка граматики</w:t>
+          <w:t>8.2 Трансформація граматики</w:t>
         </w:r>
         <w:r>
           <w:rPr>
@@ -6036,7 +6036,7 @@
             <w:noProof/>
             <w:webHidden/>
           </w:rPr>
-          <w:instrText xml:space="preserve"> PAGEREF _Toc240827783 \h </w:instrText>
+          <w:instrText xml:space="preserve"> PAGEREF _Toc240835931 \h </w:instrText>
         </w:r>
         <w:r>
           <w:rPr>
@@ -6084,13 +6084,13 @@
           <w14:ligatures w14:val="standardContextual"/>
         </w:rPr>
       </w:pPr>
-      <w:hyperlink w:anchor="_Toc240827784" w:history="1">
+      <w:hyperlink w:anchor="_Toc240835932" w:history="1">
         <w:r>
           <w:rPr>
             <w:rStyle w:val="Hyperlink"/>
             <w:noProof/>
           </w:rPr>
-          <w:t>8.4 Граматика та контекстні умови</w:t>
+          <w:t>8.3 Автоматична перевірка граматики</w:t>
         </w:r>
         <w:r>
           <w:rPr>
@@ -6111,7 +6111,7 @@
             <w:noProof/>
             <w:webHidden/>
           </w:rPr>
-          <w:instrText xml:space="preserve"> PAGEREF _Toc240827784 \h </w:instrText>
+          <w:instrText xml:space="preserve"> PAGEREF _Toc240835932 \h </w:instrText>
         </w:r>
         <w:r>
           <w:rPr>
@@ -6131,7 +6131,7 @@
             <w:noProof/>
             <w:webHidden/>
           </w:rPr>
-          <w:t>70</w:t>
+          <w:t>69</w:t>
         </w:r>
         <w:r>
           <w:rPr>
@@ -6144,7 +6144,7 @@
     </w:p>
     <w:p>
       <w:pPr>
-        <w:pStyle w:val="TOC1"/>
+        <w:pStyle w:val="TOC2"/>
         <w:tabs>
           <w:tab w:val="right" w:leader="dot" w:pos="9629"/>
         </w:tabs>
@@ -6159,13 +6159,13 @@
           <w14:ligatures w14:val="standardContextual"/>
         </w:rPr>
       </w:pPr>
-      <w:hyperlink w:anchor="_Toc240827785" w:history="1">
+      <w:hyperlink w:anchor="_Toc240835933" w:history="1">
         <w:r>
           <w:rPr>
             <w:rStyle w:val="Hyperlink"/>
             <w:noProof/>
           </w:rPr>
-          <w:t>9 Приклади програм</w:t>
+          <w:t>8.4 Граматика та контекстні умови</w:t>
         </w:r>
         <w:r>
           <w:rPr>
@@ -6186,7 +6186,7 @@
             <w:noProof/>
             <w:webHidden/>
           </w:rPr>
-          <w:instrText xml:space="preserve"> PAGEREF _Toc240827785 \h </w:instrText>
+          <w:instrText xml:space="preserve"> PAGEREF _Toc240835933 \h </w:instrText>
         </w:r>
         <w:r>
           <w:rPr>
@@ -6219,7 +6219,7 @@
     </w:p>
     <w:p>
       <w:pPr>
-        <w:pStyle w:val="TOC2"/>
+        <w:pStyle w:val="TOC1"/>
         <w:tabs>
           <w:tab w:val="right" w:leader="dot" w:pos="9629"/>
         </w:tabs>
@@ -6234,13 +6234,13 @@
           <w14:ligatures w14:val="standardContextual"/>
         </w:rPr>
       </w:pPr>
-      <w:hyperlink w:anchor="_Toc240827786" w:history="1">
+      <w:hyperlink w:anchor="_Toc240835934" w:history="1">
         <w:r>
           <w:rPr>
             <w:rStyle w:val="Hyperlink"/>
             <w:noProof/>
           </w:rPr>
-          <w:t>9.1 Базовий приклад</w:t>
+          <w:t>9 Приклади програм</w:t>
         </w:r>
         <w:r>
           <w:rPr>
@@ -6261,7 +6261,7 @@
             <w:noProof/>
             <w:webHidden/>
           </w:rPr>
-          <w:instrText xml:space="preserve"> PAGEREF _Toc240827786 \h </w:instrText>
+          <w:instrText xml:space="preserve"> PAGEREF _Toc240835934 \h </w:instrText>
         </w:r>
         <w:r>
           <w:rPr>
@@ -6281,7 +6281,7 @@
             <w:noProof/>
             <w:webHidden/>
           </w:rPr>
-          <w:t>71</w:t>
+          <w:t>72</w:t>
         </w:r>
         <w:r>
           <w:rPr>
@@ -6309,13 +6309,13 @@
           <w14:ligatures w14:val="standardContextual"/>
         </w:rPr>
       </w:pPr>
-      <w:hyperlink w:anchor="_Toc240827787" w:history="1">
+      <w:hyperlink w:anchor="_Toc240835935" w:history="1">
         <w:r>
           <w:rPr>
             <w:rStyle w:val="Hyperlink"/>
             <w:noProof/>
           </w:rPr>
-          <w:t>9.2 Типи та приведення</w:t>
+          <w:t>9.1 Базовий приклад</w:t>
         </w:r>
         <w:r>
           <w:rPr>
@@ -6336,7 +6336,7 @@
             <w:noProof/>
             <w:webHidden/>
           </w:rPr>
-          <w:instrText xml:space="preserve"> PAGEREF _Toc240827787 \h </w:instrText>
+          <w:instrText xml:space="preserve"> PAGEREF _Toc240835935 \h </w:instrText>
         </w:r>
         <w:r>
           <w:rPr>
@@ -6356,7 +6356,7 @@
             <w:noProof/>
             <w:webHidden/>
           </w:rPr>
-          <w:t>73</w:t>
+          <w:t>72</w:t>
         </w:r>
         <w:r>
           <w:rPr>
@@ -6384,13 +6384,13 @@
           <w14:ligatures w14:val="standardContextual"/>
         </w:rPr>
       </w:pPr>
-      <w:hyperlink w:anchor="_Toc240827788" w:history="1">
+      <w:hyperlink w:anchor="_Toc240835936" w:history="1">
         <w:r>
           <w:rPr>
             <w:rStyle w:val="Hyperlink"/>
             <w:noProof/>
           </w:rPr>
-          <w:t>9.3 Розгалуження</w:t>
+          <w:t>9.2 Типи та приведення</w:t>
         </w:r>
         <w:r>
           <w:rPr>
@@ -6411,7 +6411,7 @@
             <w:noProof/>
             <w:webHidden/>
           </w:rPr>
-          <w:instrText xml:space="preserve"> PAGEREF _Toc240827788 \h </w:instrText>
+          <w:instrText xml:space="preserve"> PAGEREF _Toc240835936 \h </w:instrText>
         </w:r>
         <w:r>
           <w:rPr>
@@ -6431,7 +6431,7 @@
             <w:noProof/>
             <w:webHidden/>
           </w:rPr>
-          <w:t>73</w:t>
+          <w:t>74</w:t>
         </w:r>
         <w:r>
           <w:rPr>
@@ -6459,13 +6459,13 @@
           <w14:ligatures w14:val="standardContextual"/>
         </w:rPr>
       </w:pPr>
-      <w:hyperlink w:anchor="_Toc240827789" w:history="1">
+      <w:hyperlink w:anchor="_Toc240835937" w:history="1">
         <w:r>
           <w:rPr>
             <w:rStyle w:val="Hyperlink"/>
             <w:noProof/>
           </w:rPr>
-          <w:t>9.4 Цикли</w:t>
+          <w:t>9.3 Розгалуження</w:t>
         </w:r>
         <w:r>
           <w:rPr>
@@ -6486,7 +6486,7 @@
             <w:noProof/>
             <w:webHidden/>
           </w:rPr>
-          <w:instrText xml:space="preserve"> PAGEREF _Toc240827789 \h </w:instrText>
+          <w:instrText xml:space="preserve"> PAGEREF _Toc240835937 \h </w:instrText>
         </w:r>
         <w:r>
           <w:rPr>
@@ -6506,7 +6506,7 @@
             <w:noProof/>
             <w:webHidden/>
           </w:rPr>
-          <w:t>73</w:t>
+          <w:t>74</w:t>
         </w:r>
         <w:r>
           <w:rPr>
@@ -6534,13 +6534,13 @@
           <w14:ligatures w14:val="standardContextual"/>
         </w:rPr>
       </w:pPr>
-      <w:hyperlink w:anchor="_Toc240827790" w:history="1">
+      <w:hyperlink w:anchor="_Toc240835938" w:history="1">
         <w:r>
           <w:rPr>
             <w:rStyle w:val="Hyperlink"/>
             <w:noProof/>
           </w:rPr>
-          <w:t>9.5 Функції та рекурсія</w:t>
+          <w:t>9.4 Цикли</w:t>
         </w:r>
         <w:r>
           <w:rPr>
@@ -6561,7 +6561,7 @@
             <w:noProof/>
             <w:webHidden/>
           </w:rPr>
-          <w:instrText xml:space="preserve"> PAGEREF _Toc240827790 \h </w:instrText>
+          <w:instrText xml:space="preserve"> PAGEREF _Toc240835938 \h </w:instrText>
         </w:r>
         <w:r>
           <w:rPr>
@@ -6609,13 +6609,13 @@
           <w14:ligatures w14:val="standardContextual"/>
         </w:rPr>
       </w:pPr>
-      <w:hyperlink w:anchor="_Toc240827791" w:history="1">
+      <w:hyperlink w:anchor="_Toc240835939" w:history="1">
         <w:r>
           <w:rPr>
             <w:rStyle w:val="Hyperlink"/>
             <w:noProof/>
           </w:rPr>
-          <w:t>9.6 Передача параметрів за посиланням</w:t>
+          <w:t>9.5 Функції та рекурсія</w:t>
         </w:r>
         <w:r>
           <w:rPr>
@@ -6636,7 +6636,7 @@
             <w:noProof/>
             <w:webHidden/>
           </w:rPr>
-          <w:instrText xml:space="preserve"> PAGEREF _Toc240827791 \h </w:instrText>
+          <w:instrText xml:space="preserve"> PAGEREF _Toc240835939 \h </w:instrText>
         </w:r>
         <w:r>
           <w:rPr>
@@ -6684,13 +6684,13 @@
           <w14:ligatures w14:val="standardContextual"/>
         </w:rPr>
       </w:pPr>
-      <w:hyperlink w:anchor="_Toc240827792" w:history="1">
+      <w:hyperlink w:anchor="_Toc240835940" w:history="1">
         <w:r>
           <w:rPr>
             <w:rStyle w:val="Hyperlink"/>
             <w:noProof/>
           </w:rPr>
-          <w:t>9.7 Масиви та структури</w:t>
+          <w:t>9.6 Передача параметрів за посиланням</w:t>
         </w:r>
         <w:r>
           <w:rPr>
@@ -6711,7 +6711,7 @@
             <w:noProof/>
             <w:webHidden/>
           </w:rPr>
-          <w:instrText xml:space="preserve"> PAGEREF _Toc240827792 \h </w:instrText>
+          <w:instrText xml:space="preserve"> PAGEREF _Toc240835940 \h </w:instrText>
         </w:r>
         <w:r>
           <w:rPr>
@@ -6731,7 +6731,7 @@
             <w:noProof/>
             <w:webHidden/>
           </w:rPr>
-          <w:t>75</w:t>
+          <w:t>76</w:t>
         </w:r>
         <w:r>
           <w:rPr>
@@ -6759,13 +6759,13 @@
           <w14:ligatures w14:val="standardContextual"/>
         </w:rPr>
       </w:pPr>
-      <w:hyperlink w:anchor="_Toc240827793" w:history="1">
+      <w:hyperlink w:anchor="_Toc240835941" w:history="1">
         <w:r>
           <w:rPr>
             <w:rStyle w:val="Hyperlink"/>
             <w:noProof/>
           </w:rPr>
-          <w:t>9.8 Області видимості та затінення</w:t>
+          <w:t>9.7 Масиви та структури</w:t>
         </w:r>
         <w:r>
           <w:rPr>
@@ -6786,7 +6786,7 @@
             <w:noProof/>
             <w:webHidden/>
           </w:rPr>
-          <w:instrText xml:space="preserve"> PAGEREF _Toc240827793 \h </w:instrText>
+          <w:instrText xml:space="preserve"> PAGEREF _Toc240835941 \h </w:instrText>
         </w:r>
         <w:r>
           <w:rPr>
@@ -6806,7 +6806,7 @@
             <w:noProof/>
             <w:webHidden/>
           </w:rPr>
-          <w:t>77</w:t>
+          <w:t>76</w:t>
         </w:r>
         <w:r>
           <w:rPr>
@@ -6834,13 +6834,13 @@
           <w14:ligatures w14:val="standardContextual"/>
         </w:rPr>
       </w:pPr>
-      <w:hyperlink w:anchor="_Toc240827794" w:history="1">
+      <w:hyperlink w:anchor="_Toc240835942" w:history="1">
         <w:r>
           <w:rPr>
             <w:rStyle w:val="Hyperlink"/>
             <w:noProof/>
           </w:rPr>
-          <w:t>9.9 Помилки часу виконання</w:t>
+          <w:t>9.8 Області видимості та затінення</w:t>
         </w:r>
         <w:r>
           <w:rPr>
@@ -6861,7 +6861,7 @@
             <w:noProof/>
             <w:webHidden/>
           </w:rPr>
-          <w:instrText xml:space="preserve"> PAGEREF _Toc240827794 \h </w:instrText>
+          <w:instrText xml:space="preserve"> PAGEREF _Toc240835942 \h </w:instrText>
         </w:r>
         <w:r>
           <w:rPr>
@@ -6881,7 +6881,7 @@
             <w:noProof/>
             <w:webHidden/>
           </w:rPr>
-          <w:t>77</w:t>
+          <w:t>78</w:t>
         </w:r>
         <w:r>
           <w:rPr>
@@ -6909,13 +6909,13 @@
           <w14:ligatures w14:val="standardContextual"/>
         </w:rPr>
       </w:pPr>
-      <w:hyperlink w:anchor="_Toc240827795" w:history="1">
+      <w:hyperlink w:anchor="_Toc240835943" w:history="1">
         <w:r>
           <w:rPr>
             <w:rStyle w:val="Hyperlink"/>
             <w:noProof/>
           </w:rPr>
-          <w:t>9.10 Некоректні програми</w:t>
+          <w:t>9.9 Помилки часу виконання</w:t>
         </w:r>
         <w:r>
           <w:rPr>
@@ -6936,7 +6936,7 @@
             <w:noProof/>
             <w:webHidden/>
           </w:rPr>
-          <w:instrText xml:space="preserve"> PAGEREF _Toc240827795 \h </w:instrText>
+          <w:instrText xml:space="preserve"> PAGEREF _Toc240835943 \h </w:instrText>
         </w:r>
         <w:r>
           <w:rPr>
@@ -6969,7 +6969,7 @@
     </w:p>
     <w:p>
       <w:pPr>
-        <w:pStyle w:val="TOC1"/>
+        <w:pStyle w:val="TOC2"/>
         <w:tabs>
           <w:tab w:val="right" w:leader="dot" w:pos="9629"/>
         </w:tabs>
@@ -6984,13 +6984,13 @@
           <w14:ligatures w14:val="standardContextual"/>
         </w:rPr>
       </w:pPr>
-      <w:hyperlink w:anchor="_Toc240827796" w:history="1">
+      <w:hyperlink w:anchor="_Toc240835944" w:history="1">
         <w:r>
           <w:rPr>
             <w:rStyle w:val="Hyperlink"/>
             <w:noProof/>
           </w:rPr>
-          <w:t>Перелік посилань</w:t>
+          <w:t>9.10 Некоректні програми</w:t>
         </w:r>
         <w:r>
           <w:rPr>
@@ -7011,7 +7011,7 @@
             <w:noProof/>
             <w:webHidden/>
           </w:rPr>
-          <w:instrText xml:space="preserve"> PAGEREF _Toc240827796 \h </w:instrText>
+          <w:instrText xml:space="preserve"> PAGEREF _Toc240835944 \h </w:instrText>
         </w:r>
         <w:r>
           <w:rPr>
@@ -7059,12 +7059,87 @@
           <w14:ligatures w14:val="standardContextual"/>
         </w:rPr>
       </w:pPr>
-      <w:hyperlink w:anchor="_Toc240827797" w:history="1">
+      <w:hyperlink w:anchor="_Toc240835945" w:history="1">
         <w:r>
           <w:rPr>
             <w:rStyle w:val="Hyperlink"/>
             <w:noProof/>
           </w:rPr>
+          <w:t>Перелік посилань</w:t>
+        </w:r>
+        <w:r>
+          <w:rPr>
+            <w:noProof/>
+            <w:webHidden/>
+          </w:rPr>
+          <w:tab/>
+        </w:r>
+        <w:r>
+          <w:rPr>
+            <w:noProof/>
+            <w:webHidden/>
+          </w:rPr>
+          <w:fldChar w:fldCharType="begin"/>
+        </w:r>
+        <w:r>
+          <w:rPr>
+            <w:noProof/>
+            <w:webHidden/>
+          </w:rPr>
+          <w:instrText xml:space="preserve"> PAGEREF _Toc240835945 \h </w:instrText>
+        </w:r>
+        <w:r>
+          <w:rPr>
+            <w:noProof/>
+            <w:webHidden/>
+          </w:rPr>
+        </w:r>
+        <w:r>
+          <w:rPr>
+            <w:noProof/>
+            <w:webHidden/>
+          </w:rPr>
+          <w:fldChar w:fldCharType="separate"/>
+        </w:r>
+        <w:r>
+          <w:rPr>
+            <w:noProof/>
+            <w:webHidden/>
+          </w:rPr>
+          <w:t>80</w:t>
+        </w:r>
+        <w:r>
+          <w:rPr>
+            <w:noProof/>
+            <w:webHidden/>
+          </w:rPr>
+          <w:fldChar w:fldCharType="end"/>
+        </w:r>
+      </w:hyperlink>
+    </w:p>
+    <w:p>
+      <w:pPr>
+        <w:pStyle w:val="TOC1"/>
+        <w:tabs>
+          <w:tab w:val="right" w:leader="dot" w:pos="9629"/>
+        </w:tabs>
+        <w:rPr>
+          <w:rFonts w:asciiTheme="minorHAnsi" w:eastAsiaTheme="minorEastAsia" w:hAnsiTheme="minorHAnsi" w:cstheme="minorBidi"/>
+          <w:noProof/>
+          <w:color w:val="auto"/>
+          <w:kern w:val="2"/>
+          <w:sz w:val="24"/>
+          <w:szCs w:val="24"/>
+          <w:lang w:val="uk-UA" w:eastAsia="uk-UA"/>
+          <w14:ligatures w14:val="standardContextual"/>
+        </w:rPr>
+      </w:pPr>
+      <w:hyperlink w:anchor="_Toc240835946" w:history="1">
+        <w:r>
+          <w:rPr>
+            <w:rStyle w:val="Hyperlink"/>
+            <w:noProof/>
+          </w:rPr>
           <w:t>10 Повна граматика мови</w:t>
         </w:r>
         <w:r>
@@ -7086,7 +7161,7 @@
             <w:noProof/>
             <w:webHidden/>
           </w:rPr>
-          <w:instrText xml:space="preserve"> PAGEREF _Toc240827797 \h </w:instrText>
+          <w:instrText xml:space="preserve"> PAGEREF _Toc240835946 \h </w:instrText>
         </w:r>
         <w:r>
           <w:rPr>
@@ -7106,7 +7181,7 @@
             <w:noProof/>
             <w:webHidden/>
           </w:rPr>
-          <w:t>80</w:t>
+          <w:t>81</w:t>
         </w:r>
         <w:r>
           <w:rPr>
@@ -7137,7 +7212,7 @@
       <w:pPr>
         <w:pStyle w:val="Heading1"/>
       </w:pPr>
-      <w:bookmarkStart w:id="0" w:name="_Toc240827713"/>
+      <w:bookmarkStart w:id="0" w:name="_Toc240835861"/>
       <w:r>
         <w:t>1 Вступ</w:t>
       </w:r>
@@ -7161,7 +7236,7 @@
       <w:pPr>
         <w:pStyle w:val="Heading2"/>
       </w:pPr>
-      <w:bookmarkStart w:id="1" w:name="_Toc240827714"/>
+      <w:bookmarkStart w:id="1" w:name="_Toc240835862"/>
       <w:r>
         <w:t>1.1 Назва мови</w:t>
       </w:r>
@@ -7209,7 +7284,7 @@
       <w:pPr>
         <w:pStyle w:val="Heading2"/>
       </w:pPr>
-      <w:bookmarkStart w:id="2" w:name="_Toc240827715"/>
+      <w:bookmarkStart w:id="2" w:name="_Toc240835863"/>
       <w:r>
         <w:t>1.2 Рівень складності та мова-прототип</w:t>
       </w:r>
@@ -8267,7 +8342,7 @@
       <w:pPr>
         <w:pStyle w:val="Heading2"/>
       </w:pPr>
-      <w:bookmarkStart w:id="3" w:name="_Toc240827716"/>
+      <w:bookmarkStart w:id="3" w:name="_Toc240835864"/>
       <w:r>
         <w:t>1.3 Призначення та ключові особливості</w:t>
       </w:r>
@@ -8416,7 +8491,7 @@
       <w:pPr>
         <w:pStyle w:val="Heading2"/>
       </w:pPr>
-      <w:bookmarkStart w:id="4" w:name="_Toc240827717"/>
+      <w:bookmarkStart w:id="4" w:name="_Toc240835865"/>
       <w:r>
         <w:t>1.4 Обробка програми</w:t>
       </w:r>
@@ -8500,7 +8575,7 @@
       <w:pPr>
         <w:pStyle w:val="Heading2"/>
       </w:pPr>
-      <w:bookmarkStart w:id="5" w:name="_Toc240827718"/>
+      <w:bookmarkStart w:id="5" w:name="_Toc240835866"/>
       <w:r>
         <w:t>1.5 Нотація</w:t>
       </w:r>
@@ -8510,7 +8585,7 @@
       <w:pPr>
         <w:pStyle w:val="Heading3"/>
       </w:pPr>
-      <w:bookmarkStart w:id="6" w:name="_Toc240827719"/>
+      <w:bookmarkStart w:id="6" w:name="_Toc240835867"/>
       <w:r>
         <w:t>1.5.1 Розширена нотація Бекуса — Наура</w:t>
       </w:r>
@@ -9172,7 +9247,7 @@
       <w:pPr>
         <w:pStyle w:val="Heading3"/>
       </w:pPr>
-      <w:bookmarkStart w:id="7" w:name="_Toc240827720"/>
+      <w:bookmarkStart w:id="7" w:name="_Toc240835868"/>
       <w:r>
         <w:t>1.5.2 Граматика мови у канонічній формі</w:t>
       </w:r>
@@ -9331,14 +9406,28 @@
         <w:t>IncDecOp</w:t>
       </w:r>
       <w:r>
-        <w:t xml:space="preserve"> групують токени і використовуються в обох частинах. Кожне правило має рівно один нетермінал у лівій частині, отже граматика мови є контекстно вільною (тип 2 за класифікацією Хомського). Кількісні характеристики граматики та результати її перевірки наведено в розд. 8.</w:t>
+        <w:t xml:space="preserve"> групують токени і використовуються в обох частинах. Кожне правило має рівно один нетермінал у лівій частині, отже граматика мови є контекстно вільною (тип 2 за класифікацією Хомського).</w:t>
+      </w:r>
+    </w:p>
+    <w:p>
+      <w:r>
+        <w:t xml:space="preserve">Лексика мови, як і лексика мов програмування загалом (розд. 2.1 у [1]), належить до вужчого класу </w:t>
+      </w:r>
+      <w:r>
+        <w:rPr>
+          <w:b/>
+        </w:rPr>
+        <w:t>регулярних</w:t>
+      </w:r>
+      <w:r>
+        <w:t xml:space="preserve"> мов: жодне лексичне правило не є самовкладеним, тому потік символів розпізнається детермінованим скінченним автоматом, а не магазинним. Обидві частини записано однією нотацією РБНФ в одному файлі, тобто формально вони утворюють єдину контекстно вільну граматику мови. Кількісні характеристики граматики та результати її перевірки наведено в розд. 8.</w:t>
       </w:r>
     </w:p>
     <w:p>
       <w:pPr>
         <w:pStyle w:val="Heading3"/>
       </w:pPr>
-      <w:bookmarkStart w:id="8" w:name="_Toc240827721"/>
+      <w:bookmarkStart w:id="8" w:name="_Toc240835869"/>
       <w:r>
         <w:t>1.5.3 Синтаксичні діаграми</w:t>
       </w:r>
@@ -9346,7 +9435,12 @@
     </w:p>
     <w:p>
       <w:r>
-        <w:t xml:space="preserve">Для графічного представлення граматики використовуються синтаксичні діаграми Вірта. Діаграми згенеровано автоматично з файлу граматики </w:t>
+        <w:t>Для графічного представлення граматики використовуються синтаксичні діаграми Вірта. Відповідно до розд. 2.2.4 посібника [1] для кожного правила граматики побудовано окрему діаграму у формі орієнтованого графа: термінали зображено в овалах (прямокутниках із заокругленими кутами), нетермінали — у прямокутниках (курсивом), спеціальні послідовності — курсивом без рамки. Вхід і вихід діаграми орієнтовано зліва направо; ланцюжок належить мові, якщо він описує шлях від входу до виходу.</w:t>
+      </w:r>
+    </w:p>
+    <w:p>
+      <w:r>
+        <w:t xml:space="preserve">Діаграми згенеровано автоматично з файлу граматики </w:t>
       </w:r>
       <w:r>
         <w:rPr>
@@ -9366,52 +9460,143 @@
         <w:t>tools/gen_diagrams.py</w:t>
       </w:r>
       <w:r>
-        <w:t xml:space="preserve"> (бібліотека railroad-diagrams), тому кожне правило має рівно одну діаграму з ідентичними назвами символів. На діаграмах термінали зображено в прямокутниках із заокругленими кутами, нетермінали — у прямокутниках (курсивом), спеціальні послідовності — курсивом без рамки.</w:t>
-      </w:r>
-    </w:p>
-    <w:p>
-      <w:r>
-        <w:t xml:space="preserve">Ту саму граматику експортовано у діалект інструмента </w:t>
+        <w:t xml:space="preserve"> (бібліотека railroad-diagrams), тому кожне правило має рівно одну діаграму з ідентичними назвами символів.</w:t>
+      </w:r>
+    </w:p>
+    <w:p>
+      <w:r>
+        <w:t xml:space="preserve">Ту саму граматику експортовано в нотації всіх трьох генераторів діаграм, згаданих у розд. 2.2.4 посібника [1] (програма </w:t>
+      </w:r>
+      <w:r>
+        <w:rPr>
+          <w:rFonts w:ascii="Consolas" w:eastAsia="Consolas" w:hAnsi="Consolas" w:cs="Consolas"/>
+          <w:sz w:val="25"/>
+        </w:rPr>
+        <w:t>tools/export_visualizer.py</w:t>
+      </w:r>
+      <w:r>
+        <w:t>), тому будь-яке правило мови можна відобразити кожним із цих інструментів:</w:t>
+      </w:r>
+    </w:p>
+    <w:p>
+      <w:pPr>
+        <w:tabs>
+          <w:tab w:val="left" w:pos="1134"/>
+        </w:tabs>
+        <w:ind w:left="1134" w:hanging="425"/>
+      </w:pPr>
+      <w:r>
+        <w:t>–</w:t>
+      </w:r>
+      <w:r>
+        <w:tab/>
+      </w:r>
+      <w:r>
+        <w:rPr>
+          <w:rFonts w:ascii="Consolas" w:eastAsia="Consolas" w:hAnsi="Consolas" w:cs="Consolas"/>
+          <w:sz w:val="25"/>
+        </w:rPr>
+        <w:t>grammar/krok-visualizer.ebnf</w:t>
+      </w:r>
+      <w:r>
+        <w:t xml:space="preserve"> — EBNF Visualizer [6];</w:t>
+      </w:r>
+    </w:p>
+    <w:p>
+      <w:pPr>
+        <w:tabs>
+          <w:tab w:val="left" w:pos="1134"/>
+        </w:tabs>
+        <w:ind w:left="1134" w:hanging="425"/>
+      </w:pPr>
+      <w:r>
+        <w:t>–</w:t>
+      </w:r>
+      <w:r>
+        <w:tab/>
+      </w:r>
+      <w:r>
+        <w:rPr>
+          <w:rFonts w:ascii="Consolas" w:eastAsia="Consolas" w:hAnsi="Consolas" w:cs="Consolas"/>
+          <w:sz w:val="25"/>
+        </w:rPr>
+        <w:t>grammar/krok-iso14977.ebnf</w:t>
+      </w:r>
+      <w:r>
+        <w:t xml:space="preserve"> — EBNF 2 RailRoad (нотація ISO/IEC 14977);</w:t>
+      </w:r>
+    </w:p>
+    <w:p>
+      <w:pPr>
+        <w:tabs>
+          <w:tab w:val="left" w:pos="1134"/>
+        </w:tabs>
+        <w:ind w:left="1134" w:hanging="425"/>
+      </w:pPr>
+      <w:r>
+        <w:t>–</w:t>
+      </w:r>
+      <w:r>
+        <w:tab/>
+      </w:r>
+      <w:r>
+        <w:rPr>
+          <w:rFonts w:ascii="Consolas" w:eastAsia="Consolas" w:hAnsi="Consolas" w:cs="Consolas"/>
+          <w:sz w:val="25"/>
+        </w:rPr>
+        <w:t>grammar/krok-w3c.ebnf</w:t>
+      </w:r>
+      <w:r>
+        <w:t xml:space="preserve"> — Railroad Diagram Generator (нотація W3C).</w:t>
+      </w:r>
+    </w:p>
+    <w:p>
+      <w:pPr>
+        <w:pStyle w:val="Heading3"/>
+      </w:pPr>
+      <w:bookmarkStart w:id="9" w:name="_Toc240835870"/>
+      <w:r>
+        <w:t>1.5.4 Представлення семантики</w:t>
+      </w:r>
+      <w:bookmarkEnd w:id="9"/>
+    </w:p>
+    <w:p>
+      <w:r>
+        <w:t xml:space="preserve">Семантику мови представлено </w:t>
       </w:r>
       <w:r>
         <w:rPr>
           <w:b/>
         </w:rPr>
-        <w:t>EBNF Visualizer</w:t>
-      </w:r>
-      <w:r>
-        <w:t xml:space="preserve"> (файл </w:t>
-      </w:r>
-      <w:r>
-        <w:rPr>
-          <w:rFonts w:ascii="Consolas" w:eastAsia="Consolas" w:hAnsi="Consolas" w:cs="Consolas"/>
-          <w:sz w:val="25"/>
-        </w:rPr>
-        <w:t>grammar/krok-visualizer.ebnf</w:t>
-      </w:r>
-      <w:r>
-        <w:t xml:space="preserve">, програма </w:t>
-      </w:r>
-      <w:r>
-        <w:rPr>
-          <w:rFonts w:ascii="Consolas" w:eastAsia="Consolas" w:hAnsi="Consolas" w:cs="Consolas"/>
-          <w:sz w:val="25"/>
-        </w:rPr>
-        <w:t>tools/export_visualizer.py</w:t>
-      </w:r>
-      <w:r>
-        <w:t>), тому будь-яке правило мови можна відобразити також цим інструментом.</w:t>
+        <w:t>неформально</w:t>
+      </w:r>
+      <w:r>
+        <w:t xml:space="preserve"> — природномовним текстом, який супроводжує опис синтаксичних конструкцій, з таблицями типів, операторів і помилок та з прикладами програм (розд. 9). Такий спосіб опису відповідає розд. 2.3.2 посібника [1] і практиці специфікацій мов Python, Go та Pascal; формальних моделей (операційної, денотаційної чи аксіоматичної семантики) ця специфікація не використовує.</w:t>
+      </w:r>
+    </w:p>
+    <w:p>
+      <w:r>
+        <w:t xml:space="preserve">Опис семантики кожної конструкції вказує, за яких умов її виконання </w:t>
+      </w:r>
+      <w:r>
+        <w:rPr>
+          <w:b/>
+        </w:rPr>
+        <w:t>завершується нормально</w:t>
+      </w:r>
+      <w:r>
+        <w:t>, а за яких виникає помилка. Перелік помилок наведено в розд. 7.3 (виявляються транслятором) та 7.4 (виявляються під час виконання).</w:t>
       </w:r>
     </w:p>
     <w:p>
       <w:pPr>
         <w:pStyle w:val="Heading2"/>
       </w:pPr>
-      <w:bookmarkStart w:id="9" w:name="_Toc240827722"/>
+      <w:bookmarkStart w:id="10" w:name="_Toc240835871"/>
       <w:r>
         <w:t>1.6 Відповідність вимогам завдання</w:t>
       </w:r>
-      <w:bookmarkEnd w:id="9"/>
+      <w:bookmarkEnd w:id="10"/>
     </w:p>
     <w:p>
       <w:pPr>
@@ -10898,11 +11083,11 @@
       <w:pPr>
         <w:pStyle w:val="Heading1"/>
       </w:pPr>
-      <w:bookmarkStart w:id="10" w:name="_Toc240827723"/>
+      <w:bookmarkStart w:id="11" w:name="_Toc240835872"/>
       <w:r>
         <w:t>2 Лексична структура</w:t>
       </w:r>
-      <w:bookmarkEnd w:id="10"/>
+      <w:bookmarkEnd w:id="11"/>
     </w:p>
     <w:p>
       <w:r>
@@ -10992,11 +11177,11 @@
       <w:pPr>
         <w:pStyle w:val="Heading2"/>
       </w:pPr>
-      <w:bookmarkStart w:id="11" w:name="_Toc240827724"/>
+      <w:bookmarkStart w:id="12" w:name="_Toc240835873"/>
       <w:r>
         <w:t>2.1 Алфавіт</w:t>
       </w:r>
-      <w:bookmarkEnd w:id="11"/>
+      <w:bookmarkEnd w:id="12"/>
     </w:p>
     <w:p>
       <w:r>
@@ -11287,7 +11472,7 @@
           <w:noProof/>
         </w:rPr>
         <w:drawing>
-          <wp:inline distT="0" distB="0" distL="0" distR="0" wp14:anchorId="4C8481D4" wp14:editId="127581DA">
+          <wp:inline distT="0" distB="0" distL="0" distR="0" wp14:anchorId="018166CE" wp14:editId="5C51A7F4">
             <wp:extent cx="2253138" cy="2189797"/>
             <wp:effectExtent l="0" t="0" r="0" b="0"/>
             <wp:docPr id="1" name="Picture 1"/>
@@ -11335,7 +11520,7 @@
           <w:noProof/>
         </w:rPr>
         <w:drawing>
-          <wp:inline distT="0" distB="0" distL="0" distR="0" wp14:anchorId="410347E2" wp14:editId="35E99214">
+          <wp:inline distT="0" distB="0" distL="0" distR="0" wp14:anchorId="43A5218B" wp14:editId="3104B800">
             <wp:extent cx="2253138" cy="1375410"/>
             <wp:effectExtent l="0" t="0" r="0" b="0"/>
             <wp:docPr id="2" name="Picture 2"/>
@@ -11383,7 +11568,7 @@
           <w:noProof/>
         </w:rPr>
         <w:drawing>
-          <wp:inline distT="0" distB="0" distL="0" distR="0" wp14:anchorId="5C95CF19" wp14:editId="7A36D702">
+          <wp:inline distT="0" distB="0" distL="0" distR="0" wp14:anchorId="1D139E0F" wp14:editId="14A378EC">
             <wp:extent cx="1483995" cy="7619048"/>
             <wp:effectExtent l="0" t="0" r="0" b="0"/>
             <wp:docPr id="3" name="Picture 3"/>
@@ -11431,7 +11616,7 @@
           <w:noProof/>
         </w:rPr>
         <w:drawing>
-          <wp:inline distT="0" distB="0" distL="0" distR="0" wp14:anchorId="24E35B45" wp14:editId="41311D24">
+          <wp:inline distT="0" distB="0" distL="0" distR="0" wp14:anchorId="5E62B68C" wp14:editId="0C01F746">
             <wp:extent cx="1483995" cy="7619048"/>
             <wp:effectExtent l="0" t="0" r="0" b="0"/>
             <wp:docPr id="4" name="Picture 4"/>
@@ -11479,7 +11664,7 @@
           <w:noProof/>
         </w:rPr>
         <w:drawing>
-          <wp:inline distT="0" distB="0" distL="0" distR="0" wp14:anchorId="1437B4F7" wp14:editId="382614C3">
+          <wp:inline distT="0" distB="0" distL="0" distR="0" wp14:anchorId="4277E6CF" wp14:editId="0CDE7DC0">
             <wp:extent cx="2334577" cy="1103947"/>
             <wp:effectExtent l="0" t="0" r="0" b="0"/>
             <wp:docPr id="5" name="Picture 5"/>
@@ -11527,7 +11712,7 @@
           <w:noProof/>
         </w:rPr>
         <w:drawing>
-          <wp:inline distT="0" distB="0" distL="0" distR="0" wp14:anchorId="27F75D0D" wp14:editId="57B977E4">
+          <wp:inline distT="0" distB="0" distL="0" distR="0" wp14:anchorId="4E8AED77" wp14:editId="42C4C958">
             <wp:extent cx="1483995" cy="3004185"/>
             <wp:effectExtent l="0" t="0" r="0" b="0"/>
             <wp:docPr id="6" name="Picture 6"/>
@@ -11575,7 +11760,7 @@
           <w:noProof/>
         </w:rPr>
         <w:drawing>
-          <wp:inline distT="0" distB="0" distL="0" distR="0" wp14:anchorId="01393A34" wp14:editId="0B7A7E3D">
+          <wp:inline distT="0" distB="0" distL="0" distR="0" wp14:anchorId="126D0A04" wp14:editId="7C25F525">
             <wp:extent cx="1483995" cy="6804660"/>
             <wp:effectExtent l="0" t="0" r="0" b="0"/>
             <wp:docPr id="7" name="Picture 7"/>
@@ -11623,7 +11808,7 @@
           <w:noProof/>
         </w:rPr>
         <w:drawing>
-          <wp:inline distT="0" distB="0" distL="0" distR="0" wp14:anchorId="7549971E" wp14:editId="23373EA4">
+          <wp:inline distT="0" distB="0" distL="0" distR="0" wp14:anchorId="573A8766" wp14:editId="7B6930BD">
             <wp:extent cx="4560570" cy="814388"/>
             <wp:effectExtent l="0" t="0" r="0" b="0"/>
             <wp:docPr id="8" name="Picture 8"/>
@@ -11676,11 +11861,11 @@
       <w:pPr>
         <w:pStyle w:val="Heading2"/>
       </w:pPr>
-      <w:bookmarkStart w:id="12" w:name="_Toc240827725"/>
+      <w:bookmarkStart w:id="13" w:name="_Toc240835874"/>
       <w:r>
         <w:t>2.2 Роздільники рядків та пробільні символи</w:t>
       </w:r>
-      <w:bookmarkEnd w:id="12"/>
+      <w:bookmarkEnd w:id="13"/>
     </w:p>
     <w:p>
       <w:r>
@@ -11757,7 +11942,7 @@
           <w:noProof/>
         </w:rPr>
         <w:drawing>
-          <wp:inline distT="0" distB="0" distL="0" distR="0" wp14:anchorId="196AE8A1" wp14:editId="356B342B">
+          <wp:inline distT="0" distB="0" distL="0" distR="0" wp14:anchorId="0D7FB6F4" wp14:editId="779A5E84">
             <wp:extent cx="1719262" cy="1103947"/>
             <wp:effectExtent l="0" t="0" r="0" b="0"/>
             <wp:docPr id="9" name="Picture 9"/>
@@ -11805,7 +11990,7 @@
           <w:noProof/>
         </w:rPr>
         <w:drawing>
-          <wp:inline distT="0" distB="0" distL="0" distR="0" wp14:anchorId="6CBD1AA1" wp14:editId="2DB3777E">
+          <wp:inline distT="0" distB="0" distL="0" distR="0" wp14:anchorId="7828F0C6" wp14:editId="55A9E1D3">
             <wp:extent cx="2388870" cy="1103948"/>
             <wp:effectExtent l="0" t="0" r="0" b="0"/>
             <wp:docPr id="10" name="Picture 10"/>
@@ -11873,11 +12058,11 @@
       <w:pPr>
         <w:pStyle w:val="Heading2"/>
       </w:pPr>
-      <w:bookmarkStart w:id="13" w:name="_Toc240827726"/>
+      <w:bookmarkStart w:id="14" w:name="_Toc240835875"/>
       <w:r>
         <w:t>2.3 Коментарі</w:t>
       </w:r>
-      <w:bookmarkEnd w:id="13"/>
+      <w:bookmarkEnd w:id="14"/>
     </w:p>
     <w:p>
       <w:r>
@@ -11954,7 +12139,7 @@
           <w:noProof/>
         </w:rPr>
         <w:drawing>
-          <wp:inline distT="0" distB="0" distL="0" distR="0" wp14:anchorId="58FBF0EB" wp14:editId="54564089">
+          <wp:inline distT="0" distB="0" distL="0" distR="0" wp14:anchorId="71494C44" wp14:editId="23FFCD22">
             <wp:extent cx="3040380" cy="995362"/>
             <wp:effectExtent l="0" t="0" r="0" b="0"/>
             <wp:docPr id="11" name="Picture 11"/>
@@ -12002,7 +12187,7 @@
           <w:noProof/>
         </w:rPr>
         <w:drawing>
-          <wp:inline distT="0" distB="0" distL="0" distR="0" wp14:anchorId="0BF6A775" wp14:editId="1082E542">
+          <wp:inline distT="0" distB="0" distL="0" distR="0" wp14:anchorId="276D51B7" wp14:editId="27E4B472">
             <wp:extent cx="4117181" cy="814387"/>
             <wp:effectExtent l="0" t="0" r="0" b="0"/>
             <wp:docPr id="12" name="Picture 12"/>
@@ -12093,11 +12278,11 @@
       <w:pPr>
         <w:pStyle w:val="Heading2"/>
       </w:pPr>
-      <w:bookmarkStart w:id="14" w:name="_Toc240827727"/>
+      <w:bookmarkStart w:id="15" w:name="_Toc240835876"/>
       <w:r>
         <w:t>2.4 Лексеми і токени</w:t>
       </w:r>
-      <w:bookmarkEnd w:id="14"/>
+      <w:bookmarkEnd w:id="15"/>
     </w:p>
     <w:p>
       <w:r>
@@ -12188,7 +12373,7 @@
           <w:noProof/>
         </w:rPr>
         <w:drawing>
-          <wp:inline distT="0" distB="0" distL="0" distR="0" wp14:anchorId="08A1DFD5" wp14:editId="4514B376">
+          <wp:inline distT="0" distB="0" distL="0" distR="0" wp14:anchorId="0BEB4086" wp14:editId="5B17169E">
             <wp:extent cx="2054066" cy="995362"/>
             <wp:effectExtent l="0" t="0" r="0" b="0"/>
             <wp:docPr id="13" name="Picture 13"/>
@@ -12236,7 +12421,7 @@
           <w:noProof/>
         </w:rPr>
         <w:drawing>
-          <wp:inline distT="0" distB="0" distL="0" distR="0" wp14:anchorId="4635A1D7" wp14:editId="128E8522">
+          <wp:inline distT="0" distB="0" distL="0" distR="0" wp14:anchorId="1FCB7F3F" wp14:editId="5CDD512D">
             <wp:extent cx="2180748" cy="1646872"/>
             <wp:effectExtent l="0" t="0" r="0" b="0"/>
             <wp:docPr id="14" name="Picture 14"/>
@@ -12284,7 +12469,7 @@
           <w:noProof/>
         </w:rPr>
         <w:drawing>
-          <wp:inline distT="0" distB="0" distL="0" distR="0" wp14:anchorId="00961C88" wp14:editId="19D14335">
+          <wp:inline distT="0" distB="0" distL="0" distR="0" wp14:anchorId="31801B84" wp14:editId="1AAC6D93">
             <wp:extent cx="2099309" cy="2732721"/>
             <wp:effectExtent l="0" t="0" r="0" b="0"/>
             <wp:docPr id="15" name="Picture 15"/>
@@ -12342,11 +12527,11 @@
       <w:pPr>
         <w:pStyle w:val="Heading2"/>
       </w:pPr>
-      <w:bookmarkStart w:id="15" w:name="_Toc240827728"/>
+      <w:bookmarkStart w:id="16" w:name="_Toc240835877"/>
       <w:r>
         <w:t>2.5 Ідентифікатори</w:t>
       </w:r>
-      <w:bookmarkEnd w:id="15"/>
+      <w:bookmarkEnd w:id="16"/>
     </w:p>
     <w:p>
       <w:r>
@@ -12386,7 +12571,7 @@
           <w:noProof/>
         </w:rPr>
         <w:drawing>
-          <wp:inline distT="0" distB="0" distL="0" distR="0" wp14:anchorId="0C0C0BC5" wp14:editId="452C366E">
+          <wp:inline distT="0" distB="0" distL="0" distR="0" wp14:anchorId="63F452FA" wp14:editId="2F2031F7">
             <wp:extent cx="3329940" cy="1257776"/>
             <wp:effectExtent l="0" t="0" r="0" b="0"/>
             <wp:docPr id="16" name="Picture 16"/>
@@ -12519,11 +12704,11 @@
       <w:pPr>
         <w:pStyle w:val="Heading2"/>
       </w:pPr>
-      <w:bookmarkStart w:id="16" w:name="_Toc240827729"/>
+      <w:bookmarkStart w:id="17" w:name="_Toc240835878"/>
       <w:r>
         <w:t>2.6 Ключові слова</w:t>
       </w:r>
-      <w:bookmarkEnd w:id="16"/>
+      <w:bookmarkEnd w:id="17"/>
     </w:p>
     <w:p>
       <w:r>
@@ -12597,7 +12782,7 @@
           <w:noProof/>
         </w:rPr>
         <w:drawing>
-          <wp:inline distT="0" distB="0" distL="0" distR="0" wp14:anchorId="4C310273" wp14:editId="0F37C7E7">
+          <wp:inline distT="0" distB="0" distL="0" distR="0" wp14:anchorId="01298EDA" wp14:editId="3259E490">
             <wp:extent cx="1945481" cy="5990272"/>
             <wp:effectExtent l="0" t="0" r="0" b="0"/>
             <wp:docPr id="17" name="Picture 17"/>
@@ -12765,11 +12950,11 @@
       <w:pPr>
         <w:pStyle w:val="Heading2"/>
       </w:pPr>
-      <w:bookmarkStart w:id="17" w:name="_Toc240827730"/>
+      <w:bookmarkStart w:id="18" w:name="_Toc240835879"/>
       <w:r>
         <w:t>2.7 Літерали</w:t>
       </w:r>
-      <w:bookmarkEnd w:id="17"/>
+      <w:bookmarkEnd w:id="18"/>
     </w:p>
     <w:p>
       <w:r>
@@ -12810,11 +12995,11 @@
       <w:pPr>
         <w:pStyle w:val="Heading3"/>
       </w:pPr>
-      <w:bookmarkStart w:id="18" w:name="_Toc240827731"/>
+      <w:bookmarkStart w:id="19" w:name="_Toc240835880"/>
       <w:r>
         <w:t>2.7.1 Цілі літерали</w:t>
       </w:r>
-      <w:bookmarkEnd w:id="18"/>
+      <w:bookmarkEnd w:id="19"/>
     </w:p>
     <w:p>
       <w:r>
@@ -12894,7 +13079,7 @@
           <w:noProof/>
         </w:rPr>
         <w:drawing>
-          <wp:inline distT="0" distB="0" distL="0" distR="0" wp14:anchorId="69FC9F63" wp14:editId="1B7B9B31">
+          <wp:inline distT="0" distB="0" distL="0" distR="0" wp14:anchorId="3DA237F7" wp14:editId="1349C0EF">
             <wp:extent cx="3529012" cy="1266825"/>
             <wp:effectExtent l="0" t="0" r="0" b="0"/>
             <wp:docPr id="18" name="Picture 18"/>
@@ -12992,11 +13177,11 @@
       <w:pPr>
         <w:pStyle w:val="Heading3"/>
       </w:pPr>
-      <w:bookmarkStart w:id="19" w:name="_Toc240827732"/>
+      <w:bookmarkStart w:id="20" w:name="_Toc240835881"/>
       <w:r>
         <w:t>2.7.2 Дійсні літерали</w:t>
       </w:r>
-      <w:bookmarkEnd w:id="19"/>
+      <w:bookmarkEnd w:id="20"/>
     </w:p>
     <w:p>
       <w:r>
@@ -13124,7 +13309,7 @@
           <w:noProof/>
         </w:rPr>
         <w:drawing>
-          <wp:inline distT="0" distB="0" distL="0" distR="0" wp14:anchorId="6FFD74CC" wp14:editId="6976B9AE">
+          <wp:inline distT="0" distB="0" distL="0" distR="0" wp14:anchorId="0F7B437B" wp14:editId="06D87112">
             <wp:extent cx="4560570" cy="1538288"/>
             <wp:effectExtent l="0" t="0" r="0" b="0"/>
             <wp:docPr id="19" name="Picture 19"/>
@@ -13172,7 +13357,7 @@
           <w:noProof/>
         </w:rPr>
         <w:drawing>
-          <wp:inline distT="0" distB="0" distL="0" distR="0" wp14:anchorId="0ABE46EB" wp14:editId="40B35EC4">
+          <wp:inline distT="0" distB="0" distL="0" distR="0" wp14:anchorId="38767989" wp14:editId="342146E0">
             <wp:extent cx="1791652" cy="913923"/>
             <wp:effectExtent l="0" t="0" r="0" b="0"/>
             <wp:docPr id="20" name="Picture 20"/>
@@ -13220,7 +13405,7 @@
           <w:noProof/>
         </w:rPr>
         <w:drawing>
-          <wp:inline distT="0" distB="0" distL="0" distR="0" wp14:anchorId="3C47644A" wp14:editId="19DF319E">
+          <wp:inline distT="0" distB="0" distL="0" distR="0" wp14:anchorId="7BA8CB80" wp14:editId="1593DC52">
             <wp:extent cx="3384232" cy="1185386"/>
             <wp:effectExtent l="0" t="0" r="0" b="0"/>
             <wp:docPr id="21" name="Picture 21"/>
@@ -13348,11 +13533,11 @@
       <w:pPr>
         <w:pStyle w:val="Heading3"/>
       </w:pPr>
-      <w:bookmarkStart w:id="20" w:name="_Toc240827733"/>
+      <w:bookmarkStart w:id="21" w:name="_Toc240835882"/>
       <w:r>
         <w:t>2.7.3 Рядкові літерали</w:t>
       </w:r>
-      <w:bookmarkEnd w:id="20"/>
+      <w:bookmarkEnd w:id="21"/>
     </w:p>
     <w:p>
       <w:r>
@@ -13453,7 +13638,7 @@
           <w:noProof/>
         </w:rPr>
         <w:drawing>
-          <wp:inline distT="0" distB="0" distL="0" distR="0" wp14:anchorId="227F3FDC" wp14:editId="06C19D03">
+          <wp:inline distT="0" distB="0" distL="0" distR="0" wp14:anchorId="64780224" wp14:editId="6AF6FC70">
             <wp:extent cx="3239452" cy="995362"/>
             <wp:effectExtent l="0" t="0" r="0" b="0"/>
             <wp:docPr id="22" name="Picture 22"/>
@@ -13501,7 +13686,7 @@
           <w:noProof/>
         </w:rPr>
         <w:drawing>
-          <wp:inline distT="0" distB="0" distL="0" distR="0" wp14:anchorId="4CB13782" wp14:editId="45AB51A4">
+          <wp:inline distT="0" distB="0" distL="0" distR="0" wp14:anchorId="203F3AF8" wp14:editId="34C5ED53">
             <wp:extent cx="2334577" cy="1103947"/>
             <wp:effectExtent l="0" t="0" r="0" b="0"/>
             <wp:docPr id="23" name="Picture 23"/>
@@ -13549,7 +13734,7 @@
           <w:noProof/>
         </w:rPr>
         <w:drawing>
-          <wp:inline distT="0" distB="0" distL="0" distR="0" wp14:anchorId="5867CB21" wp14:editId="20E8A6ED">
+          <wp:inline distT="0" distB="0" distL="0" distR="0" wp14:anchorId="282E4998" wp14:editId="12CA07CA">
             <wp:extent cx="2017871" cy="1918335"/>
             <wp:effectExtent l="0" t="0" r="0" b="0"/>
             <wp:docPr id="24" name="Picture 24"/>
@@ -13597,7 +13782,7 @@
           <w:noProof/>
         </w:rPr>
         <w:drawing>
-          <wp:inline distT="0" distB="0" distL="0" distR="0" wp14:anchorId="1858A831" wp14:editId="1C392E54">
+          <wp:inline distT="0" distB="0" distL="0" distR="0" wp14:anchorId="6B99935E" wp14:editId="7DB765D2">
             <wp:extent cx="4750593" cy="814387"/>
             <wp:effectExtent l="0" t="0" r="0" b="0"/>
             <wp:docPr id="25" name="Picture 25"/>
@@ -14106,11 +14291,11 @@
       <w:pPr>
         <w:pStyle w:val="Heading3"/>
       </w:pPr>
-      <w:bookmarkStart w:id="21" w:name="_Toc240827734"/>
+      <w:bookmarkStart w:id="22" w:name="_Toc240835883"/>
       <w:r>
         <w:t>2.7.4 Логічні літерали</w:t>
       </w:r>
-      <w:bookmarkEnd w:id="21"/>
+      <w:bookmarkEnd w:id="22"/>
     </w:p>
     <w:p>
       <w:r>
@@ -14180,7 +14365,7 @@
           <w:noProof/>
         </w:rPr>
         <w:drawing>
-          <wp:inline distT="0" distB="0" distL="0" distR="0" wp14:anchorId="58B30DC7" wp14:editId="68246D26">
+          <wp:inline distT="0" distB="0" distL="0" distR="0" wp14:anchorId="7FCA200C" wp14:editId="083C68D2">
             <wp:extent cx="1791652" cy="1103947"/>
             <wp:effectExtent l="0" t="0" r="0" b="0"/>
             <wp:docPr id="26" name="Picture 26"/>
@@ -14233,11 +14418,11 @@
       <w:pPr>
         <w:pStyle w:val="Heading2"/>
       </w:pPr>
-      <w:bookmarkStart w:id="22" w:name="_Toc240827735"/>
+      <w:bookmarkStart w:id="23" w:name="_Toc240835884"/>
       <w:r>
         <w:t>2.8 Оператори та роздільники</w:t>
       </w:r>
-      <w:bookmarkEnd w:id="22"/>
+      <w:bookmarkEnd w:id="23"/>
     </w:p>
     <w:p>
       <w:r>
@@ -14430,7 +14615,7 @@
           <w:noProof/>
         </w:rPr>
         <w:drawing>
-          <wp:inline distT="0" distB="0" distL="0" distR="0" wp14:anchorId="587C2D2F" wp14:editId="2EDE50DF">
+          <wp:inline distT="0" distB="0" distL="0" distR="0" wp14:anchorId="108DE887" wp14:editId="2F1E4B46">
             <wp:extent cx="2026919" cy="2189796"/>
             <wp:effectExtent l="0" t="0" r="0" b="0"/>
             <wp:docPr id="27" name="Picture 27"/>
@@ -14478,7 +14663,7 @@
           <w:noProof/>
         </w:rPr>
         <w:drawing>
-          <wp:inline distT="0" distB="0" distL="0" distR="0" wp14:anchorId="21D14AF6" wp14:editId="753591EF">
+          <wp:inline distT="0" distB="0" distL="0" distR="0" wp14:anchorId="383A9A2A" wp14:editId="3B392004">
             <wp:extent cx="1565433" cy="2189796"/>
             <wp:effectExtent l="0" t="0" r="0" b="0"/>
             <wp:docPr id="28" name="Picture 28"/>
@@ -14526,7 +14711,7 @@
           <w:noProof/>
         </w:rPr>
         <w:drawing>
-          <wp:inline distT="0" distB="0" distL="0" distR="0" wp14:anchorId="232C8479" wp14:editId="7DE2D92A">
+          <wp:inline distT="0" distB="0" distL="0" distR="0" wp14:anchorId="198DFC5E" wp14:editId="77175D7D">
             <wp:extent cx="1565433" cy="1375409"/>
             <wp:effectExtent l="0" t="0" r="0" b="0"/>
             <wp:docPr id="29" name="Picture 29"/>
@@ -14574,7 +14759,7 @@
           <w:noProof/>
         </w:rPr>
         <w:drawing>
-          <wp:inline distT="0" distB="0" distL="0" distR="0" wp14:anchorId="02B21DD7" wp14:editId="062F8512">
+          <wp:inline distT="0" distB="0" distL="0" distR="0" wp14:anchorId="566A7F37" wp14:editId="4E9F5618">
             <wp:extent cx="1565433" cy="2189796"/>
             <wp:effectExtent l="0" t="0" r="0" b="0"/>
             <wp:docPr id="30" name="Picture 30"/>
@@ -14622,7 +14807,7 @@
           <w:noProof/>
         </w:rPr>
         <w:drawing>
-          <wp:inline distT="0" distB="0" distL="0" distR="0" wp14:anchorId="6810AD59" wp14:editId="62D72DCD">
+          <wp:inline distT="0" distB="0" distL="0" distR="0" wp14:anchorId="51B6ACE3" wp14:editId="681355F5">
             <wp:extent cx="1483995" cy="1103948"/>
             <wp:effectExtent l="0" t="0" r="0" b="0"/>
             <wp:docPr id="31" name="Picture 31"/>
@@ -14670,7 +14855,7 @@
           <w:noProof/>
         </w:rPr>
         <w:drawing>
-          <wp:inline distT="0" distB="0" distL="0" distR="0" wp14:anchorId="7404F367" wp14:editId="7CFA9FC4">
+          <wp:inline distT="0" distB="0" distL="0" distR="0" wp14:anchorId="48D57B82" wp14:editId="40F00C75">
             <wp:extent cx="1483995" cy="1375410"/>
             <wp:effectExtent l="0" t="0" r="0" b="0"/>
             <wp:docPr id="32" name="Picture 32"/>
@@ -14718,7 +14903,7 @@
           <w:noProof/>
         </w:rPr>
         <w:drawing>
-          <wp:inline distT="0" distB="0" distL="0" distR="0" wp14:anchorId="35D00B07" wp14:editId="0943E9E2">
+          <wp:inline distT="0" distB="0" distL="0" distR="0" wp14:anchorId="541AC35D" wp14:editId="21C59EFA">
             <wp:extent cx="1483995" cy="1375410"/>
             <wp:effectExtent l="0" t="0" r="0" b="0"/>
             <wp:docPr id="33" name="Picture 33"/>
@@ -14766,7 +14951,7 @@
           <w:noProof/>
         </w:rPr>
         <w:drawing>
-          <wp:inline distT="0" distB="0" distL="0" distR="0" wp14:anchorId="0D702A84" wp14:editId="231BD243">
+          <wp:inline distT="0" distB="0" distL="0" distR="0" wp14:anchorId="3570AEA5" wp14:editId="3EE8B0E8">
             <wp:extent cx="1565433" cy="1103947"/>
             <wp:effectExtent l="0" t="0" r="0" b="0"/>
             <wp:docPr id="34" name="Picture 34"/>
@@ -14814,7 +14999,7 @@
           <w:noProof/>
         </w:rPr>
         <w:drawing>
-          <wp:inline distT="0" distB="0" distL="0" distR="0" wp14:anchorId="7D5E12AD" wp14:editId="1CFF7BD9">
+          <wp:inline distT="0" distB="0" distL="0" distR="0" wp14:anchorId="7FD77A43" wp14:editId="087A4F35">
             <wp:extent cx="1565433" cy="1103947"/>
             <wp:effectExtent l="0" t="0" r="0" b="0"/>
             <wp:docPr id="35" name="Picture 35"/>
@@ -14862,7 +15047,7 @@
           <w:noProof/>
         </w:rPr>
         <w:drawing>
-          <wp:inline distT="0" distB="0" distL="0" distR="0" wp14:anchorId="103EF732" wp14:editId="5A9DF7F4">
+          <wp:inline distT="0" distB="0" distL="0" distR="0" wp14:anchorId="573D6943" wp14:editId="69FC1457">
             <wp:extent cx="1483995" cy="3004185"/>
             <wp:effectExtent l="0" t="0" r="0" b="0"/>
             <wp:docPr id="36" name="Picture 36"/>
@@ -15030,11 +15215,11 @@
       <w:pPr>
         <w:pStyle w:val="Heading2"/>
       </w:pPr>
-      <w:bookmarkStart w:id="23" w:name="_Toc240827736"/>
+      <w:bookmarkStart w:id="24" w:name="_Toc240835885"/>
       <w:r>
         <w:t>2.9 Автоматична вставка крапки з комою</w:t>
       </w:r>
-      <w:bookmarkEnd w:id="23"/>
+      <w:bookmarkEnd w:id="24"/>
     </w:p>
     <w:p>
       <w:r>
@@ -15498,15 +15683,57 @@
       <w:pPr>
         <w:pStyle w:val="Heading2"/>
       </w:pPr>
-      <w:bookmarkStart w:id="24" w:name="_Toc240827737"/>
+      <w:bookmarkStart w:id="25" w:name="_Toc240835886"/>
       <w:r>
         <w:t>2.10 Таблиця токенів</w:t>
       </w:r>
-      <w:bookmarkEnd w:id="24"/>
-    </w:p>
-    <w:p>
-      <w:r>
-        <w:t>Перелік усіх лексем мови Krok наведено в табл. 2.2. Один приклад лексеми в рядку означає, що лексема унікальна; текст «символ ...» означає, що лексема є термінальним символом граматики. Саме ця таблиця є вхідними даними для побудови лексичного аналізатора.</w:t>
+      <w:bookmarkEnd w:id="25"/>
+    </w:p>
+    <w:p>
+      <w:r>
+        <w:t>Перелік усіх лексем мови Krok наведено в табл. 2.2. Таблицю побудовано за граматикою мови і вона містить усі термінали, що зустрічаються в її правилах; кожен запис відповідає рівно одній лексемі. Один приклад лексеми в рядку означає, що лексема унікальна; текст «символ ...» означає, що лексема є термінальним символом граматики. Саме ця таблиця є вхідними даними для побудови лексичного аналізатора.</w:t>
+      </w:r>
+    </w:p>
+    <w:p>
+      <w:r>
+        <w:t xml:space="preserve">Колонка «Клас» подає класифікацію лексем, прийняту в [2]: </w:t>
+      </w:r>
+      <w:r>
+        <w:rPr>
+          <w:b/>
+        </w:rPr>
+        <w:t>TRM</w:t>
+      </w:r>
+      <w:r>
+        <w:t xml:space="preserve"> — ключові слова, оператори та роздільники (термінальні лексеми, для яких достатньо коду); </w:t>
+      </w:r>
+      <w:r>
+        <w:rPr>
+          <w:b/>
+        </w:rPr>
+        <w:t>IDN</w:t>
+      </w:r>
+      <w:r>
+        <w:t xml:space="preserve"> — ідентифікатори; </w:t>
+      </w:r>
+      <w:r>
+        <w:rPr>
+          <w:b/>
+        </w:rPr>
+        <w:t>CON</w:t>
+      </w:r>
+      <w:r>
+        <w:t xml:space="preserve"> — константи (літерали). Лексеми класів IDN і CON, крім коду, потребують індексу у відповідній таблиці ідентифікаторів або констант, яку будує лексичний аналізатор. Останні чотири рядки таблиці (коментар, пробільні символи, роздільник рядків) позначено знаком «—»: вони не є токенами і синтаксичному аналізатору не передаються, але наведені для повноти опису лексичного рівня, оскільки роздільник рядків керує вставкою </w:t>
+      </w:r>
+      <w:r>
+        <w:rPr>
+          <w:rFonts w:ascii="Consolas" w:eastAsia="Consolas" w:hAnsi="Consolas" w:cs="Consolas"/>
+          <w:sz w:val="25"/>
+        </w:rPr>
+        <w:t>;</w:t>
+      </w:r>
+      <w:r>
+        <w:t xml:space="preserve"> (розд. 2.9).</w:t>
       </w:r>
     </w:p>
     <w:p>
@@ -15531,10 +15758,11 @@
         <w:tblLook w:val="04A0" w:firstRow="1" w:lastRow="0" w:firstColumn="1" w:lastColumn="0" w:noHBand="0" w:noVBand="1"/>
       </w:tblPr>
       <w:tblGrid>
-        <w:gridCol w:w="850"/>
-        <w:gridCol w:w="2835"/>
-        <w:gridCol w:w="1701"/>
-        <w:gridCol w:w="3969"/>
+        <w:gridCol w:w="680"/>
+        <w:gridCol w:w="2608"/>
+        <w:gridCol w:w="1474"/>
+        <w:gridCol w:w="907"/>
+        <w:gridCol w:w="3402"/>
       </w:tblGrid>
       <w:tr>
         <w:trPr>
@@ -15544,7 +15772,7 @@
         </w:trPr>
         <w:tc>
           <w:tcPr>
-            <w:tcW w:w="850" w:type="dxa"/>
+            <w:tcW w:w="680" w:type="dxa"/>
           </w:tcPr>
           <w:p>
             <w:pPr>
@@ -15563,7 +15791,7 @@
         </w:tc>
         <w:tc>
           <w:tcPr>
-            <w:tcW w:w="2835" w:type="dxa"/>
+            <w:tcW w:w="2608" w:type="dxa"/>
           </w:tcPr>
           <w:p>
             <w:pPr>
@@ -15582,7 +15810,7 @@
         </w:tc>
         <w:tc>
           <w:tcPr>
-            <w:tcW w:w="1701" w:type="dxa"/>
+            <w:tcW w:w="1474" w:type="dxa"/>
           </w:tcPr>
           <w:p>
             <w:pPr>
@@ -15601,7 +15829,26 @@
         </w:tc>
         <w:tc>
           <w:tcPr>
-            <w:tcW w:w="3969" w:type="dxa"/>
+            <w:tcW w:w="907" w:type="dxa"/>
+          </w:tcPr>
+          <w:p>
+            <w:pPr>
+              <w:spacing w:line="240" w:lineRule="auto"/>
+              <w:ind w:firstLine="0"/>
+              <w:jc w:val="center"/>
+            </w:pPr>
+            <w:r>
+              <w:rPr>
+                <w:b/>
+                <w:sz w:val="24"/>
+              </w:rPr>
+              <w:t>Клас</w:t>
+            </w:r>
+          </w:p>
+        </w:tc>
+        <w:tc>
+          <w:tcPr>
+            <w:tcW w:w="3402" w:type="dxa"/>
           </w:tcPr>
           <w:p>
             <w:pPr>
@@ -15626,7 +15873,7 @@
         </w:trPr>
         <w:tc>
           <w:tcPr>
-            <w:tcW w:w="850" w:type="dxa"/>
+            <w:tcW w:w="680" w:type="dxa"/>
           </w:tcPr>
           <w:p>
             <w:pPr>
@@ -15644,7 +15891,7 @@
         </w:tc>
         <w:tc>
           <w:tcPr>
-            <w:tcW w:w="2835" w:type="dxa"/>
+            <w:tcW w:w="2608" w:type="dxa"/>
           </w:tcPr>
           <w:p>
             <w:pPr>
@@ -15662,7 +15909,7 @@
         </w:tc>
         <w:tc>
           <w:tcPr>
-            <w:tcW w:w="1701" w:type="dxa"/>
+            <w:tcW w:w="1474" w:type="dxa"/>
           </w:tcPr>
           <w:p>
             <w:pPr>
@@ -15680,7 +15927,25 @@
         </w:tc>
         <w:tc>
           <w:tcPr>
-            <w:tcW w:w="3969" w:type="dxa"/>
+            <w:tcW w:w="907" w:type="dxa"/>
+          </w:tcPr>
+          <w:p>
+            <w:pPr>
+              <w:spacing w:line="240" w:lineRule="auto"/>
+              <w:ind w:firstLine="0"/>
+              <w:jc w:val="left"/>
+            </w:pPr>
+            <w:r>
+              <w:rPr>
+                <w:sz w:val="24"/>
+              </w:rPr>
+              <w:t>IDN</w:t>
+            </w:r>
+          </w:p>
+        </w:tc>
+        <w:tc>
+          <w:tcPr>
+            <w:tcW w:w="3402" w:type="dxa"/>
           </w:tcPr>
           <w:p>
             <w:pPr>
@@ -15704,7 +15969,7 @@
         </w:trPr>
         <w:tc>
           <w:tcPr>
-            <w:tcW w:w="850" w:type="dxa"/>
+            <w:tcW w:w="680" w:type="dxa"/>
           </w:tcPr>
           <w:p>
             <w:pPr>
@@ -15722,7 +15987,7 @@
         </w:tc>
         <w:tc>
           <w:tcPr>
-            <w:tcW w:w="2835" w:type="dxa"/>
+            <w:tcW w:w="2608" w:type="dxa"/>
           </w:tcPr>
           <w:p>
             <w:pPr>
@@ -15740,7 +16005,7 @@
         </w:tc>
         <w:tc>
           <w:tcPr>
-            <w:tcW w:w="1701" w:type="dxa"/>
+            <w:tcW w:w="1474" w:type="dxa"/>
           </w:tcPr>
           <w:p>
             <w:pPr>
@@ -15758,7 +16023,25 @@
         </w:tc>
         <w:tc>
           <w:tcPr>
-            <w:tcW w:w="3969" w:type="dxa"/>
+            <w:tcW w:w="907" w:type="dxa"/>
+          </w:tcPr>
+          <w:p>
+            <w:pPr>
+              <w:spacing w:line="240" w:lineRule="auto"/>
+              <w:ind w:firstLine="0"/>
+              <w:jc w:val="left"/>
+            </w:pPr>
+            <w:r>
+              <w:rPr>
+                <w:sz w:val="24"/>
+              </w:rPr>
+              <w:t>CON</w:t>
+            </w:r>
+          </w:p>
+        </w:tc>
+        <w:tc>
+          <w:tcPr>
+            <w:tcW w:w="3402" w:type="dxa"/>
           </w:tcPr>
           <w:p>
             <w:pPr>
@@ -15782,7 +16065,7 @@
         </w:trPr>
         <w:tc>
           <w:tcPr>
-            <w:tcW w:w="850" w:type="dxa"/>
+            <w:tcW w:w="680" w:type="dxa"/>
           </w:tcPr>
           <w:p>
             <w:pPr>
@@ -15800,7 +16083,7 @@
         </w:tc>
         <w:tc>
           <w:tcPr>
-            <w:tcW w:w="2835" w:type="dxa"/>
+            <w:tcW w:w="2608" w:type="dxa"/>
           </w:tcPr>
           <w:p>
             <w:pPr>
@@ -15818,7 +16101,7 @@
         </w:tc>
         <w:tc>
           <w:tcPr>
-            <w:tcW w:w="1701" w:type="dxa"/>
+            <w:tcW w:w="1474" w:type="dxa"/>
           </w:tcPr>
           <w:p>
             <w:pPr>
@@ -15836,7 +16119,25 @@
         </w:tc>
         <w:tc>
           <w:tcPr>
-            <w:tcW w:w="3969" w:type="dxa"/>
+            <w:tcW w:w="907" w:type="dxa"/>
+          </w:tcPr>
+          <w:p>
+            <w:pPr>
+              <w:spacing w:line="240" w:lineRule="auto"/>
+              <w:ind w:firstLine="0"/>
+              <w:jc w:val="left"/>
+            </w:pPr>
+            <w:r>
+              <w:rPr>
+                <w:sz w:val="24"/>
+              </w:rPr>
+              <w:t>CON</w:t>
+            </w:r>
+          </w:p>
+        </w:tc>
+        <w:tc>
+          <w:tcPr>
+            <w:tcW w:w="3402" w:type="dxa"/>
           </w:tcPr>
           <w:p>
             <w:pPr>
@@ -15860,7 +16161,7 @@
         </w:trPr>
         <w:tc>
           <w:tcPr>
-            <w:tcW w:w="850" w:type="dxa"/>
+            <w:tcW w:w="680" w:type="dxa"/>
           </w:tcPr>
           <w:p>
             <w:pPr>
@@ -15878,7 +16179,7 @@
         </w:tc>
         <w:tc>
           <w:tcPr>
-            <w:tcW w:w="2835" w:type="dxa"/>
+            <w:tcW w:w="2608" w:type="dxa"/>
           </w:tcPr>
           <w:p>
             <w:pPr>
@@ -15896,7 +16197,7 @@
         </w:tc>
         <w:tc>
           <w:tcPr>
-            <w:tcW w:w="1701" w:type="dxa"/>
+            <w:tcW w:w="1474" w:type="dxa"/>
           </w:tcPr>
           <w:p>
             <w:pPr>
@@ -15914,7 +16215,25 @@
         </w:tc>
         <w:tc>
           <w:tcPr>
-            <w:tcW w:w="3969" w:type="dxa"/>
+            <w:tcW w:w="907" w:type="dxa"/>
+          </w:tcPr>
+          <w:p>
+            <w:pPr>
+              <w:spacing w:line="240" w:lineRule="auto"/>
+              <w:ind w:firstLine="0"/>
+              <w:jc w:val="left"/>
+            </w:pPr>
+            <w:r>
+              <w:rPr>
+                <w:sz w:val="24"/>
+              </w:rPr>
+              <w:t>CON</w:t>
+            </w:r>
+          </w:p>
+        </w:tc>
+        <w:tc>
+          <w:tcPr>
+            <w:tcW w:w="3402" w:type="dxa"/>
           </w:tcPr>
           <w:p>
             <w:pPr>
@@ -15938,7 +16257,7 @@
         </w:trPr>
         <w:tc>
           <w:tcPr>
-            <w:tcW w:w="850" w:type="dxa"/>
+            <w:tcW w:w="680" w:type="dxa"/>
           </w:tcPr>
           <w:p>
             <w:pPr>
@@ -15956,7 +16275,7 @@
         </w:tc>
         <w:tc>
           <w:tcPr>
-            <w:tcW w:w="2835" w:type="dxa"/>
+            <w:tcW w:w="2608" w:type="dxa"/>
           </w:tcPr>
           <w:p>
             <w:pPr>
@@ -15975,7 +16294,7 @@
         </w:tc>
         <w:tc>
           <w:tcPr>
-            <w:tcW w:w="1701" w:type="dxa"/>
+            <w:tcW w:w="1474" w:type="dxa"/>
           </w:tcPr>
           <w:p>
             <w:pPr>
@@ -15993,7 +16312,25 @@
         </w:tc>
         <w:tc>
           <w:tcPr>
-            <w:tcW w:w="3969" w:type="dxa"/>
+            <w:tcW w:w="907" w:type="dxa"/>
+          </w:tcPr>
+          <w:p>
+            <w:pPr>
+              <w:spacing w:line="240" w:lineRule="auto"/>
+              <w:ind w:firstLine="0"/>
+              <w:jc w:val="left"/>
+            </w:pPr>
+            <w:r>
+              <w:rPr>
+                <w:sz w:val="24"/>
+              </w:rPr>
+              <w:t>CON</w:t>
+            </w:r>
+          </w:p>
+        </w:tc>
+        <w:tc>
+          <w:tcPr>
+            <w:tcW w:w="3402" w:type="dxa"/>
           </w:tcPr>
           <w:p>
             <w:pPr>
@@ -16017,7 +16354,7 @@
         </w:trPr>
         <w:tc>
           <w:tcPr>
-            <w:tcW w:w="850" w:type="dxa"/>
+            <w:tcW w:w="680" w:type="dxa"/>
           </w:tcPr>
           <w:p>
             <w:pPr>
@@ -16035,7 +16372,7 @@
         </w:tc>
         <w:tc>
           <w:tcPr>
-            <w:tcW w:w="2835" w:type="dxa"/>
+            <w:tcW w:w="2608" w:type="dxa"/>
           </w:tcPr>
           <w:p>
             <w:pPr>
@@ -16054,7 +16391,7 @@
         </w:tc>
         <w:tc>
           <w:tcPr>
-            <w:tcW w:w="1701" w:type="dxa"/>
+            <w:tcW w:w="1474" w:type="dxa"/>
           </w:tcPr>
           <w:p>
             <w:pPr>
@@ -16072,7 +16409,25 @@
         </w:tc>
         <w:tc>
           <w:tcPr>
-            <w:tcW w:w="3969" w:type="dxa"/>
+            <w:tcW w:w="907" w:type="dxa"/>
+          </w:tcPr>
+          <w:p>
+            <w:pPr>
+              <w:spacing w:line="240" w:lineRule="auto"/>
+              <w:ind w:firstLine="0"/>
+              <w:jc w:val="left"/>
+            </w:pPr>
+            <w:r>
+              <w:rPr>
+                <w:sz w:val="24"/>
+              </w:rPr>
+              <w:t>CON</w:t>
+            </w:r>
+          </w:p>
+        </w:tc>
+        <w:tc>
+          <w:tcPr>
+            <w:tcW w:w="3402" w:type="dxa"/>
           </w:tcPr>
           <w:p>
             <w:pPr>
@@ -16096,7 +16451,7 @@
         </w:trPr>
         <w:tc>
           <w:tcPr>
-            <w:tcW w:w="850" w:type="dxa"/>
+            <w:tcW w:w="680" w:type="dxa"/>
           </w:tcPr>
           <w:p>
             <w:pPr>
@@ -16114,7 +16469,7 @@
         </w:tc>
         <w:tc>
           <w:tcPr>
-            <w:tcW w:w="2835" w:type="dxa"/>
+            <w:tcW w:w="2608" w:type="dxa"/>
           </w:tcPr>
           <w:p>
             <w:pPr>
@@ -16133,7 +16488,7 @@
         </w:tc>
         <w:tc>
           <w:tcPr>
-            <w:tcW w:w="1701" w:type="dxa"/>
+            <w:tcW w:w="1474" w:type="dxa"/>
           </w:tcPr>
           <w:p>
             <w:pPr>
@@ -16151,7 +16506,25 @@
         </w:tc>
         <w:tc>
           <w:tcPr>
-            <w:tcW w:w="3969" w:type="dxa"/>
+            <w:tcW w:w="907" w:type="dxa"/>
+          </w:tcPr>
+          <w:p>
+            <w:pPr>
+              <w:spacing w:line="240" w:lineRule="auto"/>
+              <w:ind w:firstLine="0"/>
+              <w:jc w:val="left"/>
+            </w:pPr>
+            <w:r>
+              <w:rPr>
+                <w:sz w:val="24"/>
+              </w:rPr>
+              <w:t>TRM</w:t>
+            </w:r>
+          </w:p>
+        </w:tc>
+        <w:tc>
+          <w:tcPr>
+            <w:tcW w:w="3402" w:type="dxa"/>
           </w:tcPr>
           <w:p>
             <w:pPr>
@@ -16175,7 +16548,7 @@
         </w:trPr>
         <w:tc>
           <w:tcPr>
-            <w:tcW w:w="850" w:type="dxa"/>
+            <w:tcW w:w="680" w:type="dxa"/>
           </w:tcPr>
           <w:p>
             <w:pPr>
@@ -16193,7 +16566,7 @@
         </w:tc>
         <w:tc>
           <w:tcPr>
-            <w:tcW w:w="2835" w:type="dxa"/>
+            <w:tcW w:w="2608" w:type="dxa"/>
           </w:tcPr>
           <w:p>
             <w:pPr>
@@ -16212,7 +16585,7 @@
         </w:tc>
         <w:tc>
           <w:tcPr>
-            <w:tcW w:w="1701" w:type="dxa"/>
+            <w:tcW w:w="1474" w:type="dxa"/>
           </w:tcPr>
           <w:p>
             <w:pPr>
@@ -16230,7 +16603,25 @@
         </w:tc>
         <w:tc>
           <w:tcPr>
-            <w:tcW w:w="3969" w:type="dxa"/>
+            <w:tcW w:w="907" w:type="dxa"/>
+          </w:tcPr>
+          <w:p>
+            <w:pPr>
+              <w:spacing w:line="240" w:lineRule="auto"/>
+              <w:ind w:firstLine="0"/>
+              <w:jc w:val="left"/>
+            </w:pPr>
+            <w:r>
+              <w:rPr>
+                <w:sz w:val="24"/>
+              </w:rPr>
+              <w:t>TRM</w:t>
+            </w:r>
+          </w:p>
+        </w:tc>
+        <w:tc>
+          <w:tcPr>
+            <w:tcW w:w="3402" w:type="dxa"/>
           </w:tcPr>
           <w:p>
             <w:pPr>
@@ -16254,7 +16645,7 @@
         </w:trPr>
         <w:tc>
           <w:tcPr>
-            <w:tcW w:w="850" w:type="dxa"/>
+            <w:tcW w:w="680" w:type="dxa"/>
           </w:tcPr>
           <w:p>
             <w:pPr>
@@ -16272,7 +16663,7 @@
         </w:tc>
         <w:tc>
           <w:tcPr>
-            <w:tcW w:w="2835" w:type="dxa"/>
+            <w:tcW w:w="2608" w:type="dxa"/>
           </w:tcPr>
           <w:p>
             <w:pPr>
@@ -16291,7 +16682,7 @@
         </w:tc>
         <w:tc>
           <w:tcPr>
-            <w:tcW w:w="1701" w:type="dxa"/>
+            <w:tcW w:w="1474" w:type="dxa"/>
           </w:tcPr>
           <w:p>
             <w:pPr>
@@ -16309,7 +16700,25 @@
         </w:tc>
         <w:tc>
           <w:tcPr>
-            <w:tcW w:w="3969" w:type="dxa"/>
+            <w:tcW w:w="907" w:type="dxa"/>
+          </w:tcPr>
+          <w:p>
+            <w:pPr>
+              <w:spacing w:line="240" w:lineRule="auto"/>
+              <w:ind w:firstLine="0"/>
+              <w:jc w:val="left"/>
+            </w:pPr>
+            <w:r>
+              <w:rPr>
+                <w:sz w:val="24"/>
+              </w:rPr>
+              <w:t>TRM</w:t>
+            </w:r>
+          </w:p>
+        </w:tc>
+        <w:tc>
+          <w:tcPr>
+            <w:tcW w:w="3402" w:type="dxa"/>
           </w:tcPr>
           <w:p>
             <w:pPr>
@@ -16333,7 +16742,7 @@
         </w:trPr>
         <w:tc>
           <w:tcPr>
-            <w:tcW w:w="850" w:type="dxa"/>
+            <w:tcW w:w="680" w:type="dxa"/>
           </w:tcPr>
           <w:p>
             <w:pPr>
@@ -16351,7 +16760,7 @@
         </w:tc>
         <w:tc>
           <w:tcPr>
-            <w:tcW w:w="2835" w:type="dxa"/>
+            <w:tcW w:w="2608" w:type="dxa"/>
           </w:tcPr>
           <w:p>
             <w:pPr>
@@ -16370,7 +16779,7 @@
         </w:tc>
         <w:tc>
           <w:tcPr>
-            <w:tcW w:w="1701" w:type="dxa"/>
+            <w:tcW w:w="1474" w:type="dxa"/>
           </w:tcPr>
           <w:p>
             <w:pPr>
@@ -16388,7 +16797,25 @@
         </w:tc>
         <w:tc>
           <w:tcPr>
-            <w:tcW w:w="3969" w:type="dxa"/>
+            <w:tcW w:w="907" w:type="dxa"/>
+          </w:tcPr>
+          <w:p>
+            <w:pPr>
+              <w:spacing w:line="240" w:lineRule="auto"/>
+              <w:ind w:firstLine="0"/>
+              <w:jc w:val="left"/>
+            </w:pPr>
+            <w:r>
+              <w:rPr>
+                <w:sz w:val="24"/>
+              </w:rPr>
+              <w:t>TRM</w:t>
+            </w:r>
+          </w:p>
+        </w:tc>
+        <w:tc>
+          <w:tcPr>
+            <w:tcW w:w="3402" w:type="dxa"/>
           </w:tcPr>
           <w:p>
             <w:pPr>
@@ -16412,7 +16839,7 @@
         </w:trPr>
         <w:tc>
           <w:tcPr>
-            <w:tcW w:w="850" w:type="dxa"/>
+            <w:tcW w:w="680" w:type="dxa"/>
           </w:tcPr>
           <w:p>
             <w:pPr>
@@ -16430,7 +16857,7 @@
         </w:tc>
         <w:tc>
           <w:tcPr>
-            <w:tcW w:w="2835" w:type="dxa"/>
+            <w:tcW w:w="2608" w:type="dxa"/>
           </w:tcPr>
           <w:p>
             <w:pPr>
@@ -16449,7 +16876,7 @@
         </w:tc>
         <w:tc>
           <w:tcPr>
-            <w:tcW w:w="1701" w:type="dxa"/>
+            <w:tcW w:w="1474" w:type="dxa"/>
           </w:tcPr>
           <w:p>
             <w:pPr>
@@ -16467,7 +16894,25 @@
         </w:tc>
         <w:tc>
           <w:tcPr>
-            <w:tcW w:w="3969" w:type="dxa"/>
+            <w:tcW w:w="907" w:type="dxa"/>
+          </w:tcPr>
+          <w:p>
+            <w:pPr>
+              <w:spacing w:line="240" w:lineRule="auto"/>
+              <w:ind w:firstLine="0"/>
+              <w:jc w:val="left"/>
+            </w:pPr>
+            <w:r>
+              <w:rPr>
+                <w:sz w:val="24"/>
+              </w:rPr>
+              <w:t>TRM</w:t>
+            </w:r>
+          </w:p>
+        </w:tc>
+        <w:tc>
+          <w:tcPr>
+            <w:tcW w:w="3402" w:type="dxa"/>
           </w:tcPr>
           <w:p>
             <w:pPr>
@@ -16491,7 +16936,7 @@
         </w:trPr>
         <w:tc>
           <w:tcPr>
-            <w:tcW w:w="850" w:type="dxa"/>
+            <w:tcW w:w="680" w:type="dxa"/>
           </w:tcPr>
           <w:p>
             <w:pPr>
@@ -16509,7 +16954,7 @@
         </w:tc>
         <w:tc>
           <w:tcPr>
-            <w:tcW w:w="2835" w:type="dxa"/>
+            <w:tcW w:w="2608" w:type="dxa"/>
           </w:tcPr>
           <w:p>
             <w:pPr>
@@ -16528,7 +16973,7 @@
         </w:tc>
         <w:tc>
           <w:tcPr>
-            <w:tcW w:w="1701" w:type="dxa"/>
+            <w:tcW w:w="1474" w:type="dxa"/>
           </w:tcPr>
           <w:p>
             <w:pPr>
@@ -16546,7 +16991,25 @@
         </w:tc>
         <w:tc>
           <w:tcPr>
-            <w:tcW w:w="3969" w:type="dxa"/>
+            <w:tcW w:w="907" w:type="dxa"/>
+          </w:tcPr>
+          <w:p>
+            <w:pPr>
+              <w:spacing w:line="240" w:lineRule="auto"/>
+              <w:ind w:firstLine="0"/>
+              <w:jc w:val="left"/>
+            </w:pPr>
+            <w:r>
+              <w:rPr>
+                <w:sz w:val="24"/>
+              </w:rPr>
+              <w:t>TRM</w:t>
+            </w:r>
+          </w:p>
+        </w:tc>
+        <w:tc>
+          <w:tcPr>
+            <w:tcW w:w="3402" w:type="dxa"/>
           </w:tcPr>
           <w:p>
             <w:pPr>
@@ -16570,7 +17033,7 @@
         </w:trPr>
         <w:tc>
           <w:tcPr>
-            <w:tcW w:w="850" w:type="dxa"/>
+            <w:tcW w:w="680" w:type="dxa"/>
           </w:tcPr>
           <w:p>
             <w:pPr>
@@ -16588,7 +17051,7 @@
         </w:tc>
         <w:tc>
           <w:tcPr>
-            <w:tcW w:w="2835" w:type="dxa"/>
+            <w:tcW w:w="2608" w:type="dxa"/>
           </w:tcPr>
           <w:p>
             <w:pPr>
@@ -16607,7 +17070,7 @@
         </w:tc>
         <w:tc>
           <w:tcPr>
-            <w:tcW w:w="1701" w:type="dxa"/>
+            <w:tcW w:w="1474" w:type="dxa"/>
           </w:tcPr>
           <w:p>
             <w:pPr>
@@ -16625,7 +17088,25 @@
         </w:tc>
         <w:tc>
           <w:tcPr>
-            <w:tcW w:w="3969" w:type="dxa"/>
+            <w:tcW w:w="907" w:type="dxa"/>
+          </w:tcPr>
+          <w:p>
+            <w:pPr>
+              <w:spacing w:line="240" w:lineRule="auto"/>
+              <w:ind w:firstLine="0"/>
+              <w:jc w:val="left"/>
+            </w:pPr>
+            <w:r>
+              <w:rPr>
+                <w:sz w:val="24"/>
+              </w:rPr>
+              <w:t>TRM</w:t>
+            </w:r>
+          </w:p>
+        </w:tc>
+        <w:tc>
+          <w:tcPr>
+            <w:tcW w:w="3402" w:type="dxa"/>
           </w:tcPr>
           <w:p>
             <w:pPr>
@@ -16649,7 +17130,7 @@
         </w:trPr>
         <w:tc>
           <w:tcPr>
-            <w:tcW w:w="850" w:type="dxa"/>
+            <w:tcW w:w="680" w:type="dxa"/>
           </w:tcPr>
           <w:p>
             <w:pPr>
@@ -16667,7 +17148,7 @@
         </w:tc>
         <w:tc>
           <w:tcPr>
-            <w:tcW w:w="2835" w:type="dxa"/>
+            <w:tcW w:w="2608" w:type="dxa"/>
           </w:tcPr>
           <w:p>
             <w:pPr>
@@ -16686,7 +17167,7 @@
         </w:tc>
         <w:tc>
           <w:tcPr>
-            <w:tcW w:w="1701" w:type="dxa"/>
+            <w:tcW w:w="1474" w:type="dxa"/>
           </w:tcPr>
           <w:p>
             <w:pPr>
@@ -16704,7 +17185,25 @@
         </w:tc>
         <w:tc>
           <w:tcPr>
-            <w:tcW w:w="3969" w:type="dxa"/>
+            <w:tcW w:w="907" w:type="dxa"/>
+          </w:tcPr>
+          <w:p>
+            <w:pPr>
+              <w:spacing w:line="240" w:lineRule="auto"/>
+              <w:ind w:firstLine="0"/>
+              <w:jc w:val="left"/>
+            </w:pPr>
+            <w:r>
+              <w:rPr>
+                <w:sz w:val="24"/>
+              </w:rPr>
+              <w:t>TRM</w:t>
+            </w:r>
+          </w:p>
+        </w:tc>
+        <w:tc>
+          <w:tcPr>
+            <w:tcW w:w="3402" w:type="dxa"/>
           </w:tcPr>
           <w:p>
             <w:pPr>
@@ -16728,7 +17227,7 @@
         </w:trPr>
         <w:tc>
           <w:tcPr>
-            <w:tcW w:w="850" w:type="dxa"/>
+            <w:tcW w:w="680" w:type="dxa"/>
           </w:tcPr>
           <w:p>
             <w:pPr>
@@ -16746,7 +17245,7 @@
         </w:tc>
         <w:tc>
           <w:tcPr>
-            <w:tcW w:w="2835" w:type="dxa"/>
+            <w:tcW w:w="2608" w:type="dxa"/>
           </w:tcPr>
           <w:p>
             <w:pPr>
@@ -16765,7 +17264,7 @@
         </w:tc>
         <w:tc>
           <w:tcPr>
-            <w:tcW w:w="1701" w:type="dxa"/>
+            <w:tcW w:w="1474" w:type="dxa"/>
           </w:tcPr>
           <w:p>
             <w:pPr>
@@ -16783,7 +17282,25 @@
         </w:tc>
         <w:tc>
           <w:tcPr>
-            <w:tcW w:w="3969" w:type="dxa"/>
+            <w:tcW w:w="907" w:type="dxa"/>
+          </w:tcPr>
+          <w:p>
+            <w:pPr>
+              <w:spacing w:line="240" w:lineRule="auto"/>
+              <w:ind w:firstLine="0"/>
+              <w:jc w:val="left"/>
+            </w:pPr>
+            <w:r>
+              <w:rPr>
+                <w:sz w:val="24"/>
+              </w:rPr>
+              <w:t>TRM</w:t>
+            </w:r>
+          </w:p>
+        </w:tc>
+        <w:tc>
+          <w:tcPr>
+            <w:tcW w:w="3402" w:type="dxa"/>
           </w:tcPr>
           <w:p>
             <w:pPr>
@@ -16807,7 +17324,7 @@
         </w:trPr>
         <w:tc>
           <w:tcPr>
-            <w:tcW w:w="850" w:type="dxa"/>
+            <w:tcW w:w="680" w:type="dxa"/>
           </w:tcPr>
           <w:p>
             <w:pPr>
@@ -16825,7 +17342,7 @@
         </w:tc>
         <w:tc>
           <w:tcPr>
-            <w:tcW w:w="2835" w:type="dxa"/>
+            <w:tcW w:w="2608" w:type="dxa"/>
           </w:tcPr>
           <w:p>
             <w:pPr>
@@ -16844,7 +17361,7 @@
         </w:tc>
         <w:tc>
           <w:tcPr>
-            <w:tcW w:w="1701" w:type="dxa"/>
+            <w:tcW w:w="1474" w:type="dxa"/>
           </w:tcPr>
           <w:p>
             <w:pPr>
@@ -16862,7 +17379,25 @@
         </w:tc>
         <w:tc>
           <w:tcPr>
-            <w:tcW w:w="3969" w:type="dxa"/>
+            <w:tcW w:w="907" w:type="dxa"/>
+          </w:tcPr>
+          <w:p>
+            <w:pPr>
+              <w:spacing w:line="240" w:lineRule="auto"/>
+              <w:ind w:firstLine="0"/>
+              <w:jc w:val="left"/>
+            </w:pPr>
+            <w:r>
+              <w:rPr>
+                <w:sz w:val="24"/>
+              </w:rPr>
+              <w:t>TRM</w:t>
+            </w:r>
+          </w:p>
+        </w:tc>
+        <w:tc>
+          <w:tcPr>
+            <w:tcW w:w="3402" w:type="dxa"/>
           </w:tcPr>
           <w:p>
             <w:pPr>
@@ -16886,7 +17421,7 @@
         </w:trPr>
         <w:tc>
           <w:tcPr>
-            <w:tcW w:w="850" w:type="dxa"/>
+            <w:tcW w:w="680" w:type="dxa"/>
           </w:tcPr>
           <w:p>
             <w:pPr>
@@ -16904,7 +17439,7 @@
         </w:tc>
         <w:tc>
           <w:tcPr>
-            <w:tcW w:w="2835" w:type="dxa"/>
+            <w:tcW w:w="2608" w:type="dxa"/>
           </w:tcPr>
           <w:p>
             <w:pPr>
@@ -16923,7 +17458,7 @@
         </w:tc>
         <w:tc>
           <w:tcPr>
-            <w:tcW w:w="1701" w:type="dxa"/>
+            <w:tcW w:w="1474" w:type="dxa"/>
           </w:tcPr>
           <w:p>
             <w:pPr>
@@ -16941,7 +17476,25 @@
         </w:tc>
         <w:tc>
           <w:tcPr>
-            <w:tcW w:w="3969" w:type="dxa"/>
+            <w:tcW w:w="907" w:type="dxa"/>
+          </w:tcPr>
+          <w:p>
+            <w:pPr>
+              <w:spacing w:line="240" w:lineRule="auto"/>
+              <w:ind w:firstLine="0"/>
+              <w:jc w:val="left"/>
+            </w:pPr>
+            <w:r>
+              <w:rPr>
+                <w:sz w:val="24"/>
+              </w:rPr>
+              <w:t>TRM</w:t>
+            </w:r>
+          </w:p>
+        </w:tc>
+        <w:tc>
+          <w:tcPr>
+            <w:tcW w:w="3402" w:type="dxa"/>
           </w:tcPr>
           <w:p>
             <w:pPr>
@@ -16965,7 +17518,7 @@
         </w:trPr>
         <w:tc>
           <w:tcPr>
-            <w:tcW w:w="850" w:type="dxa"/>
+            <w:tcW w:w="680" w:type="dxa"/>
           </w:tcPr>
           <w:p>
             <w:pPr>
@@ -16983,7 +17536,7 @@
         </w:tc>
         <w:tc>
           <w:tcPr>
-            <w:tcW w:w="2835" w:type="dxa"/>
+            <w:tcW w:w="2608" w:type="dxa"/>
           </w:tcPr>
           <w:p>
             <w:pPr>
@@ -17002,7 +17555,7 @@
         </w:tc>
         <w:tc>
           <w:tcPr>
-            <w:tcW w:w="1701" w:type="dxa"/>
+            <w:tcW w:w="1474" w:type="dxa"/>
           </w:tcPr>
           <w:p>
             <w:pPr>
@@ -17020,7 +17573,25 @@
         </w:tc>
         <w:tc>
           <w:tcPr>
-            <w:tcW w:w="3969" w:type="dxa"/>
+            <w:tcW w:w="907" w:type="dxa"/>
+          </w:tcPr>
+          <w:p>
+            <w:pPr>
+              <w:spacing w:line="240" w:lineRule="auto"/>
+              <w:ind w:firstLine="0"/>
+              <w:jc w:val="left"/>
+            </w:pPr>
+            <w:r>
+              <w:rPr>
+                <w:sz w:val="24"/>
+              </w:rPr>
+              <w:t>TRM</w:t>
+            </w:r>
+          </w:p>
+        </w:tc>
+        <w:tc>
+          <w:tcPr>
+            <w:tcW w:w="3402" w:type="dxa"/>
           </w:tcPr>
           <w:p>
             <w:pPr>
@@ -17044,7 +17615,7 @@
         </w:trPr>
         <w:tc>
           <w:tcPr>
-            <w:tcW w:w="850" w:type="dxa"/>
+            <w:tcW w:w="680" w:type="dxa"/>
           </w:tcPr>
           <w:p>
             <w:pPr>
@@ -17062,7 +17633,7 @@
         </w:tc>
         <w:tc>
           <w:tcPr>
-            <w:tcW w:w="2835" w:type="dxa"/>
+            <w:tcW w:w="2608" w:type="dxa"/>
           </w:tcPr>
           <w:p>
             <w:pPr>
@@ -17081,7 +17652,7 @@
         </w:tc>
         <w:tc>
           <w:tcPr>
-            <w:tcW w:w="1701" w:type="dxa"/>
+            <w:tcW w:w="1474" w:type="dxa"/>
           </w:tcPr>
           <w:p>
             <w:pPr>
@@ -17099,7 +17670,25 @@
         </w:tc>
         <w:tc>
           <w:tcPr>
-            <w:tcW w:w="3969" w:type="dxa"/>
+            <w:tcW w:w="907" w:type="dxa"/>
+          </w:tcPr>
+          <w:p>
+            <w:pPr>
+              <w:spacing w:line="240" w:lineRule="auto"/>
+              <w:ind w:firstLine="0"/>
+              <w:jc w:val="left"/>
+            </w:pPr>
+            <w:r>
+              <w:rPr>
+                <w:sz w:val="24"/>
+              </w:rPr>
+              <w:t>TRM</w:t>
+            </w:r>
+          </w:p>
+        </w:tc>
+        <w:tc>
+          <w:tcPr>
+            <w:tcW w:w="3402" w:type="dxa"/>
           </w:tcPr>
           <w:p>
             <w:pPr>
@@ -17123,7 +17712,7 @@
         </w:trPr>
         <w:tc>
           <w:tcPr>
-            <w:tcW w:w="850" w:type="dxa"/>
+            <w:tcW w:w="680" w:type="dxa"/>
           </w:tcPr>
           <w:p>
             <w:pPr>
@@ -17141,7 +17730,7 @@
         </w:tc>
         <w:tc>
           <w:tcPr>
-            <w:tcW w:w="2835" w:type="dxa"/>
+            <w:tcW w:w="2608" w:type="dxa"/>
           </w:tcPr>
           <w:p>
             <w:pPr>
@@ -17160,7 +17749,7 @@
         </w:tc>
         <w:tc>
           <w:tcPr>
-            <w:tcW w:w="1701" w:type="dxa"/>
+            <w:tcW w:w="1474" w:type="dxa"/>
           </w:tcPr>
           <w:p>
             <w:pPr>
@@ -17178,7 +17767,25 @@
         </w:tc>
         <w:tc>
           <w:tcPr>
-            <w:tcW w:w="3969" w:type="dxa"/>
+            <w:tcW w:w="907" w:type="dxa"/>
+          </w:tcPr>
+          <w:p>
+            <w:pPr>
+              <w:spacing w:line="240" w:lineRule="auto"/>
+              <w:ind w:firstLine="0"/>
+              <w:jc w:val="left"/>
+            </w:pPr>
+            <w:r>
+              <w:rPr>
+                <w:sz w:val="24"/>
+              </w:rPr>
+              <w:t>TRM</w:t>
+            </w:r>
+          </w:p>
+        </w:tc>
+        <w:tc>
+          <w:tcPr>
+            <w:tcW w:w="3402" w:type="dxa"/>
           </w:tcPr>
           <w:p>
             <w:pPr>
@@ -17202,7 +17809,7 @@
         </w:trPr>
         <w:tc>
           <w:tcPr>
-            <w:tcW w:w="850" w:type="dxa"/>
+            <w:tcW w:w="680" w:type="dxa"/>
           </w:tcPr>
           <w:p>
             <w:pPr>
@@ -17220,7 +17827,7 @@
         </w:tc>
         <w:tc>
           <w:tcPr>
-            <w:tcW w:w="2835" w:type="dxa"/>
+            <w:tcW w:w="2608" w:type="dxa"/>
           </w:tcPr>
           <w:p>
             <w:pPr>
@@ -17239,7 +17846,7 @@
         </w:tc>
         <w:tc>
           <w:tcPr>
-            <w:tcW w:w="1701" w:type="dxa"/>
+            <w:tcW w:w="1474" w:type="dxa"/>
           </w:tcPr>
           <w:p>
             <w:pPr>
@@ -17257,7 +17864,25 @@
         </w:tc>
         <w:tc>
           <w:tcPr>
-            <w:tcW w:w="3969" w:type="dxa"/>
+            <w:tcW w:w="907" w:type="dxa"/>
+          </w:tcPr>
+          <w:p>
+            <w:pPr>
+              <w:spacing w:line="240" w:lineRule="auto"/>
+              <w:ind w:firstLine="0"/>
+              <w:jc w:val="left"/>
+            </w:pPr>
+            <w:r>
+              <w:rPr>
+                <w:sz w:val="24"/>
+              </w:rPr>
+              <w:t>TRM</w:t>
+            </w:r>
+          </w:p>
+        </w:tc>
+        <w:tc>
+          <w:tcPr>
+            <w:tcW w:w="3402" w:type="dxa"/>
           </w:tcPr>
           <w:p>
             <w:pPr>
@@ -17281,7 +17906,7 @@
         </w:trPr>
         <w:tc>
           <w:tcPr>
-            <w:tcW w:w="850" w:type="dxa"/>
+            <w:tcW w:w="680" w:type="dxa"/>
           </w:tcPr>
           <w:p>
             <w:pPr>
@@ -17299,7 +17924,7 @@
         </w:tc>
         <w:tc>
           <w:tcPr>
-            <w:tcW w:w="2835" w:type="dxa"/>
+            <w:tcW w:w="2608" w:type="dxa"/>
           </w:tcPr>
           <w:p>
             <w:pPr>
@@ -17318,7 +17943,7 @@
         </w:tc>
         <w:tc>
           <w:tcPr>
-            <w:tcW w:w="1701" w:type="dxa"/>
+            <w:tcW w:w="1474" w:type="dxa"/>
           </w:tcPr>
           <w:p>
             <w:pPr>
@@ -17336,7 +17961,25 @@
         </w:tc>
         <w:tc>
           <w:tcPr>
-            <w:tcW w:w="3969" w:type="dxa"/>
+            <w:tcW w:w="907" w:type="dxa"/>
+          </w:tcPr>
+          <w:p>
+            <w:pPr>
+              <w:spacing w:line="240" w:lineRule="auto"/>
+              <w:ind w:firstLine="0"/>
+              <w:jc w:val="left"/>
+            </w:pPr>
+            <w:r>
+              <w:rPr>
+                <w:sz w:val="24"/>
+              </w:rPr>
+              <w:t>TRM</w:t>
+            </w:r>
+          </w:p>
+        </w:tc>
+        <w:tc>
+          <w:tcPr>
+            <w:tcW w:w="3402" w:type="dxa"/>
           </w:tcPr>
           <w:p>
             <w:pPr>
@@ -17360,7 +18003,7 @@
         </w:trPr>
         <w:tc>
           <w:tcPr>
-            <w:tcW w:w="850" w:type="dxa"/>
+            <w:tcW w:w="680" w:type="dxa"/>
           </w:tcPr>
           <w:p>
             <w:pPr>
@@ -17378,7 +18021,7 @@
         </w:tc>
         <w:tc>
           <w:tcPr>
-            <w:tcW w:w="2835" w:type="dxa"/>
+            <w:tcW w:w="2608" w:type="dxa"/>
           </w:tcPr>
           <w:p>
             <w:pPr>
@@ -17397,7 +18040,7 @@
         </w:tc>
         <w:tc>
           <w:tcPr>
-            <w:tcW w:w="1701" w:type="dxa"/>
+            <w:tcW w:w="1474" w:type="dxa"/>
           </w:tcPr>
           <w:p>
             <w:pPr>
@@ -17415,7 +18058,25 @@
         </w:tc>
         <w:tc>
           <w:tcPr>
-            <w:tcW w:w="3969" w:type="dxa"/>
+            <w:tcW w:w="907" w:type="dxa"/>
+          </w:tcPr>
+          <w:p>
+            <w:pPr>
+              <w:spacing w:line="240" w:lineRule="auto"/>
+              <w:ind w:firstLine="0"/>
+              <w:jc w:val="left"/>
+            </w:pPr>
+            <w:r>
+              <w:rPr>
+                <w:sz w:val="24"/>
+              </w:rPr>
+              <w:t>TRM</w:t>
+            </w:r>
+          </w:p>
+        </w:tc>
+        <w:tc>
+          <w:tcPr>
+            <w:tcW w:w="3402" w:type="dxa"/>
           </w:tcPr>
           <w:p>
             <w:pPr>
@@ -17439,7 +18100,7 @@
         </w:trPr>
         <w:tc>
           <w:tcPr>
-            <w:tcW w:w="850" w:type="dxa"/>
+            <w:tcW w:w="680" w:type="dxa"/>
           </w:tcPr>
           <w:p>
             <w:pPr>
@@ -17457,7 +18118,7 @@
         </w:tc>
         <w:tc>
           <w:tcPr>
-            <w:tcW w:w="2835" w:type="dxa"/>
+            <w:tcW w:w="2608" w:type="dxa"/>
           </w:tcPr>
           <w:p>
             <w:pPr>
@@ -17476,7 +18137,7 @@
         </w:tc>
         <w:tc>
           <w:tcPr>
-            <w:tcW w:w="1701" w:type="dxa"/>
+            <w:tcW w:w="1474" w:type="dxa"/>
           </w:tcPr>
           <w:p>
             <w:pPr>
@@ -17494,7 +18155,25 @@
         </w:tc>
         <w:tc>
           <w:tcPr>
-            <w:tcW w:w="3969" w:type="dxa"/>
+            <w:tcW w:w="907" w:type="dxa"/>
+          </w:tcPr>
+          <w:p>
+            <w:pPr>
+              <w:spacing w:line="240" w:lineRule="auto"/>
+              <w:ind w:firstLine="0"/>
+              <w:jc w:val="left"/>
+            </w:pPr>
+            <w:r>
+              <w:rPr>
+                <w:sz w:val="24"/>
+              </w:rPr>
+              <w:t>TRM</w:t>
+            </w:r>
+          </w:p>
+        </w:tc>
+        <w:tc>
+          <w:tcPr>
+            <w:tcW w:w="3402" w:type="dxa"/>
           </w:tcPr>
           <w:p>
             <w:pPr>
@@ -17518,7 +18197,7 @@
         </w:trPr>
         <w:tc>
           <w:tcPr>
-            <w:tcW w:w="850" w:type="dxa"/>
+            <w:tcW w:w="680" w:type="dxa"/>
           </w:tcPr>
           <w:p>
             <w:pPr>
@@ -17536,7 +18215,7 @@
         </w:tc>
         <w:tc>
           <w:tcPr>
-            <w:tcW w:w="2835" w:type="dxa"/>
+            <w:tcW w:w="2608" w:type="dxa"/>
           </w:tcPr>
           <w:p>
             <w:pPr>
@@ -17555,7 +18234,7 @@
         </w:tc>
         <w:tc>
           <w:tcPr>
-            <w:tcW w:w="1701" w:type="dxa"/>
+            <w:tcW w:w="1474" w:type="dxa"/>
           </w:tcPr>
           <w:p>
             <w:pPr>
@@ -17573,7 +18252,25 @@
         </w:tc>
         <w:tc>
           <w:tcPr>
-            <w:tcW w:w="3969" w:type="dxa"/>
+            <w:tcW w:w="907" w:type="dxa"/>
+          </w:tcPr>
+          <w:p>
+            <w:pPr>
+              <w:spacing w:line="240" w:lineRule="auto"/>
+              <w:ind w:firstLine="0"/>
+              <w:jc w:val="left"/>
+            </w:pPr>
+            <w:r>
+              <w:rPr>
+                <w:sz w:val="24"/>
+              </w:rPr>
+              <w:t>TRM</w:t>
+            </w:r>
+          </w:p>
+        </w:tc>
+        <w:tc>
+          <w:tcPr>
+            <w:tcW w:w="3402" w:type="dxa"/>
           </w:tcPr>
           <w:p>
             <w:pPr>
@@ -17597,7 +18294,7 @@
         </w:trPr>
         <w:tc>
           <w:tcPr>
-            <w:tcW w:w="850" w:type="dxa"/>
+            <w:tcW w:w="680" w:type="dxa"/>
           </w:tcPr>
           <w:p>
             <w:pPr>
@@ -17615,7 +18312,7 @@
         </w:tc>
         <w:tc>
           <w:tcPr>
-            <w:tcW w:w="2835" w:type="dxa"/>
+            <w:tcW w:w="2608" w:type="dxa"/>
           </w:tcPr>
           <w:p>
             <w:pPr>
@@ -17634,7 +18331,7 @@
         </w:tc>
         <w:tc>
           <w:tcPr>
-            <w:tcW w:w="1701" w:type="dxa"/>
+            <w:tcW w:w="1474" w:type="dxa"/>
           </w:tcPr>
           <w:p>
             <w:pPr>
@@ -17652,7 +18349,25 @@
         </w:tc>
         <w:tc>
           <w:tcPr>
-            <w:tcW w:w="3969" w:type="dxa"/>
+            <w:tcW w:w="907" w:type="dxa"/>
+          </w:tcPr>
+          <w:p>
+            <w:pPr>
+              <w:spacing w:line="240" w:lineRule="auto"/>
+              <w:ind w:firstLine="0"/>
+              <w:jc w:val="left"/>
+            </w:pPr>
+            <w:r>
+              <w:rPr>
+                <w:sz w:val="24"/>
+              </w:rPr>
+              <w:t>TRM</w:t>
+            </w:r>
+          </w:p>
+        </w:tc>
+        <w:tc>
+          <w:tcPr>
+            <w:tcW w:w="3402" w:type="dxa"/>
           </w:tcPr>
           <w:p>
             <w:pPr>
@@ -17676,7 +18391,7 @@
         </w:trPr>
         <w:tc>
           <w:tcPr>
-            <w:tcW w:w="850" w:type="dxa"/>
+            <w:tcW w:w="680" w:type="dxa"/>
           </w:tcPr>
           <w:p>
             <w:pPr>
@@ -17694,7 +18409,7 @@
         </w:tc>
         <w:tc>
           <w:tcPr>
-            <w:tcW w:w="2835" w:type="dxa"/>
+            <w:tcW w:w="2608" w:type="dxa"/>
           </w:tcPr>
           <w:p>
             <w:pPr>
@@ -17713,7 +18428,7 @@
         </w:tc>
         <w:tc>
           <w:tcPr>
-            <w:tcW w:w="1701" w:type="dxa"/>
+            <w:tcW w:w="1474" w:type="dxa"/>
           </w:tcPr>
           <w:p>
             <w:pPr>
@@ -17731,7 +18446,25 @@
         </w:tc>
         <w:tc>
           <w:tcPr>
-            <w:tcW w:w="3969" w:type="dxa"/>
+            <w:tcW w:w="907" w:type="dxa"/>
+          </w:tcPr>
+          <w:p>
+            <w:pPr>
+              <w:spacing w:line="240" w:lineRule="auto"/>
+              <w:ind w:firstLine="0"/>
+              <w:jc w:val="left"/>
+            </w:pPr>
+            <w:r>
+              <w:rPr>
+                <w:sz w:val="24"/>
+              </w:rPr>
+              <w:t>TRM</w:t>
+            </w:r>
+          </w:p>
+        </w:tc>
+        <w:tc>
+          <w:tcPr>
+            <w:tcW w:w="3402" w:type="dxa"/>
           </w:tcPr>
           <w:p>
             <w:pPr>
@@ -17755,7 +18488,7 @@
         </w:trPr>
         <w:tc>
           <w:tcPr>
-            <w:tcW w:w="850" w:type="dxa"/>
+            <w:tcW w:w="680" w:type="dxa"/>
           </w:tcPr>
           <w:p>
             <w:pPr>
@@ -17773,7 +18506,7 @@
         </w:tc>
         <w:tc>
           <w:tcPr>
-            <w:tcW w:w="2835" w:type="dxa"/>
+            <w:tcW w:w="2608" w:type="dxa"/>
           </w:tcPr>
           <w:p>
             <w:pPr>
@@ -17792,7 +18525,7 @@
         </w:tc>
         <w:tc>
           <w:tcPr>
-            <w:tcW w:w="1701" w:type="dxa"/>
+            <w:tcW w:w="1474" w:type="dxa"/>
           </w:tcPr>
           <w:p>
             <w:pPr>
@@ -17810,7 +18543,25 @@
         </w:tc>
         <w:tc>
           <w:tcPr>
-            <w:tcW w:w="3969" w:type="dxa"/>
+            <w:tcW w:w="907" w:type="dxa"/>
+          </w:tcPr>
+          <w:p>
+            <w:pPr>
+              <w:spacing w:line="240" w:lineRule="auto"/>
+              <w:ind w:firstLine="0"/>
+              <w:jc w:val="left"/>
+            </w:pPr>
+            <w:r>
+              <w:rPr>
+                <w:sz w:val="24"/>
+              </w:rPr>
+              <w:t>TRM</w:t>
+            </w:r>
+          </w:p>
+        </w:tc>
+        <w:tc>
+          <w:tcPr>
+            <w:tcW w:w="3402" w:type="dxa"/>
           </w:tcPr>
           <w:p>
             <w:pPr>
@@ -17834,7 +18585,7 @@
         </w:trPr>
         <w:tc>
           <w:tcPr>
-            <w:tcW w:w="850" w:type="dxa"/>
+            <w:tcW w:w="680" w:type="dxa"/>
           </w:tcPr>
           <w:p>
             <w:pPr>
@@ -17852,7 +18603,7 @@
         </w:tc>
         <w:tc>
           <w:tcPr>
-            <w:tcW w:w="2835" w:type="dxa"/>
+            <w:tcW w:w="2608" w:type="dxa"/>
           </w:tcPr>
           <w:p>
             <w:pPr>
@@ -17871,7 +18622,7 @@
         </w:tc>
         <w:tc>
           <w:tcPr>
-            <w:tcW w:w="1701" w:type="dxa"/>
+            <w:tcW w:w="1474" w:type="dxa"/>
           </w:tcPr>
           <w:p>
             <w:pPr>
@@ -17889,7 +18640,25 @@
         </w:tc>
         <w:tc>
           <w:tcPr>
-            <w:tcW w:w="3969" w:type="dxa"/>
+            <w:tcW w:w="907" w:type="dxa"/>
+          </w:tcPr>
+          <w:p>
+            <w:pPr>
+              <w:spacing w:line="240" w:lineRule="auto"/>
+              <w:ind w:firstLine="0"/>
+              <w:jc w:val="left"/>
+            </w:pPr>
+            <w:r>
+              <w:rPr>
+                <w:sz w:val="24"/>
+              </w:rPr>
+              <w:t>TRM</w:t>
+            </w:r>
+          </w:p>
+        </w:tc>
+        <w:tc>
+          <w:tcPr>
+            <w:tcW w:w="3402" w:type="dxa"/>
           </w:tcPr>
           <w:p>
             <w:pPr>
@@ -17913,7 +18682,7 @@
         </w:trPr>
         <w:tc>
           <w:tcPr>
-            <w:tcW w:w="850" w:type="dxa"/>
+            <w:tcW w:w="680" w:type="dxa"/>
           </w:tcPr>
           <w:p>
             <w:pPr>
@@ -17931,7 +18700,7 @@
         </w:tc>
         <w:tc>
           <w:tcPr>
-            <w:tcW w:w="2835" w:type="dxa"/>
+            <w:tcW w:w="2608" w:type="dxa"/>
           </w:tcPr>
           <w:p>
             <w:pPr>
@@ -17950,7 +18719,7 @@
         </w:tc>
         <w:tc>
           <w:tcPr>
-            <w:tcW w:w="1701" w:type="dxa"/>
+            <w:tcW w:w="1474" w:type="dxa"/>
           </w:tcPr>
           <w:p>
             <w:pPr>
@@ -17968,7 +18737,25 @@
         </w:tc>
         <w:tc>
           <w:tcPr>
-            <w:tcW w:w="3969" w:type="dxa"/>
+            <w:tcW w:w="907" w:type="dxa"/>
+          </w:tcPr>
+          <w:p>
+            <w:pPr>
+              <w:spacing w:line="240" w:lineRule="auto"/>
+              <w:ind w:firstLine="0"/>
+              <w:jc w:val="left"/>
+            </w:pPr>
+            <w:r>
+              <w:rPr>
+                <w:sz w:val="24"/>
+              </w:rPr>
+              <w:t>TRM</w:t>
+            </w:r>
+          </w:p>
+        </w:tc>
+        <w:tc>
+          <w:tcPr>
+            <w:tcW w:w="3402" w:type="dxa"/>
           </w:tcPr>
           <w:p>
             <w:pPr>
@@ -17992,7 +18779,7 @@
         </w:trPr>
         <w:tc>
           <w:tcPr>
-            <w:tcW w:w="850" w:type="dxa"/>
+            <w:tcW w:w="680" w:type="dxa"/>
           </w:tcPr>
           <w:p>
             <w:pPr>
@@ -18010,7 +18797,7 @@
         </w:tc>
         <w:tc>
           <w:tcPr>
-            <w:tcW w:w="2835" w:type="dxa"/>
+            <w:tcW w:w="2608" w:type="dxa"/>
           </w:tcPr>
           <w:p>
             <w:pPr>
@@ -18029,7 +18816,7 @@
         </w:tc>
         <w:tc>
           <w:tcPr>
-            <w:tcW w:w="1701" w:type="dxa"/>
+            <w:tcW w:w="1474" w:type="dxa"/>
           </w:tcPr>
           <w:p>
             <w:pPr>
@@ -18047,7 +18834,25 @@
         </w:tc>
         <w:tc>
           <w:tcPr>
-            <w:tcW w:w="3969" w:type="dxa"/>
+            <w:tcW w:w="907" w:type="dxa"/>
+          </w:tcPr>
+          <w:p>
+            <w:pPr>
+              <w:spacing w:line="240" w:lineRule="auto"/>
+              <w:ind w:firstLine="0"/>
+              <w:jc w:val="left"/>
+            </w:pPr>
+            <w:r>
+              <w:rPr>
+                <w:sz w:val="24"/>
+              </w:rPr>
+              <w:t>TRM</w:t>
+            </w:r>
+          </w:p>
+        </w:tc>
+        <w:tc>
+          <w:tcPr>
+            <w:tcW w:w="3402" w:type="dxa"/>
           </w:tcPr>
           <w:p>
             <w:pPr>
@@ -18071,7 +18876,7 @@
         </w:trPr>
         <w:tc>
           <w:tcPr>
-            <w:tcW w:w="850" w:type="dxa"/>
+            <w:tcW w:w="680" w:type="dxa"/>
           </w:tcPr>
           <w:p>
             <w:pPr>
@@ -18089,7 +18894,7 @@
         </w:tc>
         <w:tc>
           <w:tcPr>
-            <w:tcW w:w="2835" w:type="dxa"/>
+            <w:tcW w:w="2608" w:type="dxa"/>
           </w:tcPr>
           <w:p>
             <w:pPr>
@@ -18108,7 +18913,7 @@
         </w:tc>
         <w:tc>
           <w:tcPr>
-            <w:tcW w:w="1701" w:type="dxa"/>
+            <w:tcW w:w="1474" w:type="dxa"/>
           </w:tcPr>
           <w:p>
             <w:pPr>
@@ -18126,7 +18931,25 @@
         </w:tc>
         <w:tc>
           <w:tcPr>
-            <w:tcW w:w="3969" w:type="dxa"/>
+            <w:tcW w:w="907" w:type="dxa"/>
+          </w:tcPr>
+          <w:p>
+            <w:pPr>
+              <w:spacing w:line="240" w:lineRule="auto"/>
+              <w:ind w:firstLine="0"/>
+              <w:jc w:val="left"/>
+            </w:pPr>
+            <w:r>
+              <w:rPr>
+                <w:sz w:val="24"/>
+              </w:rPr>
+              <w:t>TRM</w:t>
+            </w:r>
+          </w:p>
+        </w:tc>
+        <w:tc>
+          <w:tcPr>
+            <w:tcW w:w="3402" w:type="dxa"/>
           </w:tcPr>
           <w:p>
             <w:pPr>
@@ -18150,7 +18973,7 @@
         </w:trPr>
         <w:tc>
           <w:tcPr>
-            <w:tcW w:w="850" w:type="dxa"/>
+            <w:tcW w:w="680" w:type="dxa"/>
           </w:tcPr>
           <w:p>
             <w:pPr>
@@ -18168,7 +18991,7 @@
         </w:tc>
         <w:tc>
           <w:tcPr>
-            <w:tcW w:w="2835" w:type="dxa"/>
+            <w:tcW w:w="2608" w:type="dxa"/>
           </w:tcPr>
           <w:p>
             <w:pPr>
@@ -18187,7 +19010,7 @@
         </w:tc>
         <w:tc>
           <w:tcPr>
-            <w:tcW w:w="1701" w:type="dxa"/>
+            <w:tcW w:w="1474" w:type="dxa"/>
           </w:tcPr>
           <w:p>
             <w:pPr>
@@ -18205,7 +19028,25 @@
         </w:tc>
         <w:tc>
           <w:tcPr>
-            <w:tcW w:w="3969" w:type="dxa"/>
+            <w:tcW w:w="907" w:type="dxa"/>
+          </w:tcPr>
+          <w:p>
+            <w:pPr>
+              <w:spacing w:line="240" w:lineRule="auto"/>
+              <w:ind w:firstLine="0"/>
+              <w:jc w:val="left"/>
+            </w:pPr>
+            <w:r>
+              <w:rPr>
+                <w:sz w:val="24"/>
+              </w:rPr>
+              <w:t>TRM</w:t>
+            </w:r>
+          </w:p>
+        </w:tc>
+        <w:tc>
+          <w:tcPr>
+            <w:tcW w:w="3402" w:type="dxa"/>
           </w:tcPr>
           <w:p>
             <w:pPr>
@@ -18229,7 +19070,7 @@
         </w:trPr>
         <w:tc>
           <w:tcPr>
-            <w:tcW w:w="850" w:type="dxa"/>
+            <w:tcW w:w="680" w:type="dxa"/>
           </w:tcPr>
           <w:p>
             <w:pPr>
@@ -18247,7 +19088,7 @@
         </w:tc>
         <w:tc>
           <w:tcPr>
-            <w:tcW w:w="2835" w:type="dxa"/>
+            <w:tcW w:w="2608" w:type="dxa"/>
           </w:tcPr>
           <w:p>
             <w:pPr>
@@ -18266,7 +19107,7 @@
         </w:tc>
         <w:tc>
           <w:tcPr>
-            <w:tcW w:w="1701" w:type="dxa"/>
+            <w:tcW w:w="1474" w:type="dxa"/>
           </w:tcPr>
           <w:p>
             <w:pPr>
@@ -18284,7 +19125,25 @@
         </w:tc>
         <w:tc>
           <w:tcPr>
-            <w:tcW w:w="3969" w:type="dxa"/>
+            <w:tcW w:w="907" w:type="dxa"/>
+          </w:tcPr>
+          <w:p>
+            <w:pPr>
+              <w:spacing w:line="240" w:lineRule="auto"/>
+              <w:ind w:firstLine="0"/>
+              <w:jc w:val="left"/>
+            </w:pPr>
+            <w:r>
+              <w:rPr>
+                <w:sz w:val="24"/>
+              </w:rPr>
+              <w:t>TRM</w:t>
+            </w:r>
+          </w:p>
+        </w:tc>
+        <w:tc>
+          <w:tcPr>
+            <w:tcW w:w="3402" w:type="dxa"/>
           </w:tcPr>
           <w:p>
             <w:pPr>
@@ -18308,7 +19167,7 @@
         </w:trPr>
         <w:tc>
           <w:tcPr>
-            <w:tcW w:w="850" w:type="dxa"/>
+            <w:tcW w:w="680" w:type="dxa"/>
           </w:tcPr>
           <w:p>
             <w:pPr>
@@ -18326,7 +19185,7 @@
         </w:tc>
         <w:tc>
           <w:tcPr>
-            <w:tcW w:w="2835" w:type="dxa"/>
+            <w:tcW w:w="2608" w:type="dxa"/>
           </w:tcPr>
           <w:p>
             <w:pPr>
@@ -18345,7 +19204,7 @@
         </w:tc>
         <w:tc>
           <w:tcPr>
-            <w:tcW w:w="1701" w:type="dxa"/>
+            <w:tcW w:w="1474" w:type="dxa"/>
           </w:tcPr>
           <w:p>
             <w:pPr>
@@ -18363,7 +19222,25 @@
         </w:tc>
         <w:tc>
           <w:tcPr>
-            <w:tcW w:w="3969" w:type="dxa"/>
+            <w:tcW w:w="907" w:type="dxa"/>
+          </w:tcPr>
+          <w:p>
+            <w:pPr>
+              <w:spacing w:line="240" w:lineRule="auto"/>
+              <w:ind w:firstLine="0"/>
+              <w:jc w:val="left"/>
+            </w:pPr>
+            <w:r>
+              <w:rPr>
+                <w:sz w:val="24"/>
+              </w:rPr>
+              <w:t>TRM</w:t>
+            </w:r>
+          </w:p>
+        </w:tc>
+        <w:tc>
+          <w:tcPr>
+            <w:tcW w:w="3402" w:type="dxa"/>
           </w:tcPr>
           <w:p>
             <w:pPr>
@@ -18387,7 +19264,7 @@
         </w:trPr>
         <w:tc>
           <w:tcPr>
-            <w:tcW w:w="850" w:type="dxa"/>
+            <w:tcW w:w="680" w:type="dxa"/>
           </w:tcPr>
           <w:p>
             <w:pPr>
@@ -18405,7 +19282,7 @@
         </w:tc>
         <w:tc>
           <w:tcPr>
-            <w:tcW w:w="2835" w:type="dxa"/>
+            <w:tcW w:w="2608" w:type="dxa"/>
           </w:tcPr>
           <w:p>
             <w:pPr>
@@ -18424,7 +19301,7 @@
         </w:tc>
         <w:tc>
           <w:tcPr>
-            <w:tcW w:w="1701" w:type="dxa"/>
+            <w:tcW w:w="1474" w:type="dxa"/>
           </w:tcPr>
           <w:p>
             <w:pPr>
@@ -18442,7 +19319,25 @@
         </w:tc>
         <w:tc>
           <w:tcPr>
-            <w:tcW w:w="3969" w:type="dxa"/>
+            <w:tcW w:w="907" w:type="dxa"/>
+          </w:tcPr>
+          <w:p>
+            <w:pPr>
+              <w:spacing w:line="240" w:lineRule="auto"/>
+              <w:ind w:firstLine="0"/>
+              <w:jc w:val="left"/>
+            </w:pPr>
+            <w:r>
+              <w:rPr>
+                <w:sz w:val="24"/>
+              </w:rPr>
+              <w:t>TRM</w:t>
+            </w:r>
+          </w:p>
+        </w:tc>
+        <w:tc>
+          <w:tcPr>
+            <w:tcW w:w="3402" w:type="dxa"/>
           </w:tcPr>
           <w:p>
             <w:pPr>
@@ -18466,7 +19361,7 @@
         </w:trPr>
         <w:tc>
           <w:tcPr>
-            <w:tcW w:w="850" w:type="dxa"/>
+            <w:tcW w:w="680" w:type="dxa"/>
           </w:tcPr>
           <w:p>
             <w:pPr>
@@ -18484,7 +19379,7 @@
         </w:tc>
         <w:tc>
           <w:tcPr>
-            <w:tcW w:w="2835" w:type="dxa"/>
+            <w:tcW w:w="2608" w:type="dxa"/>
           </w:tcPr>
           <w:p>
             <w:pPr>
@@ -18503,7 +19398,7 @@
         </w:tc>
         <w:tc>
           <w:tcPr>
-            <w:tcW w:w="1701" w:type="dxa"/>
+            <w:tcW w:w="1474" w:type="dxa"/>
           </w:tcPr>
           <w:p>
             <w:pPr>
@@ -18521,7 +19416,25 @@
         </w:tc>
         <w:tc>
           <w:tcPr>
-            <w:tcW w:w="3969" w:type="dxa"/>
+            <w:tcW w:w="907" w:type="dxa"/>
+          </w:tcPr>
+          <w:p>
+            <w:pPr>
+              <w:spacing w:line="240" w:lineRule="auto"/>
+              <w:ind w:firstLine="0"/>
+              <w:jc w:val="left"/>
+            </w:pPr>
+            <w:r>
+              <w:rPr>
+                <w:sz w:val="24"/>
+              </w:rPr>
+              <w:t>TRM</w:t>
+            </w:r>
+          </w:p>
+        </w:tc>
+        <w:tc>
+          <w:tcPr>
+            <w:tcW w:w="3402" w:type="dxa"/>
           </w:tcPr>
           <w:p>
             <w:pPr>
@@ -18545,7 +19458,7 @@
         </w:trPr>
         <w:tc>
           <w:tcPr>
-            <w:tcW w:w="850" w:type="dxa"/>
+            <w:tcW w:w="680" w:type="dxa"/>
           </w:tcPr>
           <w:p>
             <w:pPr>
@@ -18563,7 +19476,7 @@
         </w:tc>
         <w:tc>
           <w:tcPr>
-            <w:tcW w:w="2835" w:type="dxa"/>
+            <w:tcW w:w="2608" w:type="dxa"/>
           </w:tcPr>
           <w:p>
             <w:pPr>
@@ -18582,7 +19495,7 @@
         </w:tc>
         <w:tc>
           <w:tcPr>
-            <w:tcW w:w="1701" w:type="dxa"/>
+            <w:tcW w:w="1474" w:type="dxa"/>
           </w:tcPr>
           <w:p>
             <w:pPr>
@@ -18600,7 +19513,25 @@
         </w:tc>
         <w:tc>
           <w:tcPr>
-            <w:tcW w:w="3969" w:type="dxa"/>
+            <w:tcW w:w="907" w:type="dxa"/>
+          </w:tcPr>
+          <w:p>
+            <w:pPr>
+              <w:spacing w:line="240" w:lineRule="auto"/>
+              <w:ind w:firstLine="0"/>
+              <w:jc w:val="left"/>
+            </w:pPr>
+            <w:r>
+              <w:rPr>
+                <w:sz w:val="24"/>
+              </w:rPr>
+              <w:t>TRM</w:t>
+            </w:r>
+          </w:p>
+        </w:tc>
+        <w:tc>
+          <w:tcPr>
+            <w:tcW w:w="3402" w:type="dxa"/>
           </w:tcPr>
           <w:p>
             <w:pPr>
@@ -18624,7 +19555,7 @@
         </w:trPr>
         <w:tc>
           <w:tcPr>
-            <w:tcW w:w="850" w:type="dxa"/>
+            <w:tcW w:w="680" w:type="dxa"/>
           </w:tcPr>
           <w:p>
             <w:pPr>
@@ -18642,7 +19573,7 @@
         </w:tc>
         <w:tc>
           <w:tcPr>
-            <w:tcW w:w="2835" w:type="dxa"/>
+            <w:tcW w:w="2608" w:type="dxa"/>
           </w:tcPr>
           <w:p>
             <w:pPr>
@@ -18661,7 +19592,7 @@
         </w:tc>
         <w:tc>
           <w:tcPr>
-            <w:tcW w:w="1701" w:type="dxa"/>
+            <w:tcW w:w="1474" w:type="dxa"/>
           </w:tcPr>
           <w:p>
             <w:pPr>
@@ -18679,7 +19610,25 @@
         </w:tc>
         <w:tc>
           <w:tcPr>
-            <w:tcW w:w="3969" w:type="dxa"/>
+            <w:tcW w:w="907" w:type="dxa"/>
+          </w:tcPr>
+          <w:p>
+            <w:pPr>
+              <w:spacing w:line="240" w:lineRule="auto"/>
+              <w:ind w:firstLine="0"/>
+              <w:jc w:val="left"/>
+            </w:pPr>
+            <w:r>
+              <w:rPr>
+                <w:sz w:val="24"/>
+              </w:rPr>
+              <w:t>TRM</w:t>
+            </w:r>
+          </w:p>
+        </w:tc>
+        <w:tc>
+          <w:tcPr>
+            <w:tcW w:w="3402" w:type="dxa"/>
           </w:tcPr>
           <w:p>
             <w:pPr>
@@ -18703,7 +19652,7 @@
         </w:trPr>
         <w:tc>
           <w:tcPr>
-            <w:tcW w:w="850" w:type="dxa"/>
+            <w:tcW w:w="680" w:type="dxa"/>
           </w:tcPr>
           <w:p>
             <w:pPr>
@@ -18721,7 +19670,7 @@
         </w:tc>
         <w:tc>
           <w:tcPr>
-            <w:tcW w:w="2835" w:type="dxa"/>
+            <w:tcW w:w="2608" w:type="dxa"/>
           </w:tcPr>
           <w:p>
             <w:pPr>
@@ -18740,7 +19689,7 @@
         </w:tc>
         <w:tc>
           <w:tcPr>
-            <w:tcW w:w="1701" w:type="dxa"/>
+            <w:tcW w:w="1474" w:type="dxa"/>
           </w:tcPr>
           <w:p>
             <w:pPr>
@@ -18758,7 +19707,25 @@
         </w:tc>
         <w:tc>
           <w:tcPr>
-            <w:tcW w:w="3969" w:type="dxa"/>
+            <w:tcW w:w="907" w:type="dxa"/>
+          </w:tcPr>
+          <w:p>
+            <w:pPr>
+              <w:spacing w:line="240" w:lineRule="auto"/>
+              <w:ind w:firstLine="0"/>
+              <w:jc w:val="left"/>
+            </w:pPr>
+            <w:r>
+              <w:rPr>
+                <w:sz w:val="24"/>
+              </w:rPr>
+              <w:t>TRM</w:t>
+            </w:r>
+          </w:p>
+        </w:tc>
+        <w:tc>
+          <w:tcPr>
+            <w:tcW w:w="3402" w:type="dxa"/>
           </w:tcPr>
           <w:p>
             <w:pPr>
@@ -18782,7 +19749,7 @@
         </w:trPr>
         <w:tc>
           <w:tcPr>
-            <w:tcW w:w="850" w:type="dxa"/>
+            <w:tcW w:w="680" w:type="dxa"/>
           </w:tcPr>
           <w:p>
             <w:pPr>
@@ -18800,7 +19767,7 @@
         </w:tc>
         <w:tc>
           <w:tcPr>
-            <w:tcW w:w="2835" w:type="dxa"/>
+            <w:tcW w:w="2608" w:type="dxa"/>
           </w:tcPr>
           <w:p>
             <w:pPr>
@@ -18819,7 +19786,7 @@
         </w:tc>
         <w:tc>
           <w:tcPr>
-            <w:tcW w:w="1701" w:type="dxa"/>
+            <w:tcW w:w="1474" w:type="dxa"/>
           </w:tcPr>
           <w:p>
             <w:pPr>
@@ -18837,7 +19804,25 @@
         </w:tc>
         <w:tc>
           <w:tcPr>
-            <w:tcW w:w="3969" w:type="dxa"/>
+            <w:tcW w:w="907" w:type="dxa"/>
+          </w:tcPr>
+          <w:p>
+            <w:pPr>
+              <w:spacing w:line="240" w:lineRule="auto"/>
+              <w:ind w:firstLine="0"/>
+              <w:jc w:val="left"/>
+            </w:pPr>
+            <w:r>
+              <w:rPr>
+                <w:sz w:val="24"/>
+              </w:rPr>
+              <w:t>TRM</w:t>
+            </w:r>
+          </w:p>
+        </w:tc>
+        <w:tc>
+          <w:tcPr>
+            <w:tcW w:w="3402" w:type="dxa"/>
           </w:tcPr>
           <w:p>
             <w:pPr>
@@ -18861,7 +19846,7 @@
         </w:trPr>
         <w:tc>
           <w:tcPr>
-            <w:tcW w:w="850" w:type="dxa"/>
+            <w:tcW w:w="680" w:type="dxa"/>
           </w:tcPr>
           <w:p>
             <w:pPr>
@@ -18879,7 +19864,7 @@
         </w:tc>
         <w:tc>
           <w:tcPr>
-            <w:tcW w:w="2835" w:type="dxa"/>
+            <w:tcW w:w="2608" w:type="dxa"/>
           </w:tcPr>
           <w:p>
             <w:pPr>
@@ -18898,7 +19883,7 @@
         </w:tc>
         <w:tc>
           <w:tcPr>
-            <w:tcW w:w="1701" w:type="dxa"/>
+            <w:tcW w:w="1474" w:type="dxa"/>
           </w:tcPr>
           <w:p>
             <w:pPr>
@@ -18916,7 +19901,25 @@
         </w:tc>
         <w:tc>
           <w:tcPr>
-            <w:tcW w:w="3969" w:type="dxa"/>
+            <w:tcW w:w="907" w:type="dxa"/>
+          </w:tcPr>
+          <w:p>
+            <w:pPr>
+              <w:spacing w:line="240" w:lineRule="auto"/>
+              <w:ind w:firstLine="0"/>
+              <w:jc w:val="left"/>
+            </w:pPr>
+            <w:r>
+              <w:rPr>
+                <w:sz w:val="24"/>
+              </w:rPr>
+              <w:t>TRM</w:t>
+            </w:r>
+          </w:p>
+        </w:tc>
+        <w:tc>
+          <w:tcPr>
+            <w:tcW w:w="3402" w:type="dxa"/>
           </w:tcPr>
           <w:p>
             <w:pPr>
@@ -18940,7 +19943,7 @@
         </w:trPr>
         <w:tc>
           <w:tcPr>
-            <w:tcW w:w="850" w:type="dxa"/>
+            <w:tcW w:w="680" w:type="dxa"/>
           </w:tcPr>
           <w:p>
             <w:pPr>
@@ -18958,7 +19961,7 @@
         </w:tc>
         <w:tc>
           <w:tcPr>
-            <w:tcW w:w="2835" w:type="dxa"/>
+            <w:tcW w:w="2608" w:type="dxa"/>
           </w:tcPr>
           <w:p>
             <w:pPr>
@@ -18977,7 +19980,7 @@
         </w:tc>
         <w:tc>
           <w:tcPr>
-            <w:tcW w:w="1701" w:type="dxa"/>
+            <w:tcW w:w="1474" w:type="dxa"/>
           </w:tcPr>
           <w:p>
             <w:pPr>
@@ -18995,7 +19998,25 @@
         </w:tc>
         <w:tc>
           <w:tcPr>
-            <w:tcW w:w="3969" w:type="dxa"/>
+            <w:tcW w:w="907" w:type="dxa"/>
+          </w:tcPr>
+          <w:p>
+            <w:pPr>
+              <w:spacing w:line="240" w:lineRule="auto"/>
+              <w:ind w:firstLine="0"/>
+              <w:jc w:val="left"/>
+            </w:pPr>
+            <w:r>
+              <w:rPr>
+                <w:sz w:val="24"/>
+              </w:rPr>
+              <w:t>TRM</w:t>
+            </w:r>
+          </w:p>
+        </w:tc>
+        <w:tc>
+          <w:tcPr>
+            <w:tcW w:w="3402" w:type="dxa"/>
           </w:tcPr>
           <w:p>
             <w:pPr>
@@ -19019,7 +20040,7 @@
         </w:trPr>
         <w:tc>
           <w:tcPr>
-            <w:tcW w:w="850" w:type="dxa"/>
+            <w:tcW w:w="680" w:type="dxa"/>
           </w:tcPr>
           <w:p>
             <w:pPr>
@@ -19037,7 +20058,7 @@
         </w:tc>
         <w:tc>
           <w:tcPr>
-            <w:tcW w:w="2835" w:type="dxa"/>
+            <w:tcW w:w="2608" w:type="dxa"/>
           </w:tcPr>
           <w:p>
             <w:pPr>
@@ -19056,7 +20077,7 @@
         </w:tc>
         <w:tc>
           <w:tcPr>
-            <w:tcW w:w="1701" w:type="dxa"/>
+            <w:tcW w:w="1474" w:type="dxa"/>
           </w:tcPr>
           <w:p>
             <w:pPr>
@@ -19074,7 +20095,25 @@
         </w:tc>
         <w:tc>
           <w:tcPr>
-            <w:tcW w:w="3969" w:type="dxa"/>
+            <w:tcW w:w="907" w:type="dxa"/>
+          </w:tcPr>
+          <w:p>
+            <w:pPr>
+              <w:spacing w:line="240" w:lineRule="auto"/>
+              <w:ind w:firstLine="0"/>
+              <w:jc w:val="left"/>
+            </w:pPr>
+            <w:r>
+              <w:rPr>
+                <w:sz w:val="24"/>
+              </w:rPr>
+              <w:t>TRM</w:t>
+            </w:r>
+          </w:p>
+        </w:tc>
+        <w:tc>
+          <w:tcPr>
+            <w:tcW w:w="3402" w:type="dxa"/>
           </w:tcPr>
           <w:p>
             <w:pPr>
@@ -19098,7 +20137,7 @@
         </w:trPr>
         <w:tc>
           <w:tcPr>
-            <w:tcW w:w="850" w:type="dxa"/>
+            <w:tcW w:w="680" w:type="dxa"/>
           </w:tcPr>
           <w:p>
             <w:pPr>
@@ -19116,7 +20155,7 @@
         </w:tc>
         <w:tc>
           <w:tcPr>
-            <w:tcW w:w="2835" w:type="dxa"/>
+            <w:tcW w:w="2608" w:type="dxa"/>
           </w:tcPr>
           <w:p>
             <w:pPr>
@@ -19135,7 +20174,7 @@
         </w:tc>
         <w:tc>
           <w:tcPr>
-            <w:tcW w:w="1701" w:type="dxa"/>
+            <w:tcW w:w="1474" w:type="dxa"/>
           </w:tcPr>
           <w:p>
             <w:pPr>
@@ -19153,7 +20192,25 @@
         </w:tc>
         <w:tc>
           <w:tcPr>
-            <w:tcW w:w="3969" w:type="dxa"/>
+            <w:tcW w:w="907" w:type="dxa"/>
+          </w:tcPr>
+          <w:p>
+            <w:pPr>
+              <w:spacing w:line="240" w:lineRule="auto"/>
+              <w:ind w:firstLine="0"/>
+              <w:jc w:val="left"/>
+            </w:pPr>
+            <w:r>
+              <w:rPr>
+                <w:sz w:val="24"/>
+              </w:rPr>
+              <w:t>TRM</w:t>
+            </w:r>
+          </w:p>
+        </w:tc>
+        <w:tc>
+          <w:tcPr>
+            <w:tcW w:w="3402" w:type="dxa"/>
           </w:tcPr>
           <w:p>
             <w:pPr>
@@ -19177,7 +20234,7 @@
         </w:trPr>
         <w:tc>
           <w:tcPr>
-            <w:tcW w:w="850" w:type="dxa"/>
+            <w:tcW w:w="680" w:type="dxa"/>
           </w:tcPr>
           <w:p>
             <w:pPr>
@@ -19195,7 +20252,7 @@
         </w:tc>
         <w:tc>
           <w:tcPr>
-            <w:tcW w:w="2835" w:type="dxa"/>
+            <w:tcW w:w="2608" w:type="dxa"/>
           </w:tcPr>
           <w:p>
             <w:pPr>
@@ -19214,7 +20271,7 @@
         </w:tc>
         <w:tc>
           <w:tcPr>
-            <w:tcW w:w="1701" w:type="dxa"/>
+            <w:tcW w:w="1474" w:type="dxa"/>
           </w:tcPr>
           <w:p>
             <w:pPr>
@@ -19232,7 +20289,25 @@
         </w:tc>
         <w:tc>
           <w:tcPr>
-            <w:tcW w:w="3969" w:type="dxa"/>
+            <w:tcW w:w="907" w:type="dxa"/>
+          </w:tcPr>
+          <w:p>
+            <w:pPr>
+              <w:spacing w:line="240" w:lineRule="auto"/>
+              <w:ind w:firstLine="0"/>
+              <w:jc w:val="left"/>
+            </w:pPr>
+            <w:r>
+              <w:rPr>
+                <w:sz w:val="24"/>
+              </w:rPr>
+              <w:t>TRM</w:t>
+            </w:r>
+          </w:p>
+        </w:tc>
+        <w:tc>
+          <w:tcPr>
+            <w:tcW w:w="3402" w:type="dxa"/>
           </w:tcPr>
           <w:p>
             <w:pPr>
@@ -19256,7 +20331,7 @@
         </w:trPr>
         <w:tc>
           <w:tcPr>
-            <w:tcW w:w="850" w:type="dxa"/>
+            <w:tcW w:w="680" w:type="dxa"/>
           </w:tcPr>
           <w:p>
             <w:pPr>
@@ -19274,7 +20349,7 @@
         </w:tc>
         <w:tc>
           <w:tcPr>
-            <w:tcW w:w="2835" w:type="dxa"/>
+            <w:tcW w:w="2608" w:type="dxa"/>
           </w:tcPr>
           <w:p>
             <w:pPr>
@@ -19293,7 +20368,7 @@
         </w:tc>
         <w:tc>
           <w:tcPr>
-            <w:tcW w:w="1701" w:type="dxa"/>
+            <w:tcW w:w="1474" w:type="dxa"/>
           </w:tcPr>
           <w:p>
             <w:pPr>
@@ -19311,7 +20386,25 @@
         </w:tc>
         <w:tc>
           <w:tcPr>
-            <w:tcW w:w="3969" w:type="dxa"/>
+            <w:tcW w:w="907" w:type="dxa"/>
+          </w:tcPr>
+          <w:p>
+            <w:pPr>
+              <w:spacing w:line="240" w:lineRule="auto"/>
+              <w:ind w:firstLine="0"/>
+              <w:jc w:val="left"/>
+            </w:pPr>
+            <w:r>
+              <w:rPr>
+                <w:sz w:val="24"/>
+              </w:rPr>
+              <w:t>TRM</w:t>
+            </w:r>
+          </w:p>
+        </w:tc>
+        <w:tc>
+          <w:tcPr>
+            <w:tcW w:w="3402" w:type="dxa"/>
           </w:tcPr>
           <w:p>
             <w:pPr>
@@ -19335,7 +20428,7 @@
         </w:trPr>
         <w:tc>
           <w:tcPr>
-            <w:tcW w:w="850" w:type="dxa"/>
+            <w:tcW w:w="680" w:type="dxa"/>
           </w:tcPr>
           <w:p>
             <w:pPr>
@@ -19353,7 +20446,7 @@
         </w:tc>
         <w:tc>
           <w:tcPr>
-            <w:tcW w:w="2835" w:type="dxa"/>
+            <w:tcW w:w="2608" w:type="dxa"/>
           </w:tcPr>
           <w:p>
             <w:pPr>
@@ -19372,7 +20465,7 @@
         </w:tc>
         <w:tc>
           <w:tcPr>
-            <w:tcW w:w="1701" w:type="dxa"/>
+            <w:tcW w:w="1474" w:type="dxa"/>
           </w:tcPr>
           <w:p>
             <w:pPr>
@@ -19390,7 +20483,25 @@
         </w:tc>
         <w:tc>
           <w:tcPr>
-            <w:tcW w:w="3969" w:type="dxa"/>
+            <w:tcW w:w="907" w:type="dxa"/>
+          </w:tcPr>
+          <w:p>
+            <w:pPr>
+              <w:spacing w:line="240" w:lineRule="auto"/>
+              <w:ind w:firstLine="0"/>
+              <w:jc w:val="left"/>
+            </w:pPr>
+            <w:r>
+              <w:rPr>
+                <w:sz w:val="24"/>
+              </w:rPr>
+              <w:t>TRM</w:t>
+            </w:r>
+          </w:p>
+        </w:tc>
+        <w:tc>
+          <w:tcPr>
+            <w:tcW w:w="3402" w:type="dxa"/>
           </w:tcPr>
           <w:p>
             <w:pPr>
@@ -19414,7 +20525,7 @@
         </w:trPr>
         <w:tc>
           <w:tcPr>
-            <w:tcW w:w="850" w:type="dxa"/>
+            <w:tcW w:w="680" w:type="dxa"/>
           </w:tcPr>
           <w:p>
             <w:pPr>
@@ -19432,7 +20543,7 @@
         </w:tc>
         <w:tc>
           <w:tcPr>
-            <w:tcW w:w="2835" w:type="dxa"/>
+            <w:tcW w:w="2608" w:type="dxa"/>
           </w:tcPr>
           <w:p>
             <w:pPr>
@@ -19451,7 +20562,7 @@
         </w:tc>
         <w:tc>
           <w:tcPr>
-            <w:tcW w:w="1701" w:type="dxa"/>
+            <w:tcW w:w="1474" w:type="dxa"/>
           </w:tcPr>
           <w:p>
             <w:pPr>
@@ -19469,7 +20580,25 @@
         </w:tc>
         <w:tc>
           <w:tcPr>
-            <w:tcW w:w="3969" w:type="dxa"/>
+            <w:tcW w:w="907" w:type="dxa"/>
+          </w:tcPr>
+          <w:p>
+            <w:pPr>
+              <w:spacing w:line="240" w:lineRule="auto"/>
+              <w:ind w:firstLine="0"/>
+              <w:jc w:val="left"/>
+            </w:pPr>
+            <w:r>
+              <w:rPr>
+                <w:sz w:val="24"/>
+              </w:rPr>
+              <w:t>TRM</w:t>
+            </w:r>
+          </w:p>
+        </w:tc>
+        <w:tc>
+          <w:tcPr>
+            <w:tcW w:w="3402" w:type="dxa"/>
           </w:tcPr>
           <w:p>
             <w:pPr>
@@ -19493,7 +20622,7 @@
         </w:trPr>
         <w:tc>
           <w:tcPr>
-            <w:tcW w:w="850" w:type="dxa"/>
+            <w:tcW w:w="680" w:type="dxa"/>
           </w:tcPr>
           <w:p>
             <w:pPr>
@@ -19511,7 +20640,7 @@
         </w:tc>
         <w:tc>
           <w:tcPr>
-            <w:tcW w:w="2835" w:type="dxa"/>
+            <w:tcW w:w="2608" w:type="dxa"/>
           </w:tcPr>
           <w:p>
             <w:pPr>
@@ -19530,7 +20659,7 @@
         </w:tc>
         <w:tc>
           <w:tcPr>
-            <w:tcW w:w="1701" w:type="dxa"/>
+            <w:tcW w:w="1474" w:type="dxa"/>
           </w:tcPr>
           <w:p>
             <w:pPr>
@@ -19548,7 +20677,25 @@
         </w:tc>
         <w:tc>
           <w:tcPr>
-            <w:tcW w:w="3969" w:type="dxa"/>
+            <w:tcW w:w="907" w:type="dxa"/>
+          </w:tcPr>
+          <w:p>
+            <w:pPr>
+              <w:spacing w:line="240" w:lineRule="auto"/>
+              <w:ind w:firstLine="0"/>
+              <w:jc w:val="left"/>
+            </w:pPr>
+            <w:r>
+              <w:rPr>
+                <w:sz w:val="24"/>
+              </w:rPr>
+              <w:t>TRM</w:t>
+            </w:r>
+          </w:p>
+        </w:tc>
+        <w:tc>
+          <w:tcPr>
+            <w:tcW w:w="3402" w:type="dxa"/>
           </w:tcPr>
           <w:p>
             <w:pPr>
@@ -19572,7 +20719,7 @@
         </w:trPr>
         <w:tc>
           <w:tcPr>
-            <w:tcW w:w="850" w:type="dxa"/>
+            <w:tcW w:w="680" w:type="dxa"/>
           </w:tcPr>
           <w:p>
             <w:pPr>
@@ -19590,7 +20737,7 @@
         </w:tc>
         <w:tc>
           <w:tcPr>
-            <w:tcW w:w="2835" w:type="dxa"/>
+            <w:tcW w:w="2608" w:type="dxa"/>
           </w:tcPr>
           <w:p>
             <w:pPr>
@@ -19609,7 +20756,7 @@
         </w:tc>
         <w:tc>
           <w:tcPr>
-            <w:tcW w:w="1701" w:type="dxa"/>
+            <w:tcW w:w="1474" w:type="dxa"/>
           </w:tcPr>
           <w:p>
             <w:pPr>
@@ -19627,7 +20774,25 @@
         </w:tc>
         <w:tc>
           <w:tcPr>
-            <w:tcW w:w="3969" w:type="dxa"/>
+            <w:tcW w:w="907" w:type="dxa"/>
+          </w:tcPr>
+          <w:p>
+            <w:pPr>
+              <w:spacing w:line="240" w:lineRule="auto"/>
+              <w:ind w:firstLine="0"/>
+              <w:jc w:val="left"/>
+            </w:pPr>
+            <w:r>
+              <w:rPr>
+                <w:sz w:val="24"/>
+              </w:rPr>
+              <w:t>TRM</w:t>
+            </w:r>
+          </w:p>
+        </w:tc>
+        <w:tc>
+          <w:tcPr>
+            <w:tcW w:w="3402" w:type="dxa"/>
           </w:tcPr>
           <w:p>
             <w:pPr>
@@ -19651,7 +20816,7 @@
         </w:trPr>
         <w:tc>
           <w:tcPr>
-            <w:tcW w:w="850" w:type="dxa"/>
+            <w:tcW w:w="680" w:type="dxa"/>
           </w:tcPr>
           <w:p>
             <w:pPr>
@@ -19669,7 +20834,7 @@
         </w:tc>
         <w:tc>
           <w:tcPr>
-            <w:tcW w:w="2835" w:type="dxa"/>
+            <w:tcW w:w="2608" w:type="dxa"/>
           </w:tcPr>
           <w:p>
             <w:pPr>
@@ -19688,7 +20853,7 @@
         </w:tc>
         <w:tc>
           <w:tcPr>
-            <w:tcW w:w="1701" w:type="dxa"/>
+            <w:tcW w:w="1474" w:type="dxa"/>
           </w:tcPr>
           <w:p>
             <w:pPr>
@@ -19706,7 +20871,25 @@
         </w:tc>
         <w:tc>
           <w:tcPr>
-            <w:tcW w:w="3969" w:type="dxa"/>
+            <w:tcW w:w="907" w:type="dxa"/>
+          </w:tcPr>
+          <w:p>
+            <w:pPr>
+              <w:spacing w:line="240" w:lineRule="auto"/>
+              <w:ind w:firstLine="0"/>
+              <w:jc w:val="left"/>
+            </w:pPr>
+            <w:r>
+              <w:rPr>
+                <w:sz w:val="24"/>
+              </w:rPr>
+              <w:t>TRM</w:t>
+            </w:r>
+          </w:p>
+        </w:tc>
+        <w:tc>
+          <w:tcPr>
+            <w:tcW w:w="3402" w:type="dxa"/>
           </w:tcPr>
           <w:p>
             <w:pPr>
@@ -19730,7 +20913,7 @@
         </w:trPr>
         <w:tc>
           <w:tcPr>
-            <w:tcW w:w="850" w:type="dxa"/>
+            <w:tcW w:w="680" w:type="dxa"/>
           </w:tcPr>
           <w:p>
             <w:pPr>
@@ -19748,7 +20931,7 @@
         </w:tc>
         <w:tc>
           <w:tcPr>
-            <w:tcW w:w="2835" w:type="dxa"/>
+            <w:tcW w:w="2608" w:type="dxa"/>
           </w:tcPr>
           <w:p>
             <w:pPr>
@@ -19767,7 +20950,7 @@
         </w:tc>
         <w:tc>
           <w:tcPr>
-            <w:tcW w:w="1701" w:type="dxa"/>
+            <w:tcW w:w="1474" w:type="dxa"/>
           </w:tcPr>
           <w:p>
             <w:pPr>
@@ -19785,7 +20968,25 @@
         </w:tc>
         <w:tc>
           <w:tcPr>
-            <w:tcW w:w="3969" w:type="dxa"/>
+            <w:tcW w:w="907" w:type="dxa"/>
+          </w:tcPr>
+          <w:p>
+            <w:pPr>
+              <w:spacing w:line="240" w:lineRule="auto"/>
+              <w:ind w:firstLine="0"/>
+              <w:jc w:val="left"/>
+            </w:pPr>
+            <w:r>
+              <w:rPr>
+                <w:sz w:val="24"/>
+              </w:rPr>
+              <w:t>TRM</w:t>
+            </w:r>
+          </w:p>
+        </w:tc>
+        <w:tc>
+          <w:tcPr>
+            <w:tcW w:w="3402" w:type="dxa"/>
           </w:tcPr>
           <w:p>
             <w:pPr>
@@ -19809,7 +21010,7 @@
         </w:trPr>
         <w:tc>
           <w:tcPr>
-            <w:tcW w:w="850" w:type="dxa"/>
+            <w:tcW w:w="680" w:type="dxa"/>
           </w:tcPr>
           <w:p>
             <w:pPr>
@@ -19827,7 +21028,7 @@
         </w:tc>
         <w:tc>
           <w:tcPr>
-            <w:tcW w:w="2835" w:type="dxa"/>
+            <w:tcW w:w="2608" w:type="dxa"/>
           </w:tcPr>
           <w:p>
             <w:pPr>
@@ -19846,7 +21047,7 @@
         </w:tc>
         <w:tc>
           <w:tcPr>
-            <w:tcW w:w="1701" w:type="dxa"/>
+            <w:tcW w:w="1474" w:type="dxa"/>
           </w:tcPr>
           <w:p>
             <w:pPr>
@@ -19864,7 +21065,25 @@
         </w:tc>
         <w:tc>
           <w:tcPr>
-            <w:tcW w:w="3969" w:type="dxa"/>
+            <w:tcW w:w="907" w:type="dxa"/>
+          </w:tcPr>
+          <w:p>
+            <w:pPr>
+              <w:spacing w:line="240" w:lineRule="auto"/>
+              <w:ind w:firstLine="0"/>
+              <w:jc w:val="left"/>
+            </w:pPr>
+            <w:r>
+              <w:rPr>
+                <w:sz w:val="24"/>
+              </w:rPr>
+              <w:t>TRM</w:t>
+            </w:r>
+          </w:p>
+        </w:tc>
+        <w:tc>
+          <w:tcPr>
+            <w:tcW w:w="3402" w:type="dxa"/>
           </w:tcPr>
           <w:p>
             <w:pPr>
@@ -19888,7 +21107,7 @@
         </w:trPr>
         <w:tc>
           <w:tcPr>
-            <w:tcW w:w="850" w:type="dxa"/>
+            <w:tcW w:w="680" w:type="dxa"/>
           </w:tcPr>
           <w:p>
             <w:pPr>
@@ -19906,7 +21125,7 @@
         </w:tc>
         <w:tc>
           <w:tcPr>
-            <w:tcW w:w="2835" w:type="dxa"/>
+            <w:tcW w:w="2608" w:type="dxa"/>
           </w:tcPr>
           <w:p>
             <w:pPr>
@@ -19925,7 +21144,7 @@
         </w:tc>
         <w:tc>
           <w:tcPr>
-            <w:tcW w:w="1701" w:type="dxa"/>
+            <w:tcW w:w="1474" w:type="dxa"/>
           </w:tcPr>
           <w:p>
             <w:pPr>
@@ -19943,7 +21162,25 @@
         </w:tc>
         <w:tc>
           <w:tcPr>
-            <w:tcW w:w="3969" w:type="dxa"/>
+            <w:tcW w:w="907" w:type="dxa"/>
+          </w:tcPr>
+          <w:p>
+            <w:pPr>
+              <w:spacing w:line="240" w:lineRule="auto"/>
+              <w:ind w:firstLine="0"/>
+              <w:jc w:val="left"/>
+            </w:pPr>
+            <w:r>
+              <w:rPr>
+                <w:sz w:val="24"/>
+              </w:rPr>
+              <w:t>TRM</w:t>
+            </w:r>
+          </w:p>
+        </w:tc>
+        <w:tc>
+          <w:tcPr>
+            <w:tcW w:w="3402" w:type="dxa"/>
           </w:tcPr>
           <w:p>
             <w:pPr>
@@ -19967,7 +21204,7 @@
         </w:trPr>
         <w:tc>
           <w:tcPr>
-            <w:tcW w:w="850" w:type="dxa"/>
+            <w:tcW w:w="680" w:type="dxa"/>
           </w:tcPr>
           <w:p>
             <w:pPr>
@@ -19985,7 +21222,7 @@
         </w:tc>
         <w:tc>
           <w:tcPr>
-            <w:tcW w:w="2835" w:type="dxa"/>
+            <w:tcW w:w="2608" w:type="dxa"/>
           </w:tcPr>
           <w:p>
             <w:pPr>
@@ -20004,7 +21241,7 @@
         </w:tc>
         <w:tc>
           <w:tcPr>
-            <w:tcW w:w="1701" w:type="dxa"/>
+            <w:tcW w:w="1474" w:type="dxa"/>
           </w:tcPr>
           <w:p>
             <w:pPr>
@@ -20022,7 +21259,25 @@
         </w:tc>
         <w:tc>
           <w:tcPr>
-            <w:tcW w:w="3969" w:type="dxa"/>
+            <w:tcW w:w="907" w:type="dxa"/>
+          </w:tcPr>
+          <w:p>
+            <w:pPr>
+              <w:spacing w:line="240" w:lineRule="auto"/>
+              <w:ind w:firstLine="0"/>
+              <w:jc w:val="left"/>
+            </w:pPr>
+            <w:r>
+              <w:rPr>
+                <w:sz w:val="24"/>
+              </w:rPr>
+              <w:t>—</w:t>
+            </w:r>
+          </w:p>
+        </w:tc>
+        <w:tc>
+          <w:tcPr>
+            <w:tcW w:w="3402" w:type="dxa"/>
           </w:tcPr>
           <w:p>
             <w:pPr>
@@ -20046,7 +21301,7 @@
         </w:trPr>
         <w:tc>
           <w:tcPr>
-            <w:tcW w:w="850" w:type="dxa"/>
+            <w:tcW w:w="680" w:type="dxa"/>
           </w:tcPr>
           <w:p>
             <w:pPr>
@@ -20064,7 +21319,7 @@
         </w:tc>
         <w:tc>
           <w:tcPr>
-            <w:tcW w:w="2835" w:type="dxa"/>
+            <w:tcW w:w="2608" w:type="dxa"/>
           </w:tcPr>
           <w:p>
             <w:pPr>
@@ -20083,7 +21338,7 @@
         </w:tc>
         <w:tc>
           <w:tcPr>
-            <w:tcW w:w="1701" w:type="dxa"/>
+            <w:tcW w:w="1474" w:type="dxa"/>
           </w:tcPr>
           <w:p>
             <w:pPr>
@@ -20101,7 +21356,25 @@
         </w:tc>
         <w:tc>
           <w:tcPr>
-            <w:tcW w:w="3969" w:type="dxa"/>
+            <w:tcW w:w="907" w:type="dxa"/>
+          </w:tcPr>
+          <w:p>
+            <w:pPr>
+              <w:spacing w:line="240" w:lineRule="auto"/>
+              <w:ind w:firstLine="0"/>
+              <w:jc w:val="left"/>
+            </w:pPr>
+            <w:r>
+              <w:rPr>
+                <w:sz w:val="24"/>
+              </w:rPr>
+              <w:t>—</w:t>
+            </w:r>
+          </w:p>
+        </w:tc>
+        <w:tc>
+          <w:tcPr>
+            <w:tcW w:w="3402" w:type="dxa"/>
           </w:tcPr>
           <w:p>
             <w:pPr>
@@ -20125,7 +21398,7 @@
         </w:trPr>
         <w:tc>
           <w:tcPr>
-            <w:tcW w:w="850" w:type="dxa"/>
+            <w:tcW w:w="680" w:type="dxa"/>
           </w:tcPr>
           <w:p>
             <w:pPr>
@@ -20143,7 +21416,7 @@
         </w:tc>
         <w:tc>
           <w:tcPr>
-            <w:tcW w:w="2835" w:type="dxa"/>
+            <w:tcW w:w="2608" w:type="dxa"/>
           </w:tcPr>
           <w:p>
             <w:pPr>
@@ -20162,7 +21435,7 @@
         </w:tc>
         <w:tc>
           <w:tcPr>
-            <w:tcW w:w="1701" w:type="dxa"/>
+            <w:tcW w:w="1474" w:type="dxa"/>
           </w:tcPr>
           <w:p>
             <w:pPr>
@@ -20180,7 +21453,25 @@
         </w:tc>
         <w:tc>
           <w:tcPr>
-            <w:tcW w:w="3969" w:type="dxa"/>
+            <w:tcW w:w="907" w:type="dxa"/>
+          </w:tcPr>
+          <w:p>
+            <w:pPr>
+              <w:spacing w:line="240" w:lineRule="auto"/>
+              <w:ind w:firstLine="0"/>
+              <w:jc w:val="left"/>
+            </w:pPr>
+            <w:r>
+              <w:rPr>
+                <w:sz w:val="24"/>
+              </w:rPr>
+              <w:t>—</w:t>
+            </w:r>
+          </w:p>
+        </w:tc>
+        <w:tc>
+          <w:tcPr>
+            <w:tcW w:w="3402" w:type="dxa"/>
           </w:tcPr>
           <w:p>
             <w:pPr>
@@ -20204,7 +21495,7 @@
         </w:trPr>
         <w:tc>
           <w:tcPr>
-            <w:tcW w:w="850" w:type="dxa"/>
+            <w:tcW w:w="680" w:type="dxa"/>
           </w:tcPr>
           <w:p>
             <w:pPr>
@@ -20222,7 +21513,7 @@
         </w:tc>
         <w:tc>
           <w:tcPr>
-            <w:tcW w:w="2835" w:type="dxa"/>
+            <w:tcW w:w="2608" w:type="dxa"/>
           </w:tcPr>
           <w:p>
             <w:pPr>
@@ -20241,7 +21532,7 @@
         </w:tc>
         <w:tc>
           <w:tcPr>
-            <w:tcW w:w="1701" w:type="dxa"/>
+            <w:tcW w:w="1474" w:type="dxa"/>
           </w:tcPr>
           <w:p>
             <w:pPr>
@@ -20259,19 +21550,37 @@
         </w:tc>
         <w:tc>
           <w:tcPr>
-            <w:tcW w:w="3969" w:type="dxa"/>
-          </w:tcPr>
-          <w:p>
-            <w:pPr>
-              <w:spacing w:line="240" w:lineRule="auto"/>
-              <w:ind w:firstLine="0"/>
-              <w:jc w:val="left"/>
-            </w:pPr>
-            <w:r>
-              <w:rPr>
-                <w:sz w:val="24"/>
-              </w:rPr>
-              <w:t>кінець рядка (може породити ;)</w:t>
+            <w:tcW w:w="907" w:type="dxa"/>
+          </w:tcPr>
+          <w:p>
+            <w:pPr>
+              <w:spacing w:line="240" w:lineRule="auto"/>
+              <w:ind w:firstLine="0"/>
+              <w:jc w:val="left"/>
+            </w:pPr>
+            <w:r>
+              <w:rPr>
+                <w:sz w:val="24"/>
+              </w:rPr>
+              <w:t>—</w:t>
+            </w:r>
+          </w:p>
+        </w:tc>
+        <w:tc>
+          <w:tcPr>
+            <w:tcW w:w="3402" w:type="dxa"/>
+          </w:tcPr>
+          <w:p>
+            <w:pPr>
+              <w:spacing w:line="240" w:lineRule="auto"/>
+              <w:ind w:firstLine="0"/>
+              <w:jc w:val="left"/>
+            </w:pPr>
+            <w:r>
+              <w:rPr>
+                <w:sz w:val="24"/>
+              </w:rPr>
+              <w:t>кінець рядка (ігнорується; може породити ;)</w:t>
             </w:r>
           </w:p>
         </w:tc>
@@ -20294,21 +21603,21 @@
       <w:pPr>
         <w:pStyle w:val="Heading1"/>
       </w:pPr>
-      <w:bookmarkStart w:id="25" w:name="_Toc240827738"/>
+      <w:bookmarkStart w:id="26" w:name="_Toc240835887"/>
       <w:r>
         <w:t>3 Типи даних і змінні</w:t>
       </w:r>
-      <w:bookmarkEnd w:id="25"/>
+      <w:bookmarkEnd w:id="26"/>
     </w:p>
     <w:p>
       <w:pPr>
         <w:pStyle w:val="Heading2"/>
       </w:pPr>
-      <w:bookmarkStart w:id="26" w:name="_Toc240827739"/>
+      <w:bookmarkStart w:id="27" w:name="_Toc240835888"/>
       <w:r>
         <w:t>3.1 Значення, змінні та категорії змінних</w:t>
       </w:r>
-      <w:bookmarkEnd w:id="26"/>
+      <w:bookmarkEnd w:id="27"/>
     </w:p>
     <w:p>
       <w:r>
@@ -21030,11 +22339,11 @@
       <w:pPr>
         <w:pStyle w:val="Heading2"/>
       </w:pPr>
-      <w:bookmarkStart w:id="27" w:name="_Toc240827740"/>
+      <w:bookmarkStart w:id="28" w:name="_Toc240835889"/>
       <w:r>
         <w:t>3.2 Класифікація типів</w:t>
       </w:r>
-      <w:bookmarkEnd w:id="27"/>
+      <w:bookmarkEnd w:id="28"/>
     </w:p>
     <w:p>
       <w:r>
@@ -21091,7 +22400,7 @@
           <w:noProof/>
         </w:rPr>
         <w:drawing>
-          <wp:inline distT="0" distB="0" distL="0" distR="0" wp14:anchorId="793E2DB8" wp14:editId="616CE321">
+          <wp:inline distT="0" distB="0" distL="0" distR="0" wp14:anchorId="06A5481E" wp14:editId="0DCC59B4">
             <wp:extent cx="2099309" cy="1375409"/>
             <wp:effectExtent l="0" t="0" r="0" b="0"/>
             <wp:docPr id="37" name="Picture 37"/>
@@ -21139,7 +22448,7 @@
           <w:noProof/>
         </w:rPr>
         <w:drawing>
-          <wp:inline distT="0" distB="0" distL="0" distR="0" wp14:anchorId="2952496C" wp14:editId="54D7854E">
+          <wp:inline distT="0" distB="0" distL="0" distR="0" wp14:anchorId="739A07B5" wp14:editId="7726A93B">
             <wp:extent cx="1873091" cy="1646872"/>
             <wp:effectExtent l="0" t="0" r="0" b="0"/>
             <wp:docPr id="38" name="Picture 38"/>
@@ -21689,11 +22998,11 @@
       <w:pPr>
         <w:pStyle w:val="Heading2"/>
       </w:pPr>
-      <w:bookmarkStart w:id="28" w:name="_Toc240827741"/>
+      <w:bookmarkStart w:id="29" w:name="_Toc240835890"/>
       <w:r>
         <w:t>3.3 Користувацькі скалярні типи</w:t>
       </w:r>
-      <w:bookmarkEnd w:id="28"/>
+      <w:bookmarkEnd w:id="29"/>
     </w:p>
     <w:p>
       <w:r>
@@ -21791,7 +23100,7 @@
           <w:noProof/>
         </w:rPr>
         <w:drawing>
-          <wp:inline distT="0" distB="0" distL="0" distR="0" wp14:anchorId="6B21EFB4" wp14:editId="0FF5BB96">
+          <wp:inline distT="0" distB="0" distL="0" distR="0" wp14:anchorId="21372DA7" wp14:editId="5CDF24D3">
             <wp:extent cx="1610677" cy="832485"/>
             <wp:effectExtent l="0" t="0" r="0" b="0"/>
             <wp:docPr id="39" name="Picture 39"/>
@@ -21993,11 +23302,11 @@
       <w:pPr>
         <w:pStyle w:val="Heading2"/>
       </w:pPr>
-      <w:bookmarkStart w:id="29" w:name="_Toc240827742"/>
+      <w:bookmarkStart w:id="30" w:name="_Toc240835891"/>
       <w:r>
         <w:t>3.4 Сконструйовані типи</w:t>
       </w:r>
-      <w:bookmarkEnd w:id="29"/>
+      <w:bookmarkEnd w:id="30"/>
     </w:p>
     <w:p>
       <w:r>
@@ -22008,11 +23317,11 @@
       <w:pPr>
         <w:pStyle w:val="Heading3"/>
       </w:pPr>
-      <w:bookmarkStart w:id="30" w:name="_Toc240827743"/>
+      <w:bookmarkStart w:id="31" w:name="_Toc240835892"/>
       <w:r>
         <w:t>3.4.1 Масиви</w:t>
       </w:r>
-      <w:bookmarkEnd w:id="30"/>
+      <w:bookmarkEnd w:id="31"/>
     </w:p>
     <w:p>
       <w:r>
@@ -22132,7 +23441,7 @@
           <w:noProof/>
         </w:rPr>
         <w:drawing>
-          <wp:inline distT="0" distB="0" distL="0" distR="0" wp14:anchorId="612A323F" wp14:editId="2AD6830A">
+          <wp:inline distT="0" distB="0" distL="0" distR="0" wp14:anchorId="7794A597" wp14:editId="1CA18420">
             <wp:extent cx="3547109" cy="832485"/>
             <wp:effectExtent l="0" t="0" r="0" b="0"/>
             <wp:docPr id="40" name="Picture 40"/>
@@ -22472,11 +23781,11 @@
       <w:pPr>
         <w:pStyle w:val="Heading3"/>
       </w:pPr>
-      <w:bookmarkStart w:id="31" w:name="_Toc240827744"/>
+      <w:bookmarkStart w:id="32" w:name="_Toc240835893"/>
       <w:r>
         <w:t>3.4.2 Структури</w:t>
       </w:r>
-      <w:bookmarkEnd w:id="31"/>
+      <w:bookmarkEnd w:id="32"/>
     </w:p>
     <w:p>
       <w:r>
@@ -22587,7 +23896,7 @@
           <w:noProof/>
         </w:rPr>
         <w:drawing>
-          <wp:inline distT="0" distB="0" distL="0" distR="0" wp14:anchorId="026DDC8C" wp14:editId="4BB28607">
+          <wp:inline distT="0" distB="0" distL="0" distR="0" wp14:anchorId="7B56733F" wp14:editId="3E903DDC">
             <wp:extent cx="3619500" cy="832485"/>
             <wp:effectExtent l="0" t="0" r="0" b="0"/>
             <wp:docPr id="41" name="Picture 41"/>
@@ -22635,7 +23944,7 @@
           <w:noProof/>
         </w:rPr>
         <w:drawing>
-          <wp:inline distT="0" distB="0" distL="0" distR="0" wp14:anchorId="1ACCA9F7" wp14:editId="38A13708">
+          <wp:inline distT="0" distB="0" distL="0" distR="0" wp14:anchorId="3EA1F212" wp14:editId="65D06B83">
             <wp:extent cx="3158013" cy="913924"/>
             <wp:effectExtent l="0" t="0" r="0" b="0"/>
             <wp:docPr id="42" name="Picture 42"/>
@@ -22683,7 +23992,7 @@
           <w:noProof/>
         </w:rPr>
         <w:drawing>
-          <wp:inline distT="0" distB="0" distL="0" distR="0" wp14:anchorId="1BC900A1" wp14:editId="0929E859">
+          <wp:inline distT="0" distB="0" distL="0" distR="0" wp14:anchorId="07B96BAB" wp14:editId="6F6421E3">
             <wp:extent cx="2542698" cy="913923"/>
             <wp:effectExtent l="0" t="0" r="0" b="0"/>
             <wp:docPr id="43" name="Picture 43"/>
@@ -22731,7 +24040,7 @@
           <w:noProof/>
         </w:rPr>
         <w:drawing>
-          <wp:inline distT="0" distB="0" distL="0" distR="0" wp14:anchorId="27C3593A" wp14:editId="0C42D712">
+          <wp:inline distT="0" distB="0" distL="0" distR="0" wp14:anchorId="6F74E617" wp14:editId="72ABFE75">
             <wp:extent cx="2587942" cy="832485"/>
             <wp:effectExtent l="0" t="0" r="0" b="0"/>
             <wp:docPr id="44" name="Picture 44"/>
@@ -22953,11 +24262,11 @@
       <w:pPr>
         <w:pStyle w:val="Heading3"/>
       </w:pPr>
-      <w:bookmarkStart w:id="32" w:name="_Toc240827745"/>
+      <w:bookmarkStart w:id="33" w:name="_Toc240835894"/>
       <w:r>
         <w:t>3.4.3 Параметри-вказівники</w:t>
       </w:r>
-      <w:bookmarkEnd w:id="32"/>
+      <w:bookmarkEnd w:id="33"/>
     </w:p>
     <w:p>
       <w:r>
@@ -23026,7 +24335,7 @@
           <w:noProof/>
         </w:rPr>
         <w:drawing>
-          <wp:inline distT="0" distB="0" distL="0" distR="0" wp14:anchorId="7B418E93" wp14:editId="1D0790B8">
+          <wp:inline distT="0" distB="0" distL="0" distR="0" wp14:anchorId="4B4DC351" wp14:editId="014ADB2A">
             <wp:extent cx="2244090" cy="913924"/>
             <wp:effectExtent l="0" t="0" r="0" b="0"/>
             <wp:docPr id="45" name="Picture 45"/>
@@ -23291,11 +24600,11 @@
       <w:pPr>
         <w:pStyle w:val="Heading2"/>
       </w:pPr>
-      <w:bookmarkStart w:id="33" w:name="_Toc240827746"/>
+      <w:bookmarkStart w:id="34" w:name="_Toc240835895"/>
       <w:r>
         <w:t>3.5 Еквівалентність та сумісність типів</w:t>
       </w:r>
-      <w:bookmarkEnd w:id="33"/>
+      <w:bookmarkEnd w:id="34"/>
     </w:p>
     <w:p>
       <w:r>
@@ -23575,21 +24884,21 @@
       <w:pPr>
         <w:pStyle w:val="Heading2"/>
       </w:pPr>
-      <w:bookmarkStart w:id="34" w:name="_Toc240827747"/>
+      <w:bookmarkStart w:id="35" w:name="_Toc240835896"/>
       <w:r>
         <w:t>3.6 Приведення типів</w:t>
       </w:r>
-      <w:bookmarkEnd w:id="34"/>
+      <w:bookmarkEnd w:id="35"/>
     </w:p>
     <w:p>
       <w:pPr>
         <w:pStyle w:val="Heading3"/>
       </w:pPr>
-      <w:bookmarkStart w:id="35" w:name="_Toc240827748"/>
+      <w:bookmarkStart w:id="36" w:name="_Toc240835897"/>
       <w:r>
         <w:t>3.6.1 Неявне приведення</w:t>
       </w:r>
-      <w:bookmarkEnd w:id="35"/>
+      <w:bookmarkEnd w:id="36"/>
     </w:p>
     <w:p>
       <w:r>
@@ -23856,11 +25165,11 @@
       <w:pPr>
         <w:pStyle w:val="Heading3"/>
       </w:pPr>
-      <w:bookmarkStart w:id="36" w:name="_Toc240827749"/>
+      <w:bookmarkStart w:id="37" w:name="_Toc240835898"/>
       <w:r>
         <w:t>3.6.2 Явне приведення</w:t>
       </w:r>
-      <w:bookmarkEnd w:id="36"/>
+      <w:bookmarkEnd w:id="37"/>
     </w:p>
     <w:p>
       <w:r>
@@ -24373,21 +25682,21 @@
       <w:pPr>
         <w:pStyle w:val="Heading1"/>
       </w:pPr>
-      <w:bookmarkStart w:id="37" w:name="_Toc240827750"/>
+      <w:bookmarkStart w:id="38" w:name="_Toc240835899"/>
       <w:r>
         <w:t>4 Вирази</w:t>
       </w:r>
-      <w:bookmarkEnd w:id="37"/>
+      <w:bookmarkEnd w:id="38"/>
     </w:p>
     <w:p>
       <w:pPr>
         <w:pStyle w:val="Heading2"/>
       </w:pPr>
-      <w:bookmarkStart w:id="38" w:name="_Toc240827751"/>
+      <w:bookmarkStart w:id="39" w:name="_Toc240835900"/>
       <w:r>
         <w:t>4.1 Класифікація виразів</w:t>
       </w:r>
-      <w:bookmarkEnd w:id="38"/>
+      <w:bookmarkEnd w:id="39"/>
     </w:p>
     <w:p>
       <w:r>
@@ -24507,11 +25816,11 @@
       <w:pPr>
         <w:pStyle w:val="Heading2"/>
       </w:pPr>
-      <w:bookmarkStart w:id="39" w:name="_Toc240827752"/>
+      <w:bookmarkStart w:id="40" w:name="_Toc240835901"/>
       <w:r>
         <w:t>4.2 Синтаксис виразів</w:t>
       </w:r>
-      <w:bookmarkEnd w:id="39"/>
+      <w:bookmarkEnd w:id="40"/>
     </w:p>
     <w:p>
       <w:r>
@@ -24807,7 +26116,7 @@
           <w:noProof/>
         </w:rPr>
         <w:drawing>
-          <wp:inline distT="0" distB="0" distL="0" distR="0" wp14:anchorId="4647AB4D" wp14:editId="46837540">
+          <wp:inline distT="0" distB="0" distL="0" distR="0" wp14:anchorId="2FC67A7A" wp14:editId="6C557834">
             <wp:extent cx="2180748" cy="1103947"/>
             <wp:effectExtent l="0" t="0" r="0" b="0"/>
             <wp:docPr id="46" name="Picture 46"/>
@@ -24855,7 +26164,7 @@
           <w:noProof/>
         </w:rPr>
         <w:drawing>
-          <wp:inline distT="0" distB="0" distL="0" distR="0" wp14:anchorId="3C35EEA5" wp14:editId="7C10F3F9">
+          <wp:inline distT="0" distB="0" distL="0" distR="0" wp14:anchorId="25F15F16" wp14:editId="37D99859">
             <wp:extent cx="1692116" cy="832485"/>
             <wp:effectExtent l="0" t="0" r="0" b="0"/>
             <wp:docPr id="47" name="Picture 47"/>
@@ -24903,7 +26212,7 @@
           <w:noProof/>
         </w:rPr>
         <w:drawing>
-          <wp:inline distT="0" distB="0" distL="0" distR="0" wp14:anchorId="316C94F7" wp14:editId="2D9B84CC">
+          <wp:inline distT="0" distB="0" distL="0" distR="0" wp14:anchorId="31B66181" wp14:editId="3CC75D2B">
             <wp:extent cx="1945481" cy="1103947"/>
             <wp:effectExtent l="0" t="0" r="0" b="0"/>
             <wp:docPr id="48" name="Picture 48"/>
@@ -24951,7 +26260,7 @@
           <w:noProof/>
         </w:rPr>
         <w:drawing>
-          <wp:inline distT="0" distB="0" distL="0" distR="0" wp14:anchorId="4242615F" wp14:editId="079E5C7F">
+          <wp:inline distT="0" distB="0" distL="0" distR="0" wp14:anchorId="474E0327" wp14:editId="16DBC26B">
             <wp:extent cx="1945481" cy="1103947"/>
             <wp:effectExtent l="0" t="0" r="0" b="0"/>
             <wp:docPr id="49" name="Picture 49"/>
@@ -24999,7 +26308,7 @@
           <w:noProof/>
         </w:rPr>
         <w:drawing>
-          <wp:inline distT="0" distB="0" distL="0" distR="0" wp14:anchorId="614F2596" wp14:editId="3461E733">
+          <wp:inline distT="0" distB="0" distL="0" distR="0" wp14:anchorId="07BE2EC8" wp14:editId="26157311">
             <wp:extent cx="3682841" cy="913924"/>
             <wp:effectExtent l="0" t="0" r="0" b="0"/>
             <wp:docPr id="50" name="Picture 50"/>
@@ -25047,7 +26356,7 @@
           <w:noProof/>
         </w:rPr>
         <w:drawing>
-          <wp:inline distT="0" distB="0" distL="0" distR="0" wp14:anchorId="2AEF6519" wp14:editId="3D063431">
+          <wp:inline distT="0" distB="0" distL="0" distR="0" wp14:anchorId="1FEC26CC" wp14:editId="41992EDC">
             <wp:extent cx="1945481" cy="1103947"/>
             <wp:effectExtent l="0" t="0" r="0" b="0"/>
             <wp:docPr id="51" name="Picture 51"/>
@@ -25095,7 +26404,7 @@
           <w:noProof/>
         </w:rPr>
         <w:drawing>
-          <wp:inline distT="0" distB="0" distL="0" distR="0" wp14:anchorId="320D19E9" wp14:editId="3BA7DEE1">
+          <wp:inline distT="0" distB="0" distL="0" distR="0" wp14:anchorId="2CA78417" wp14:editId="31833BDA">
             <wp:extent cx="2099309" cy="1103947"/>
             <wp:effectExtent l="0" t="0" r="0" b="0"/>
             <wp:docPr id="52" name="Picture 52"/>
@@ -25143,7 +26452,7 @@
           <w:noProof/>
         </w:rPr>
         <w:drawing>
-          <wp:inline distT="0" distB="0" distL="0" distR="0" wp14:anchorId="321E3269" wp14:editId="4B80A35C">
+          <wp:inline distT="0" distB="0" distL="0" distR="0" wp14:anchorId="129BD757" wp14:editId="7FA0E078">
             <wp:extent cx="3004185" cy="1103948"/>
             <wp:effectExtent l="0" t="0" r="0" b="0"/>
             <wp:docPr id="53" name="Picture 53"/>
@@ -25191,7 +26500,7 @@
           <w:noProof/>
         </w:rPr>
         <w:drawing>
-          <wp:inline distT="0" distB="0" distL="0" distR="0" wp14:anchorId="2107E9A0" wp14:editId="479A5380">
+          <wp:inline distT="0" distB="0" distL="0" distR="0" wp14:anchorId="59D060D1" wp14:editId="2A1F0A45">
             <wp:extent cx="3918108" cy="913924"/>
             <wp:effectExtent l="0" t="0" r="0" b="0"/>
             <wp:docPr id="54" name="Picture 54"/>
@@ -25505,7 +26814,7 @@
           <w:noProof/>
         </w:rPr>
         <w:drawing>
-          <wp:inline distT="0" distB="0" distL="0" distR="0" wp14:anchorId="06822E12" wp14:editId="4B2E107A">
+          <wp:inline distT="0" distB="0" distL="0" distR="0" wp14:anchorId="03D9B277" wp14:editId="51A037F3">
             <wp:extent cx="3637597" cy="1529239"/>
             <wp:effectExtent l="0" t="0" r="0" b="0"/>
             <wp:docPr id="55" name="Picture 55"/>
@@ -25553,7 +26862,7 @@
           <w:noProof/>
         </w:rPr>
         <w:drawing>
-          <wp:inline distT="0" distB="0" distL="0" distR="0" wp14:anchorId="413AEB0B" wp14:editId="0C57CCDB">
+          <wp:inline distT="0" distB="0" distL="0" distR="0" wp14:anchorId="0A8F5260" wp14:editId="3757F256">
             <wp:extent cx="2054066" cy="832485"/>
             <wp:effectExtent l="0" t="0" r="0" b="0"/>
             <wp:docPr id="56" name="Picture 56"/>
@@ -25601,7 +26910,7 @@
           <w:noProof/>
         </w:rPr>
         <w:drawing>
-          <wp:inline distT="0" distB="0" distL="0" distR="0" wp14:anchorId="1F5AA874" wp14:editId="73FD3B23">
+          <wp:inline distT="0" distB="0" distL="0" distR="0" wp14:anchorId="43F88F54" wp14:editId="319F6B4C">
             <wp:extent cx="2877502" cy="832485"/>
             <wp:effectExtent l="0" t="0" r="0" b="0"/>
             <wp:docPr id="57" name="Picture 57"/>
@@ -25649,7 +26958,7 @@
           <w:noProof/>
         </w:rPr>
         <w:drawing>
-          <wp:inline distT="0" distB="0" distL="0" distR="0" wp14:anchorId="54D2951D" wp14:editId="2DAF6CDA">
+          <wp:inline distT="0" distB="0" distL="0" distR="0" wp14:anchorId="4BE41E06" wp14:editId="096096BD">
             <wp:extent cx="3212306" cy="913924"/>
             <wp:effectExtent l="0" t="0" r="0" b="0"/>
             <wp:docPr id="58" name="Picture 58"/>
@@ -25697,7 +27006,7 @@
           <w:noProof/>
         </w:rPr>
         <w:drawing>
-          <wp:inline distT="0" distB="0" distL="0" distR="0" wp14:anchorId="3DEFAF94" wp14:editId="2F2F8613">
+          <wp:inline distT="0" distB="0" distL="0" distR="0" wp14:anchorId="598379DF" wp14:editId="23E7361B">
             <wp:extent cx="2026919" cy="1103947"/>
             <wp:effectExtent l="0" t="0" r="0" b="0"/>
             <wp:docPr id="59" name="Picture 59"/>
@@ -25745,7 +27054,7 @@
           <w:noProof/>
         </w:rPr>
         <w:drawing>
-          <wp:inline distT="0" distB="0" distL="0" distR="0" wp14:anchorId="4D37616A" wp14:editId="60A10988">
+          <wp:inline distT="0" distB="0" distL="0" distR="0" wp14:anchorId="78137855" wp14:editId="1DFC3C82">
             <wp:extent cx="2180748" cy="1103947"/>
             <wp:effectExtent l="0" t="0" r="0" b="0"/>
             <wp:docPr id="60" name="Picture 60"/>
@@ -25793,7 +27102,7 @@
           <w:noProof/>
         </w:rPr>
         <w:drawing>
-          <wp:inline distT="0" distB="0" distL="0" distR="0" wp14:anchorId="1CF78112" wp14:editId="5E1F6122">
+          <wp:inline distT="0" distB="0" distL="0" distR="0" wp14:anchorId="70AA02CB" wp14:editId="453A0F18">
             <wp:extent cx="2515552" cy="832485"/>
             <wp:effectExtent l="0" t="0" r="0" b="0"/>
             <wp:docPr id="61" name="Picture 61"/>
@@ -25841,7 +27150,7 @@
           <w:noProof/>
         </w:rPr>
         <w:drawing>
-          <wp:inline distT="0" distB="0" distL="0" distR="0" wp14:anchorId="74DE4E22" wp14:editId="0F686710">
+          <wp:inline distT="0" distB="0" distL="0" distR="0" wp14:anchorId="5F61F48B" wp14:editId="4BEF56C1">
             <wp:extent cx="3058477" cy="2461260"/>
             <wp:effectExtent l="0" t="0" r="0" b="0"/>
             <wp:docPr id="62" name="Picture 62"/>
@@ -25889,7 +27198,7 @@
           <w:noProof/>
         </w:rPr>
         <w:drawing>
-          <wp:inline distT="0" distB="0" distL="0" distR="0" wp14:anchorId="33469C44" wp14:editId="36E5B32C">
+          <wp:inline distT="0" distB="0" distL="0" distR="0" wp14:anchorId="37E01749" wp14:editId="2AEA17F3">
             <wp:extent cx="2054066" cy="832485"/>
             <wp:effectExtent l="0" t="0" r="0" b="0"/>
             <wp:docPr id="63" name="Picture 63"/>
@@ -25937,7 +27246,7 @@
           <w:noProof/>
         </w:rPr>
         <w:drawing>
-          <wp:inline distT="0" distB="0" distL="0" distR="0" wp14:anchorId="251769FD" wp14:editId="0E49E1EF">
+          <wp:inline distT="0" distB="0" distL="0" distR="0" wp14:anchorId="71A5833E" wp14:editId="75A8C3AD">
             <wp:extent cx="3927157" cy="832485"/>
             <wp:effectExtent l="0" t="0" r="0" b="0"/>
             <wp:docPr id="64" name="Picture 64"/>
@@ -25985,7 +27294,7 @@
           <w:noProof/>
         </w:rPr>
         <w:drawing>
-          <wp:inline distT="0" distB="0" distL="0" distR="0" wp14:anchorId="436D4B31" wp14:editId="52EA6793">
+          <wp:inline distT="0" distB="0" distL="0" distR="0" wp14:anchorId="6667C240" wp14:editId="3593FB93">
             <wp:extent cx="3465671" cy="832485"/>
             <wp:effectExtent l="0" t="0" r="0" b="0"/>
             <wp:docPr id="65" name="Picture 65"/>
@@ -26140,7 +27449,7 @@
           <w:noProof/>
         </w:rPr>
         <w:drawing>
-          <wp:inline distT="0" distB="0" distL="0" distR="0" wp14:anchorId="059444E7" wp14:editId="242404DF">
+          <wp:inline distT="0" distB="0" distL="0" distR="0" wp14:anchorId="09270694" wp14:editId="39341CE1">
             <wp:extent cx="2099309" cy="1646872"/>
             <wp:effectExtent l="0" t="0" r="0" b="0"/>
             <wp:docPr id="66" name="Picture 66"/>
@@ -26188,7 +27497,7 @@
           <w:noProof/>
         </w:rPr>
         <w:drawing>
-          <wp:inline distT="0" distB="0" distL="0" distR="0" wp14:anchorId="14DBA646" wp14:editId="498674F1">
+          <wp:inline distT="0" distB="0" distL="0" distR="0" wp14:anchorId="1F44B7A9" wp14:editId="2A4692A8">
             <wp:extent cx="3203257" cy="832485"/>
             <wp:effectExtent l="0" t="0" r="0" b="0"/>
             <wp:docPr id="67" name="Picture 67"/>
@@ -26236,7 +27545,7 @@
           <w:noProof/>
         </w:rPr>
         <w:drawing>
-          <wp:inline distT="0" distB="0" distL="0" distR="0" wp14:anchorId="46410D27" wp14:editId="48A27592">
+          <wp:inline distT="0" distB="0" distL="0" distR="0" wp14:anchorId="7074FCB6" wp14:editId="530FCF79">
             <wp:extent cx="4035742" cy="913924"/>
             <wp:effectExtent l="0" t="0" r="0" b="0"/>
             <wp:docPr id="68" name="Picture 68"/>
@@ -26284,7 +27593,7 @@
           <w:noProof/>
         </w:rPr>
         <w:drawing>
-          <wp:inline distT="0" distB="0" distL="0" distR="0" wp14:anchorId="1B854B2A" wp14:editId="63A15E07">
+          <wp:inline distT="0" distB="0" distL="0" distR="0" wp14:anchorId="20972A74" wp14:editId="62446148">
             <wp:extent cx="3863816" cy="986314"/>
             <wp:effectExtent l="0" t="0" r="0" b="0"/>
             <wp:docPr id="69" name="Picture 69"/>
@@ -26332,7 +27641,7 @@
           <w:noProof/>
         </w:rPr>
         <w:drawing>
-          <wp:inline distT="0" distB="0" distL="0" distR="0" wp14:anchorId="40A10F3B" wp14:editId="7DD2185B">
+          <wp:inline distT="0" distB="0" distL="0" distR="0" wp14:anchorId="7454E962" wp14:editId="788A59D2">
             <wp:extent cx="2334577" cy="1103947"/>
             <wp:effectExtent l="0" t="0" r="0" b="0"/>
             <wp:docPr id="70" name="Picture 70"/>
@@ -26513,11 +27822,11 @@
       <w:pPr>
         <w:pStyle w:val="Heading2"/>
       </w:pPr>
-      <w:bookmarkStart w:id="40" w:name="_Toc240827753"/>
+      <w:bookmarkStart w:id="41" w:name="_Toc240835902"/>
       <w:r>
         <w:t>4.3 Обчислення виразів</w:t>
       </w:r>
-      <w:bookmarkEnd w:id="40"/>
+      <w:bookmarkEnd w:id="41"/>
     </w:p>
     <w:p>
       <w:r>
@@ -26602,11 +27911,11 @@
       <w:pPr>
         <w:pStyle w:val="Heading2"/>
       </w:pPr>
-      <w:bookmarkStart w:id="41" w:name="_Toc240827754"/>
+      <w:bookmarkStart w:id="42" w:name="_Toc240835903"/>
       <w:r>
         <w:t>4.4 Оператори: пріоритет, асоціативність, типи операндів і результату</w:t>
       </w:r>
-      <w:bookmarkEnd w:id="41"/>
+      <w:bookmarkEnd w:id="42"/>
     </w:p>
     <w:p>
       <w:pPr>
@@ -27600,11 +28909,11 @@
       <w:pPr>
         <w:pStyle w:val="Heading3"/>
       </w:pPr>
-      <w:bookmarkStart w:id="42" w:name="_Toc240827755"/>
+      <w:bookmarkStart w:id="43" w:name="_Toc240835904"/>
       <w:r>
         <w:t>4.4.1 Арифметичні оператори</w:t>
       </w:r>
-      <w:bookmarkEnd w:id="42"/>
+      <w:bookmarkEnd w:id="43"/>
     </w:p>
     <w:p>
       <w:pPr>
@@ -29018,11 +30327,11 @@
       <w:pPr>
         <w:pStyle w:val="Heading3"/>
       </w:pPr>
-      <w:bookmarkStart w:id="43" w:name="_Toc240827756"/>
+      <w:bookmarkStart w:id="44" w:name="_Toc240835905"/>
       <w:r>
         <w:t>4.4.2 Оператори порівняння</w:t>
       </w:r>
-      <w:bookmarkEnd w:id="43"/>
+      <w:bookmarkEnd w:id="44"/>
     </w:p>
     <w:p>
       <w:r>
@@ -29170,11 +30479,11 @@
       <w:pPr>
         <w:pStyle w:val="Heading3"/>
       </w:pPr>
-      <w:bookmarkStart w:id="44" w:name="_Toc240827757"/>
+      <w:bookmarkStart w:id="45" w:name="_Toc240835906"/>
       <w:r>
         <w:t>4.4.3 Логічні оператори</w:t>
       </w:r>
-      <w:bookmarkEnd w:id="44"/>
+      <w:bookmarkEnd w:id="45"/>
     </w:p>
     <w:p>
       <w:r>
@@ -29265,11 +30574,11 @@
       <w:pPr>
         <w:pStyle w:val="Heading3"/>
       </w:pPr>
-      <w:bookmarkStart w:id="45" w:name="_Toc240827758"/>
+      <w:bookmarkStart w:id="46" w:name="_Toc240835907"/>
       <w:r>
         <w:t>4.4.4 Операції над рядками</w:t>
       </w:r>
-      <w:bookmarkEnd w:id="45"/>
+      <w:bookmarkEnd w:id="46"/>
     </w:p>
     <w:p>
       <w:r>
@@ -29310,11 +30619,11 @@
       <w:pPr>
         <w:pStyle w:val="Heading2"/>
       </w:pPr>
-      <w:bookmarkStart w:id="46" w:name="_Toc240827759"/>
+      <w:bookmarkStart w:id="47" w:name="_Toc240835908"/>
       <w:r>
         <w:t>4.5 L-значення</w:t>
       </w:r>
-      <w:bookmarkEnd w:id="46"/>
+      <w:bookmarkEnd w:id="47"/>
     </w:p>
     <w:p>
       <w:r>
@@ -29490,11 +30799,11 @@
       <w:pPr>
         <w:pStyle w:val="Heading2"/>
       </w:pPr>
-      <w:bookmarkStart w:id="47" w:name="_Toc240827760"/>
+      <w:bookmarkStart w:id="48" w:name="_Toc240835909"/>
       <w:r>
         <w:t>4.6 Константні вирази</w:t>
       </w:r>
-      <w:bookmarkEnd w:id="47"/>
+      <w:bookmarkEnd w:id="48"/>
     </w:p>
     <w:p>
       <w:r>
@@ -29538,11 +30847,11 @@
       <w:pPr>
         <w:pStyle w:val="Heading1"/>
       </w:pPr>
-      <w:bookmarkStart w:id="48" w:name="_Toc240827761"/>
+      <w:bookmarkStart w:id="49" w:name="_Toc240835910"/>
       <w:r>
         <w:t>5 Інструкції</w:t>
       </w:r>
-      <w:bookmarkEnd w:id="48"/>
+      <w:bookmarkEnd w:id="49"/>
     </w:p>
     <w:p>
       <w:r>
@@ -29553,11 +30862,11 @@
       <w:pPr>
         <w:pStyle w:val="Heading2"/>
       </w:pPr>
-      <w:bookmarkStart w:id="49" w:name="_Toc240827762"/>
+      <w:bookmarkStart w:id="50" w:name="_Toc240835911"/>
       <w:r>
         <w:t>5.1 Блок і список інструкцій</w:t>
       </w:r>
-      <w:bookmarkEnd w:id="49"/>
+      <w:bookmarkEnd w:id="50"/>
     </w:p>
     <w:p>
       <w:r>
@@ -29675,7 +30984,7 @@
           <w:noProof/>
         </w:rPr>
         <w:drawing>
-          <wp:inline distT="0" distB="0" distL="0" distR="0" wp14:anchorId="7FFD57A9" wp14:editId="3518F14C">
+          <wp:inline distT="0" distB="0" distL="0" distR="0" wp14:anchorId="6EA4CBFE" wp14:editId="4332AF1B">
             <wp:extent cx="3103721" cy="832485"/>
             <wp:effectExtent l="0" t="0" r="0" b="0"/>
             <wp:docPr id="71" name="Picture 71"/>
@@ -29723,7 +31032,7 @@
           <w:noProof/>
         </w:rPr>
         <w:drawing>
-          <wp:inline distT="0" distB="0" distL="0" distR="0" wp14:anchorId="18EDB0AD" wp14:editId="719F9BEF">
+          <wp:inline distT="0" distB="0" distL="0" distR="0" wp14:anchorId="0A7484F0" wp14:editId="331CB4C5">
             <wp:extent cx="3465671" cy="913924"/>
             <wp:effectExtent l="0" t="0" r="0" b="0"/>
             <wp:docPr id="72" name="Picture 72"/>
@@ -29771,7 +31080,7 @@
           <w:noProof/>
         </w:rPr>
         <w:drawing>
-          <wp:inline distT="0" distB="0" distL="0" distR="0" wp14:anchorId="132E1DC8" wp14:editId="6B39422B">
+          <wp:inline distT="0" distB="0" distL="0" distR="0" wp14:anchorId="6F4FAB47" wp14:editId="5E6AA818">
             <wp:extent cx="2850356" cy="913924"/>
             <wp:effectExtent l="0" t="0" r="0" b="0"/>
             <wp:docPr id="73" name="Picture 73"/>
@@ -29819,7 +31128,7 @@
           <w:noProof/>
         </w:rPr>
         <w:drawing>
-          <wp:inline distT="0" distB="0" distL="0" distR="0" wp14:anchorId="0EAC5486" wp14:editId="0433578C">
+          <wp:inline distT="0" distB="0" distL="0" distR="0" wp14:anchorId="3CBF90BD" wp14:editId="1C206B58">
             <wp:extent cx="2180748" cy="2732722"/>
             <wp:effectExtent l="0" t="0" r="0" b="0"/>
             <wp:docPr id="74" name="Picture 74"/>
@@ -29877,11 +31186,11 @@
       <w:pPr>
         <w:pStyle w:val="Heading2"/>
       </w:pPr>
-      <w:bookmarkStart w:id="50" w:name="_Toc240827763"/>
+      <w:bookmarkStart w:id="51" w:name="_Toc240835912"/>
       <w:r>
         <w:t>5.2 Присвоювання значення</w:t>
       </w:r>
-      <w:bookmarkEnd w:id="50"/>
+      <w:bookmarkEnd w:id="51"/>
     </w:p>
     <w:p>
       <w:pPr>
@@ -29916,7 +31225,7 @@
           <w:noProof/>
         </w:rPr>
         <w:drawing>
-          <wp:inline distT="0" distB="0" distL="0" distR="0" wp14:anchorId="40B2588C" wp14:editId="14FBBFAA">
+          <wp:inline distT="0" distB="0" distL="0" distR="0" wp14:anchorId="22C2C9CA" wp14:editId="25C4146A">
             <wp:extent cx="4741544" cy="1185386"/>
             <wp:effectExtent l="0" t="0" r="0" b="0"/>
             <wp:docPr id="75" name="Picture 75"/>
@@ -30204,11 +31513,11 @@
       <w:pPr>
         <w:pStyle w:val="Heading2"/>
       </w:pPr>
-      <w:bookmarkStart w:id="51" w:name="_Toc240827764"/>
+      <w:bookmarkStart w:id="52" w:name="_Toc240835913"/>
       <w:r>
         <w:t>5.3 Інструкція розгалуження</w:t>
       </w:r>
-      <w:bookmarkEnd w:id="51"/>
+      <w:bookmarkEnd w:id="52"/>
     </w:p>
     <w:p>
       <w:r>
@@ -30288,7 +31597,7 @@
           <w:noProof/>
         </w:rPr>
         <w:drawing>
-          <wp:inline distT="0" distB="0" distL="0" distR="0" wp14:anchorId="18F49734" wp14:editId="7A597370">
+          <wp:inline distT="0" distB="0" distL="0" distR="0" wp14:anchorId="6E4FEBAA" wp14:editId="0B10CBB4">
             <wp:extent cx="5293518" cy="1185386"/>
             <wp:effectExtent l="0" t="0" r="0" b="0"/>
             <wp:docPr id="76" name="Picture 76"/>
@@ -30544,11 +31853,11 @@
       <w:pPr>
         <w:pStyle w:val="Heading2"/>
       </w:pPr>
-      <w:bookmarkStart w:id="52" w:name="_Toc240827765"/>
+      <w:bookmarkStart w:id="53" w:name="_Toc240835914"/>
       <w:r>
         <w:t>5.4 Інструкція повторення</w:t>
       </w:r>
-      <w:bookmarkEnd w:id="52"/>
+      <w:bookmarkEnd w:id="53"/>
     </w:p>
     <w:p>
       <w:r>
@@ -30653,7 +31962,7 @@
           <w:noProof/>
         </w:rPr>
         <w:drawing>
-          <wp:inline distT="0" distB="0" distL="0" distR="0" wp14:anchorId="54AE8FD0" wp14:editId="47D00FC7">
+          <wp:inline distT="0" distB="0" distL="0" distR="0" wp14:anchorId="1E635E15" wp14:editId="651D0D1D">
             <wp:extent cx="3257550" cy="832485"/>
             <wp:effectExtent l="0" t="0" r="0" b="0"/>
             <wp:docPr id="77" name="Picture 77"/>
@@ -30701,7 +32010,7 @@
           <w:noProof/>
         </w:rPr>
         <w:drawing>
-          <wp:inline distT="0" distB="0" distL="0" distR="0" wp14:anchorId="13FA30BE" wp14:editId="002CAEA3">
+          <wp:inline distT="0" distB="0" distL="0" distR="0" wp14:anchorId="268D084C" wp14:editId="0B8421A1">
             <wp:extent cx="5411152" cy="913924"/>
             <wp:effectExtent l="0" t="0" r="0" b="0"/>
             <wp:docPr id="78" name="Picture 78"/>
@@ -31244,11 +32553,11 @@
       <w:pPr>
         <w:pStyle w:val="Heading2"/>
       </w:pPr>
-      <w:bookmarkStart w:id="53" w:name="_Toc240827766"/>
+      <w:bookmarkStart w:id="54" w:name="_Toc240835915"/>
       <w:r>
         <w:t>5.5 Інструкції введення та виведення</w:t>
       </w:r>
-      <w:bookmarkEnd w:id="53"/>
+      <w:bookmarkEnd w:id="54"/>
     </w:p>
     <w:p>
       <w:r>
@@ -31362,7 +32671,7 @@
           <w:noProof/>
         </w:rPr>
         <w:drawing>
-          <wp:inline distT="0" distB="0" distL="0" distR="0" wp14:anchorId="4D344CE0" wp14:editId="6A7606EA">
+          <wp:inline distT="0" distB="0" distL="0" distR="0" wp14:anchorId="670AE50B" wp14:editId="2801C2BF">
             <wp:extent cx="3302793" cy="1103947"/>
             <wp:effectExtent l="0" t="0" r="0" b="0"/>
             <wp:docPr id="79" name="Picture 79"/>
@@ -31410,7 +32719,7 @@
           <w:noProof/>
         </w:rPr>
         <w:drawing>
-          <wp:inline distT="0" distB="0" distL="0" distR="0" wp14:anchorId="4CF4298E" wp14:editId="4DEB11AA">
+          <wp:inline distT="0" distB="0" distL="0" distR="0" wp14:anchorId="6698D481" wp14:editId="101D3EC5">
             <wp:extent cx="4533423" cy="1185386"/>
             <wp:effectExtent l="0" t="0" r="0" b="0"/>
             <wp:docPr id="80" name="Picture 80"/>
@@ -31458,7 +32767,7 @@
           <w:noProof/>
         </w:rPr>
         <w:drawing>
-          <wp:inline distT="0" distB="0" distL="0" distR="0" wp14:anchorId="4E1181DF" wp14:editId="10B01D0F">
+          <wp:inline distT="0" distB="0" distL="0" distR="0" wp14:anchorId="4CFDC03E" wp14:editId="3DC4D899">
             <wp:extent cx="3574256" cy="1103947"/>
             <wp:effectExtent l="0" t="0" r="0" b="0"/>
             <wp:docPr id="81" name="Picture 81"/>
@@ -32010,11 +33319,11 @@
       <w:pPr>
         <w:pStyle w:val="Heading2"/>
       </w:pPr>
-      <w:bookmarkStart w:id="54" w:name="_Toc240827767"/>
+      <w:bookmarkStart w:id="55" w:name="_Toc240835916"/>
       <w:r>
         <w:t>5.6 Інструкція повернення з функції</w:t>
       </w:r>
-      <w:bookmarkEnd w:id="54"/>
+      <w:bookmarkEnd w:id="55"/>
     </w:p>
     <w:p>
       <w:pPr>
@@ -32049,7 +33358,7 @@
           <w:noProof/>
         </w:rPr>
         <w:drawing>
-          <wp:inline distT="0" distB="0" distL="0" distR="0" wp14:anchorId="4F578225" wp14:editId="6B289A08">
+          <wp:inline distT="0" distB="0" distL="0" distR="0" wp14:anchorId="43B649C3" wp14:editId="4338920F">
             <wp:extent cx="3094672" cy="913924"/>
             <wp:effectExtent l="0" t="0" r="0" b="0"/>
             <wp:docPr id="82" name="Picture 82"/>
@@ -32204,11 +33513,11 @@
       <w:pPr>
         <w:pStyle w:val="Heading1"/>
       </w:pPr>
-      <w:bookmarkStart w:id="55" w:name="_Toc240827768"/>
+      <w:bookmarkStart w:id="56" w:name="_Toc240835917"/>
       <w:r>
         <w:t>6 Декларації</w:t>
       </w:r>
-      <w:bookmarkEnd w:id="55"/>
+      <w:bookmarkEnd w:id="56"/>
     </w:p>
     <w:p>
       <w:r>
@@ -32224,11 +33533,11 @@
       <w:pPr>
         <w:pStyle w:val="Heading2"/>
       </w:pPr>
-      <w:bookmarkStart w:id="56" w:name="_Toc240827769"/>
+      <w:bookmarkStart w:id="57" w:name="_Toc240835918"/>
       <w:r>
         <w:t>6.1 Оголошення змінних</w:t>
       </w:r>
-      <w:bookmarkEnd w:id="56"/>
+      <w:bookmarkEnd w:id="57"/>
     </w:p>
     <w:p>
       <w:pPr>
@@ -32297,7 +33606,7 @@
           <w:noProof/>
         </w:rPr>
         <w:drawing>
-          <wp:inline distT="0" distB="0" distL="0" distR="0" wp14:anchorId="0FAA27E2" wp14:editId="0DC8D010">
+          <wp:inline distT="0" distB="0" distL="0" distR="0" wp14:anchorId="6C482994" wp14:editId="277014B1">
             <wp:extent cx="5601176" cy="1185386"/>
             <wp:effectExtent l="0" t="0" r="0" b="0"/>
             <wp:docPr id="83" name="Picture 83"/>
@@ -32345,7 +33654,7 @@
           <w:noProof/>
         </w:rPr>
         <w:drawing>
-          <wp:inline distT="0" distB="0" distL="0" distR="0" wp14:anchorId="6BE2A9CF" wp14:editId="71996CA6">
+          <wp:inline distT="0" distB="0" distL="0" distR="0" wp14:anchorId="11D6A2F2" wp14:editId="7235CCD1">
             <wp:extent cx="1791652" cy="1103947"/>
             <wp:effectExtent l="0" t="0" r="0" b="0"/>
             <wp:docPr id="84" name="Picture 84"/>
@@ -32653,11 +33962,11 @@
       <w:pPr>
         <w:pStyle w:val="Heading2"/>
       </w:pPr>
-      <w:bookmarkStart w:id="57" w:name="_Toc240827770"/>
+      <w:bookmarkStart w:id="58" w:name="_Toc240835919"/>
       <w:r>
         <w:t>6.2 Іменовані константи</w:t>
       </w:r>
-      <w:bookmarkEnd w:id="57"/>
+      <w:bookmarkEnd w:id="58"/>
     </w:p>
     <w:p>
       <w:pPr>
@@ -32692,7 +34001,7 @@
           <w:noProof/>
         </w:rPr>
         <w:drawing>
-          <wp:inline distT="0" distB="0" distL="0" distR="0" wp14:anchorId="25E9FF49" wp14:editId="1CF36B6A">
+          <wp:inline distT="0" distB="0" distL="0" distR="0" wp14:anchorId="14FF62E4" wp14:editId="24818D23">
             <wp:extent cx="4777740" cy="913924"/>
             <wp:effectExtent l="0" t="0" r="0" b="0"/>
             <wp:docPr id="85" name="Picture 85"/>
@@ -33422,11 +34731,11 @@
       <w:pPr>
         <w:pStyle w:val="Heading2"/>
       </w:pPr>
-      <w:bookmarkStart w:id="58" w:name="_Toc240827771"/>
+      <w:bookmarkStart w:id="59" w:name="_Toc240835920"/>
       <w:r>
         <w:t>6.3 Оголошення типів</w:t>
       </w:r>
-      <w:bookmarkEnd w:id="58"/>
+      <w:bookmarkEnd w:id="59"/>
     </w:p>
     <w:p>
       <w:pPr>
@@ -33461,7 +34770,7 @@
           <w:noProof/>
         </w:rPr>
         <w:drawing>
-          <wp:inline distT="0" distB="0" distL="0" distR="0" wp14:anchorId="416C7775" wp14:editId="792F94F3">
+          <wp:inline distT="0" distB="0" distL="0" distR="0" wp14:anchorId="1910360F" wp14:editId="1DF695B9">
             <wp:extent cx="3682841" cy="1103947"/>
             <wp:effectExtent l="0" t="0" r="0" b="0"/>
             <wp:docPr id="86" name="Picture 86"/>
@@ -33635,11 +34944,11 @@
       <w:pPr>
         <w:pStyle w:val="Heading2"/>
       </w:pPr>
-      <w:bookmarkStart w:id="59" w:name="_Toc240827772"/>
+      <w:bookmarkStart w:id="60" w:name="_Toc240835921"/>
       <w:r>
         <w:t>6.4 Оголошення функцій</w:t>
       </w:r>
-      <w:bookmarkEnd w:id="59"/>
+      <w:bookmarkEnd w:id="60"/>
     </w:p>
     <w:p>
       <w:r>
@@ -33723,7 +35032,7 @@
           <w:noProof/>
         </w:rPr>
         <w:drawing>
-          <wp:inline distT="0" distB="0" distL="0" distR="0" wp14:anchorId="31721920" wp14:editId="013ABB5E">
+          <wp:inline distT="0" distB="0" distL="0" distR="0" wp14:anchorId="17DA9D7F" wp14:editId="38D8C8F6">
             <wp:extent cx="5940000" cy="906254"/>
             <wp:effectExtent l="0" t="0" r="0" b="0"/>
             <wp:docPr id="87" name="Picture 87"/>
@@ -33771,7 +35080,7 @@
           <w:noProof/>
         </w:rPr>
         <w:drawing>
-          <wp:inline distT="0" distB="0" distL="0" distR="0" wp14:anchorId="4532B75A" wp14:editId="45B0C5FF">
+          <wp:inline distT="0" distB="0" distL="0" distR="0" wp14:anchorId="6FA24534" wp14:editId="3F45D2CD">
             <wp:extent cx="2180748" cy="1103947"/>
             <wp:effectExtent l="0" t="0" r="0" b="0"/>
             <wp:docPr id="88" name="Picture 88"/>
@@ -33819,7 +35128,7 @@
           <w:noProof/>
         </w:rPr>
         <w:drawing>
-          <wp:inline distT="0" distB="0" distL="0" distR="0" wp14:anchorId="29A8A5D3" wp14:editId="45EE4F7E">
+          <wp:inline distT="0" distB="0" distL="0" distR="0" wp14:anchorId="74B4E680" wp14:editId="5AFBA925">
             <wp:extent cx="2977038" cy="832485"/>
             <wp:effectExtent l="0" t="0" r="0" b="0"/>
             <wp:docPr id="89" name="Picture 89"/>
@@ -34103,11 +35412,11 @@
       <w:pPr>
         <w:pStyle w:val="Heading2"/>
       </w:pPr>
-      <w:bookmarkStart w:id="60" w:name="_Toc240827773"/>
+      <w:bookmarkStart w:id="61" w:name="_Toc240835922"/>
       <w:r>
         <w:t>6.5 Області видимості</w:t>
       </w:r>
-      <w:bookmarkEnd w:id="60"/>
+      <w:bookmarkEnd w:id="61"/>
     </w:p>
     <w:p>
       <w:r>
@@ -34450,11 +35759,11 @@
       <w:pPr>
         <w:pStyle w:val="Heading2"/>
       </w:pPr>
-      <w:bookmarkStart w:id="61" w:name="_Toc240827774"/>
+      <w:bookmarkStart w:id="62" w:name="_Toc240835923"/>
       <w:r>
         <w:t>6.6 Час життя та керування пам'яттю</w:t>
       </w:r>
-      <w:bookmarkEnd w:id="61"/>
+      <w:bookmarkEnd w:id="62"/>
     </w:p>
     <w:p>
       <w:r>
@@ -34551,21 +35860,21 @@
       <w:pPr>
         <w:pStyle w:val="Heading1"/>
       </w:pPr>
-      <w:bookmarkStart w:id="62" w:name="_Toc240827775"/>
+      <w:bookmarkStart w:id="63" w:name="_Toc240835924"/>
       <w:r>
         <w:t>7 Структура програми</w:t>
       </w:r>
-      <w:bookmarkEnd w:id="62"/>
+      <w:bookmarkEnd w:id="63"/>
     </w:p>
     <w:p>
       <w:pPr>
         <w:pStyle w:val="Heading2"/>
       </w:pPr>
-      <w:bookmarkStart w:id="63" w:name="_Toc240827776"/>
+      <w:bookmarkStart w:id="64" w:name="_Toc240835925"/>
       <w:r>
         <w:t>7.1 Файл програми, пакет та імпорт</w:t>
       </w:r>
-      <w:bookmarkEnd w:id="63"/>
+      <w:bookmarkEnd w:id="64"/>
     </w:p>
     <w:p>
       <w:r>
@@ -34666,7 +35975,7 @@
           <w:noProof/>
         </w:rPr>
         <w:drawing>
-          <wp:inline distT="0" distB="0" distL="0" distR="0" wp14:anchorId="626C6552" wp14:editId="7377DEBE">
+          <wp:inline distT="0" distB="0" distL="0" distR="0" wp14:anchorId="0394D8F8" wp14:editId="0054647C">
             <wp:extent cx="5718810" cy="1185386"/>
             <wp:effectExtent l="0" t="0" r="0" b="0"/>
             <wp:docPr id="90" name="Picture 90"/>
@@ -34714,7 +36023,7 @@
           <w:noProof/>
         </w:rPr>
         <w:drawing>
-          <wp:inline distT="0" distB="0" distL="0" distR="0" wp14:anchorId="58A904B3" wp14:editId="67263399">
+          <wp:inline distT="0" distB="0" distL="0" distR="0" wp14:anchorId="409F99FA" wp14:editId="45E2D6C0">
             <wp:extent cx="2515552" cy="832485"/>
             <wp:effectExtent l="0" t="0" r="0" b="0"/>
             <wp:docPr id="91" name="Picture 91"/>
@@ -34762,7 +36071,7 @@
           <w:noProof/>
         </w:rPr>
         <w:drawing>
-          <wp:inline distT="0" distB="0" distL="0" distR="0" wp14:anchorId="3F9655FD" wp14:editId="056DA9D9">
+          <wp:inline distT="0" distB="0" distL="0" distR="0" wp14:anchorId="2A555E31" wp14:editId="280B3A7F">
             <wp:extent cx="2741771" cy="832485"/>
             <wp:effectExtent l="0" t="0" r="0" b="0"/>
             <wp:docPr id="92" name="Picture 92"/>
@@ -34810,7 +36119,7 @@
           <w:noProof/>
         </w:rPr>
         <w:drawing>
-          <wp:inline distT="0" distB="0" distL="0" distR="0" wp14:anchorId="5B19A2A0" wp14:editId="0180C831">
+          <wp:inline distT="0" distB="0" distL="0" distR="0" wp14:anchorId="51CFD28F" wp14:editId="2CCD892C">
             <wp:extent cx="2099309" cy="1646872"/>
             <wp:effectExtent l="0" t="0" r="0" b="0"/>
             <wp:docPr id="93" name="Picture 93"/>
@@ -35046,11 +36355,11 @@
       <w:pPr>
         <w:pStyle w:val="Heading2"/>
       </w:pPr>
-      <w:bookmarkStart w:id="64" w:name="_Toc240827777"/>
+      <w:bookmarkStart w:id="65" w:name="_Toc240835926"/>
       <w:r>
         <w:t>7.2 Функція main і модель виконання</w:t>
       </w:r>
-      <w:bookmarkEnd w:id="64"/>
+      <w:bookmarkEnd w:id="65"/>
     </w:p>
     <w:p>
       <w:r>
@@ -35134,18 +36443,36 @@
     </w:p>
     <w:p>
       <w:r>
-        <w:t>Якщо під час виконання виникає помилка (розд. 7.4), програма негайно завершується з кодом 2, а повідомлення про помилку записується в стандартний потік помилок. Дані, виведені до помилки, зберігаються.</w:t>
+        <w:t xml:space="preserve">Виконання програми </w:t>
+      </w:r>
+      <w:r>
+        <w:rPr>
+          <w:b/>
+        </w:rPr>
+        <w:t>завершується нормально</w:t>
+      </w:r>
+      <w:r>
+        <w:t xml:space="preserve"> тоді і тільки тоді, коли нормально завершується виконання кожної її інструкції, тобто коли під час виконання не виявлено жодної помилки. Якщо виконання інструкції завершується помилкою (розд. 7.4), програма </w:t>
+      </w:r>
+      <w:r>
+        <w:rPr>
+          <w:b/>
+        </w:rPr>
+        <w:t>завершується аварійно</w:t>
+      </w:r>
+      <w:r>
+        <w:t>: виконання негайно припиняється з кодом завершення 2, а повідомлення про помилку записується в стандартний потік помилок. Дані, виведені до помилки, зберігаються.</w:t>
       </w:r>
     </w:p>
     <w:p>
       <w:pPr>
         <w:pStyle w:val="Heading2"/>
       </w:pPr>
-      <w:bookmarkStart w:id="65" w:name="_Toc240827778"/>
+      <w:bookmarkStart w:id="66" w:name="_Toc240835927"/>
       <w:r>
         <w:t>7.3 Помилки трансляції</w:t>
       </w:r>
-      <w:bookmarkEnd w:id="65"/>
+      <w:bookmarkEnd w:id="66"/>
     </w:p>
     <w:p>
       <w:r>
@@ -36168,11 +37495,11 @@
       <w:pPr>
         <w:pStyle w:val="Heading2"/>
       </w:pPr>
-      <w:bookmarkStart w:id="66" w:name="_Toc240827779"/>
+      <w:bookmarkStart w:id="67" w:name="_Toc240835928"/>
       <w:r>
         <w:t>7.4 Помилки часу виконання</w:t>
       </w:r>
-      <w:bookmarkEnd w:id="66"/>
+      <w:bookmarkEnd w:id="67"/>
     </w:p>
     <w:p>
       <w:r>
@@ -37062,21 +38389,21 @@
       <w:pPr>
         <w:pStyle w:val="Heading1"/>
       </w:pPr>
-      <w:bookmarkStart w:id="67" w:name="_Toc240827780"/>
+      <w:bookmarkStart w:id="68" w:name="_Toc240835929"/>
       <w:r>
         <w:t>8 Властивості граматики</w:t>
       </w:r>
-      <w:bookmarkEnd w:id="67"/>
+      <w:bookmarkEnd w:id="68"/>
     </w:p>
     <w:p>
       <w:pPr>
         <w:pStyle w:val="Heading2"/>
       </w:pPr>
-      <w:bookmarkStart w:id="68" w:name="_Toc240827781"/>
+      <w:bookmarkStart w:id="69" w:name="_Toc240835930"/>
       <w:r>
         <w:t>8.1 Кількісні характеристики</w:t>
       </w:r>
-      <w:bookmarkEnd w:id="68"/>
+      <w:bookmarkEnd w:id="69"/>
     </w:p>
     <w:p>
       <w:r>
@@ -37457,7 +38784,7 @@
               <w:rPr>
                 <w:sz w:val="24"/>
               </w:rPr>
-              <w:t>Клас за Хомським</w:t>
+              <w:t>Клас мови</w:t>
             </w:r>
           </w:p>
         </w:tc>
@@ -37475,7 +38802,7 @@
               <w:rPr>
                 <w:sz w:val="24"/>
               </w:rPr>
-              <w:t>тип 2 (контекстно вільна), LL(1)</w:t>
+              <w:t>контекстно вільна (тип 2), LL(1)</w:t>
             </w:r>
           </w:p>
         </w:tc>
@@ -37493,7 +38820,7 @@
               <w:rPr>
                 <w:sz w:val="24"/>
               </w:rPr>
-              <w:t>тип 2; задає регулярні множини</w:t>
+              <w:t>регулярна (тип 3); ДСА</w:t>
             </w:r>
           </w:p>
         </w:tc>
@@ -37563,11 +38890,11 @@
       <w:pPr>
         <w:pStyle w:val="Heading2"/>
       </w:pPr>
-      <w:bookmarkStart w:id="69" w:name="_Toc240827782"/>
+      <w:bookmarkStart w:id="70" w:name="_Toc240835931"/>
       <w:r>
         <w:t>8.2 Трансформація граматики</w:t>
       </w:r>
-      <w:bookmarkEnd w:id="69"/>
+      <w:bookmarkEnd w:id="70"/>
     </w:p>
     <w:p>
       <w:r>
@@ -37916,11 +39243,11 @@
       <w:pPr>
         <w:pStyle w:val="Heading2"/>
       </w:pPr>
-      <w:bookmarkStart w:id="70" w:name="_Toc240827783"/>
+      <w:bookmarkStart w:id="71" w:name="_Toc240835932"/>
       <w:r>
         <w:t>8.3 Автоматична перевірка граматики</w:t>
       </w:r>
-      <w:bookmarkEnd w:id="70"/>
+      <w:bookmarkEnd w:id="71"/>
     </w:p>
     <w:p>
       <w:r>
@@ -39062,11 +40389,11 @@
       <w:pPr>
         <w:pStyle w:val="Heading2"/>
       </w:pPr>
-      <w:bookmarkStart w:id="71" w:name="_Toc240827784"/>
+      <w:bookmarkStart w:id="72" w:name="_Toc240835933"/>
       <w:r>
         <w:t>8.4 Граматика та контекстні умови</w:t>
       </w:r>
-      <w:bookmarkEnd w:id="71"/>
+      <w:bookmarkEnd w:id="72"/>
     </w:p>
     <w:p>
       <w:r>
@@ -39753,11 +41080,11 @@
       <w:pPr>
         <w:pStyle w:val="Heading1"/>
       </w:pPr>
-      <w:bookmarkStart w:id="72" w:name="_Toc240827785"/>
+      <w:bookmarkStart w:id="73" w:name="_Toc240835934"/>
       <w:r>
         <w:t>9 Приклади програм</w:t>
       </w:r>
-      <w:bookmarkEnd w:id="72"/>
+      <w:bookmarkEnd w:id="73"/>
     </w:p>
     <w:p>
       <w:r>
@@ -39778,11 +41105,11 @@
       <w:pPr>
         <w:pStyle w:val="Heading2"/>
       </w:pPr>
-      <w:bookmarkStart w:id="73" w:name="_Toc240827786"/>
+      <w:bookmarkStart w:id="74" w:name="_Toc240835935"/>
       <w:r>
         <w:t>9.1 Базовий приклад</w:t>
       </w:r>
-      <w:bookmarkEnd w:id="73"/>
+      <w:bookmarkEnd w:id="74"/>
     </w:p>
     <w:p>
       <w:r>
@@ -42007,11 +43334,11 @@
       <w:pPr>
         <w:pStyle w:val="Heading2"/>
       </w:pPr>
-      <w:bookmarkStart w:id="74" w:name="_Toc240827787"/>
+      <w:bookmarkStart w:id="75" w:name="_Toc240835936"/>
       <w:r>
         <w:t>9.2 Типи та приведення</w:t>
       </w:r>
-      <w:bookmarkEnd w:id="74"/>
+      <w:bookmarkEnd w:id="75"/>
     </w:p>
     <w:p>
       <w:pPr>
@@ -42436,11 +43763,11 @@
       <w:pPr>
         <w:pStyle w:val="Heading2"/>
       </w:pPr>
-      <w:bookmarkStart w:id="75" w:name="_Toc240827788"/>
+      <w:bookmarkStart w:id="76" w:name="_Toc240835937"/>
       <w:r>
         <w:t>9.3 Розгалуження</w:t>
       </w:r>
-      <w:bookmarkEnd w:id="75"/>
+      <w:bookmarkEnd w:id="76"/>
     </w:p>
     <w:p>
       <w:pPr>
@@ -42965,11 +44292,11 @@
       <w:pPr>
         <w:pStyle w:val="Heading2"/>
       </w:pPr>
-      <w:bookmarkStart w:id="76" w:name="_Toc240827789"/>
+      <w:bookmarkStart w:id="77" w:name="_Toc240835938"/>
       <w:r>
         <w:t>9.4 Цикли</w:t>
       </w:r>
-      <w:bookmarkEnd w:id="76"/>
+      <w:bookmarkEnd w:id="77"/>
     </w:p>
     <w:p>
       <w:pPr>
@@ -43828,11 +45155,11 @@
       <w:pPr>
         <w:pStyle w:val="Heading2"/>
       </w:pPr>
-      <w:bookmarkStart w:id="77" w:name="_Toc240827790"/>
+      <w:bookmarkStart w:id="78" w:name="_Toc240835939"/>
       <w:r>
         <w:t>9.5 Функції та рекурсія</w:t>
       </w:r>
-      <w:bookmarkEnd w:id="77"/>
+      <w:bookmarkEnd w:id="78"/>
     </w:p>
     <w:p>
       <w:pPr>
@@ -44602,11 +45929,11 @@
       <w:pPr>
         <w:pStyle w:val="Heading2"/>
       </w:pPr>
-      <w:bookmarkStart w:id="78" w:name="_Toc240827791"/>
+      <w:bookmarkStart w:id="79" w:name="_Toc240835940"/>
       <w:r>
         <w:t>9.6 Передача параметрів за посиланням</w:t>
       </w:r>
-      <w:bookmarkEnd w:id="78"/>
+      <w:bookmarkEnd w:id="79"/>
     </w:p>
     <w:p>
       <w:pPr>
@@ -45386,11 +46713,11 @@
       <w:pPr>
         <w:pStyle w:val="Heading2"/>
       </w:pPr>
-      <w:bookmarkStart w:id="79" w:name="_Toc240827792"/>
+      <w:bookmarkStart w:id="80" w:name="_Toc240835941"/>
       <w:r>
         <w:t>9.7 Масиви та структури</w:t>
       </w:r>
-      <w:bookmarkEnd w:id="79"/>
+      <w:bookmarkEnd w:id="80"/>
     </w:p>
     <w:p>
       <w:pPr>
@@ -46352,11 +47679,11 @@
       <w:pPr>
         <w:pStyle w:val="Heading2"/>
       </w:pPr>
-      <w:bookmarkStart w:id="80" w:name="_Toc240827793"/>
+      <w:bookmarkStart w:id="81" w:name="_Toc240835942"/>
       <w:r>
         <w:t>9.8 Області видимості та затінення</w:t>
       </w:r>
-      <w:bookmarkEnd w:id="80"/>
+      <w:bookmarkEnd w:id="81"/>
     </w:p>
     <w:p>
       <w:pPr>
@@ -47102,11 +48429,11 @@
       <w:pPr>
         <w:pStyle w:val="Heading2"/>
       </w:pPr>
-      <w:bookmarkStart w:id="81" w:name="_Toc240827794"/>
+      <w:bookmarkStart w:id="82" w:name="_Toc240835943"/>
       <w:r>
         <w:t>9.9 Помилки часу виконання</w:t>
       </w:r>
-      <w:bookmarkEnd w:id="81"/>
+      <w:bookmarkEnd w:id="82"/>
     </w:p>
     <w:p>
       <w:pPr>
@@ -47636,11 +48963,11 @@
       <w:pPr>
         <w:pStyle w:val="Heading2"/>
       </w:pPr>
-      <w:bookmarkStart w:id="82" w:name="_Toc240827795"/>
+      <w:bookmarkStart w:id="83" w:name="_Toc240835944"/>
       <w:r>
         <w:t>9.10 Некоректні програми</w:t>
       </w:r>
-      <w:bookmarkEnd w:id="82"/>
+      <w:bookmarkEnd w:id="83"/>
     </w:p>
     <w:p>
       <w:pPr>
@@ -48602,11 +49929,11 @@
       <w:pPr>
         <w:pStyle w:val="Heading1"/>
       </w:pPr>
-      <w:bookmarkStart w:id="83" w:name="_Toc240827796"/>
+      <w:bookmarkStart w:id="84" w:name="_Toc240835945"/>
       <w:r>
         <w:t>Перелік посилань</w:t>
       </w:r>
-      <w:bookmarkEnd w:id="83"/>
+      <w:bookmarkEnd w:id="84"/>
     </w:p>
     <w:p>
       <w:pPr>
@@ -48712,11 +50039,11 @@
       <w:pPr>
         <w:pStyle w:val="Heading1"/>
       </w:pPr>
-      <w:bookmarkStart w:id="84" w:name="_Toc240827797"/>
+      <w:bookmarkStart w:id="85" w:name="_Toc240835946"/>
       <w:r>
         <w:t>10 Повна граматика мови</w:t>
       </w:r>
-      <w:bookmarkEnd w:id="84"/>
+      <w:bookmarkEnd w:id="85"/>
     </w:p>
     <w:p>
       <w:r>
@@ -51205,31 +52532,31 @@
       </w:rPr>
     </w:lvl>
   </w:abstractNum>
-  <w:num w:numId="1" w16cid:durableId="1006051792">
+  <w:num w:numId="1" w16cid:durableId="636684265">
     <w:abstractNumId w:val="8"/>
   </w:num>
-  <w:num w:numId="2" w16cid:durableId="1176652497">
+  <w:num w:numId="2" w16cid:durableId="223564070">
     <w:abstractNumId w:val="6"/>
   </w:num>
-  <w:num w:numId="3" w16cid:durableId="410393521">
+  <w:num w:numId="3" w16cid:durableId="443572695">
     <w:abstractNumId w:val="5"/>
   </w:num>
-  <w:num w:numId="4" w16cid:durableId="88671072">
+  <w:num w:numId="4" w16cid:durableId="412167191">
     <w:abstractNumId w:val="4"/>
   </w:num>
-  <w:num w:numId="5" w16cid:durableId="1892184757">
+  <w:num w:numId="5" w16cid:durableId="22899345">
     <w:abstractNumId w:val="7"/>
   </w:num>
-  <w:num w:numId="6" w16cid:durableId="1066034305">
+  <w:num w:numId="6" w16cid:durableId="121506096">
     <w:abstractNumId w:val="3"/>
   </w:num>
-  <w:num w:numId="7" w16cid:durableId="1163159215">
+  <w:num w:numId="7" w16cid:durableId="317422073">
     <w:abstractNumId w:val="2"/>
   </w:num>
-  <w:num w:numId="8" w16cid:durableId="1530676581">
+  <w:num w:numId="8" w16cid:durableId="589702643">
     <w:abstractNumId w:val="1"/>
   </w:num>
-  <w:num w:numId="9" w16cid:durableId="444465414">
+  <w:num w:numId="9" w16cid:durableId="1713459231">
     <w:abstractNumId w:val="0"/>
   </w:num>
 </w:numbering>
@@ -62631,7 +63958,7 @@
     <w:autoRedefine/>
     <w:uiPriority w:val="39"/>
     <w:unhideWhenUsed/>
-    <w:rsid w:val="00011F3B"/>
+    <w:rsid w:val="003E1E98"/>
     <w:pPr>
       <w:spacing w:after="100"/>
     </w:pPr>
@@ -62643,7 +63970,7 @@
     <w:autoRedefine/>
     <w:uiPriority w:val="39"/>
     <w:unhideWhenUsed/>
-    <w:rsid w:val="00011F3B"/>
+    <w:rsid w:val="003E1E98"/>
     <w:pPr>
       <w:spacing w:after="100"/>
       <w:ind w:left="280"/>
@@ -62656,7 +63983,7 @@
     <w:autoRedefine/>
     <w:uiPriority w:val="39"/>
     <w:unhideWhenUsed/>
-    <w:rsid w:val="00011F3B"/>
+    <w:rsid w:val="003E1E98"/>
     <w:pPr>
       <w:spacing w:after="100"/>
       <w:ind w:left="560"/>
@@ -62667,7 +63994,7 @@
     <w:basedOn w:val="DefaultParagraphFont"/>
     <w:uiPriority w:val="99"/>
     <w:unhideWhenUsed/>
-    <w:rsid w:val="00011F3B"/>
+    <w:rsid w:val="003E1E98"/>
     <w:rPr>
       <w:color w:val="0000FF" w:themeColor="hyperlink"/>
       <w:u w:val="single"/>
